--- a/LLDD/word/BE/LLDD-BE-Data-Migration-Cutover.docx
+++ b/LLDD/word/BE/LLDD-BE-Data-Migration-Cutover.docx
@@ -492,7 +492,7 @@
                 <w:rFonts w:ascii="Arial" w:hAnsi="Arial" w:eastAsia="Arial" w:cs="Tahoma"/>
                 <w:sz w:val="18"/>
               </w:rPr>
-              <w:t>Aphiwit &lt;Bank&gt; Khammoon</w:t>
+              <w:t>Tunyatorn &lt;Vava&gt; Kiatkongphongsa</w:t>
             </w:r>
           </w:p>
         </w:tc>
@@ -2659,7 +2659,134 @@
                 <w:rFonts w:ascii="Arial" w:hAnsi="Arial" w:eastAsia="Arial" w:cs="Tahoma"/>
                 <w:sz w:val="18"/>
               </w:rPr>
-              <w:t xml:space="preserve"> ทำ distinct เข้า sgi_impacted_stores · ที่เหลือเป็นคู่ร้าน</w:t>
+              <w:t xml:space="preserve"> ทำ distinct เข้า sgi_impacted_stores · ที่เหลือเป็นคู่ร้าน · </w:t>
+            </w:r>
+            <w:r>
+              <w:rPr>
+                <w:rFonts w:ascii="Arial" w:hAnsi="Arial" w:eastAsia="Arial" w:cs="Tahoma"/>
+                <w:b/>
+                <w:sz w:val="18"/>
+              </w:rPr>
+              <w:t>คอลัมน์ที่รับเข้าโครง 2026-09-02</w:t>
+            </w:r>
+            <w:r>
+              <w:rPr>
+                <w:rFonts w:ascii="Arial" w:hAnsi="Arial" w:eastAsia="Arial" w:cs="Tahoma"/>
+                <w:sz w:val="18"/>
+              </w:rPr>
+              <w:t xml:space="preserve">: </w:t>
+            </w:r>
+            <w:r>
+              <w:rPr>
+                <w:rFonts w:ascii="Courier New" w:hAnsi="Courier New" w:eastAsia="Courier New" w:cs="Tahoma"/>
+                <w:sz w:val="18"/>
+              </w:rPr>
+              <w:t>FLAG_VERIFY -&gt; verify_status</w:t>
+            </w:r>
+            <w:r>
+              <w:rPr>
+                <w:rFonts w:ascii="Arial" w:hAnsi="Arial" w:eastAsia="Arial" w:cs="Tahoma"/>
+                <w:sz w:val="18"/>
+              </w:rPr>
+              <w:t xml:space="preserve"> (W/P/N ตรงตัว) · </w:t>
+            </w:r>
+            <w:r>
+              <w:rPr>
+                <w:rFonts w:ascii="Courier New" w:hAnsi="Courier New" w:eastAsia="Courier New" w:cs="Tahoma"/>
+                <w:sz w:val="18"/>
+              </w:rPr>
+              <w:t>CREATE_BY -&gt; created_by</w:t>
+            </w:r>
+            <w:r>
+              <w:rPr>
+                <w:rFonts w:ascii="Arial" w:hAnsi="Arial" w:eastAsia="Arial" w:cs="Tahoma"/>
+                <w:sz w:val="18"/>
+              </w:rPr>
+              <w:t xml:space="preserve"> / </w:t>
+            </w:r>
+            <w:r>
+              <w:rPr>
+                <w:rFonts w:ascii="Courier New" w:hAnsi="Courier New" w:eastAsia="Courier New" w:cs="Tahoma"/>
+                <w:sz w:val="18"/>
+              </w:rPr>
+              <w:t>UPDATE_BY -&gt; updated_by</w:t>
+            </w:r>
+            <w:r>
+              <w:rPr>
+                <w:rFonts w:ascii="Arial" w:hAnsi="Arial" w:eastAsia="Arial" w:cs="Tahoma"/>
+                <w:sz w:val="18"/>
+              </w:rPr>
+              <w:t xml:space="preserve"> (โดเมน </w:t>
+            </w:r>
+            <w:r>
+              <w:rPr>
+                <w:rFonts w:ascii="Courier New" w:hAnsi="Courier New" w:eastAsia="Courier New" w:cs="Tahoma"/>
+                <w:sz w:val="18"/>
+              </w:rPr>
+              <w:t>ALM</w:t>
+            </w:r>
+            <w:r>
+              <w:rPr>
+                <w:rFonts w:ascii="Arial" w:hAnsi="Arial" w:eastAsia="Arial" w:cs="Tahoma"/>
+                <w:sz w:val="18"/>
+              </w:rPr>
+              <w:t>/</w:t>
+            </w:r>
+            <w:r>
+              <w:rPr>
+                <w:rFonts w:ascii="Courier New" w:hAnsi="Courier New" w:eastAsia="Courier New" w:cs="Tahoma"/>
+                <w:sz w:val="18"/>
+              </w:rPr>
+              <w:t>STA</w:t>
+            </w:r>
+            <w:r>
+              <w:rPr>
+                <w:rFonts w:ascii="Arial" w:hAnsi="Arial" w:eastAsia="Arial" w:cs="Tahoma"/>
+                <w:sz w:val="18"/>
+              </w:rPr>
+              <w:t>/</w:t>
+            </w:r>
+            <w:r>
+              <w:rPr>
+                <w:rFonts w:ascii="Courier New" w:hAnsi="Courier New" w:eastAsia="Courier New" w:cs="Tahoma"/>
+                <w:sz w:val="18"/>
+              </w:rPr>
+              <w:t>USER</w:t>
+            </w:r>
+            <w:r>
+              <w:rPr>
+                <w:rFonts w:ascii="Arial" w:hAnsi="Arial" w:eastAsia="Arial" w:cs="Tahoma"/>
+                <w:sz w:val="18"/>
+              </w:rPr>
+              <w:t xml:space="preserve"> — ค่าอื่นในข้อมูลเดิมต้อง map เป็น </w:t>
+            </w:r>
+            <w:r>
+              <w:rPr>
+                <w:rFonts w:ascii="Courier New" w:hAnsi="Courier New" w:eastAsia="Courier New" w:cs="Tahoma"/>
+                <w:sz w:val="18"/>
+              </w:rPr>
+              <w:t>USER</w:t>
+            </w:r>
+            <w:r>
+              <w:rPr>
+                <w:rFonts w:ascii="Arial" w:hAnsi="Arial" w:eastAsia="Arial" w:cs="Tahoma"/>
+                <w:sz w:val="18"/>
+              </w:rPr>
+              <w:t xml:space="preserve"> และรายงานจำนวน) · </w:t>
+            </w:r>
+            <w:r>
+              <w:rPr>
+                <w:rFonts w:ascii="Courier New" w:hAnsi="Courier New" w:eastAsia="Courier New" w:cs="Tahoma"/>
+                <w:sz w:val="18"/>
+              </w:rPr>
+              <w:t>CREATE_DATE -&gt; created_at</w:t>
+            </w:r>
+            <w:r>
+              <w:rPr>
+                <w:rFonts w:ascii="Arial" w:hAnsi="Arial" w:eastAsia="Arial" w:cs="Tahoma"/>
+                <w:sz w:val="18"/>
+              </w:rPr>
+              <w:t xml:space="preserve"> (กฎ "ตัดทิ้งเมื่อเก่ากว่า 12 เดือน" ของ Job 2 อ้างคอลัมน์นี้ — ห้ามใส่ค่า sysdate ตอน migrate ไม่งั้นแถวเก่าจะไม่ถูกตัดทิ้ง)</w:t>
             </w:r>
           </w:p>
         </w:tc>
@@ -2821,7 +2948,7 @@
                 <w:rFonts w:ascii="Arial" w:hAnsi="Arial" w:eastAsia="Arial" w:cs="Tahoma"/>
                 <w:sz w:val="18"/>
               </w:rPr>
-              <w:t xml:space="preserve"> — เป็น input ของ Job 8b เคส ③</w:t>
+              <w:t xml:space="preserve"> — เป็น input ของ Job 8b ชั้นที่ 2 ของเคส ② ต่อเนื่อง</w:t>
             </w:r>
           </w:p>
         </w:tc>
@@ -4551,6 +4678,391 @@
                 <w:sz w:val="18"/>
               </w:rPr>
               <w:t>กฎที่ต้องใช้</w:t>
+            </w:r>
+          </w:p>
+        </w:tc>
+      </w:tr>
+      <w:tr>
+        <w:trPr>
+          <w:cantSplit/>
+        </w:trPr>
+        <w:tc>
+          <w:tcPr>
+            <w:tcW w:type="dxa" w:w="3360"/>
+            <w:vAlign w:val="center"/>
+          </w:tcPr>
+          <w:p>
+            <w:pPr>
+              <w:keepLines/>
+              <w:spacing w:after="0"/>
+            </w:pPr>
+            <w:r>
+              <w:rPr>
+                <w:rFonts w:ascii="Arial" w:hAnsi="Arial" w:eastAsia="Arial" w:cs="Tahoma"/>
+                <w:sz w:val="18"/>
+              </w:rPr>
+            </w:r>
+            <w:r>
+              <w:rPr>
+                <w:rFonts w:ascii="Arial" w:hAnsi="Arial" w:eastAsia="Arial" w:cs="Tahoma"/>
+                <w:b/>
+                <w:sz w:val="18"/>
+              </w:rPr>
+              <w:t>ค่าที่ติด CHECK constraint</w:t>
+            </w:r>
+          </w:p>
+        </w:tc>
+        <w:tc>
+          <w:tcPr>
+            <w:tcW w:type="dxa" w:w="3360"/>
+            <w:vAlign w:val="center"/>
+          </w:tcPr>
+          <w:p>
+            <w:pPr>
+              <w:keepLines/>
+              <w:spacing w:after="0"/>
+            </w:pPr>
+            <w:r>
+              <w:rPr>
+                <w:rFonts w:ascii="Arial" w:hAnsi="Arial" w:eastAsia="Arial" w:cs="Tahoma"/>
+                <w:sz w:val="18"/>
+              </w:rPr>
+            </w:r>
+            <w:r>
+              <w:rPr>
+                <w:rFonts w:ascii="Arial" w:hAnsi="Arial" w:eastAsia="Arial" w:cs="Tahoma"/>
+                <w:b/>
+                <w:sz w:val="18"/>
+              </w:rPr>
+              <w:t>load ล้มทั้ง batch</w:t>
+            </w:r>
+            <w:r>
+              <w:rPr>
+                <w:rFonts w:ascii="Arial" w:hAnsi="Arial" w:eastAsia="Arial" w:cs="Tahoma"/>
+                <w:sz w:val="18"/>
+              </w:rPr>
+              <w:t xml:space="preserve"> — DDL มี </w:t>
+            </w:r>
+            <w:r>
+              <w:rPr>
+                <w:rFonts w:ascii="Courier New" w:hAnsi="Courier New" w:eastAsia="Courier New" w:cs="Tahoma"/>
+                <w:sz w:val="18"/>
+              </w:rPr>
+              <w:t>CHECK</w:t>
+            </w:r>
+            <w:r>
+              <w:rPr>
+                <w:rFonts w:ascii="Arial" w:hAnsi="Arial" w:eastAsia="Arial" w:cs="Tahoma"/>
+                <w:sz w:val="18"/>
+              </w:rPr>
+              <w:t xml:space="preserve"> 23 จุด ถ้าข้อมูลเดิมมีค่านอกโดเมนแม้แถวเดียว INSERT จะถูกปฏิเสธ</w:t>
+            </w:r>
+          </w:p>
+        </w:tc>
+        <w:tc>
+          <w:tcPr>
+            <w:tcW w:type="dxa" w:w="3360"/>
+            <w:vAlign w:val="center"/>
+          </w:tcPr>
+          <w:p>
+            <w:pPr>
+              <w:keepLines/>
+              <w:spacing w:after="0"/>
+            </w:pPr>
+            <w:r>
+              <w:rPr>
+                <w:rFonts w:ascii="Arial" w:hAnsi="Arial" w:eastAsia="Arial" w:cs="Tahoma"/>
+                <w:sz w:val="18"/>
+              </w:rPr>
+            </w:r>
+            <w:r>
+              <w:rPr>
+                <w:rFonts w:ascii="Arial" w:hAnsi="Arial" w:eastAsia="Arial" w:cs="Tahoma"/>
+                <w:b/>
+                <w:sz w:val="18"/>
+              </w:rPr>
+              <w:t>profile ค่าจริงของทุกคอลัมน์ที่มี CHECK ก่อน full load</w:t>
+            </w:r>
+            <w:r>
+              <w:rPr>
+                <w:rFonts w:ascii="Arial" w:hAnsi="Arial" w:eastAsia="Arial" w:cs="Tahoma"/>
+                <w:sz w:val="18"/>
+              </w:rPr>
+              <w:t xml:space="preserve"> (</w:t>
+            </w:r>
+            <w:r>
+              <w:rPr>
+                <w:rFonts w:ascii="Courier New" w:hAnsi="Courier New" w:eastAsia="Courier New" w:cs="Tahoma"/>
+                <w:sz w:val="18"/>
+              </w:rPr>
+              <w:t>SELECT DISTINCT col, COUNT(*) ... GROUP BY col</w:t>
+            </w:r>
+            <w:r>
+              <w:rPr>
+                <w:rFonts w:ascii="Arial" w:hAnsi="Arial" w:eastAsia="Arial" w:cs="Tahoma"/>
+                <w:sz w:val="18"/>
+              </w:rPr>
+              <w:t xml:space="preserve">) แล้วเทียบกับโดเมนใน DDL · จุดที่เสี่ยงที่สุด: </w:t>
+            </w:r>
+            <w:r>
+              <w:rPr>
+                <w:rFonts w:ascii="Courier New" w:hAnsi="Courier New" w:eastAsia="Courier New" w:cs="Tahoma"/>
+                <w:sz w:val="18"/>
+              </w:rPr>
+              <w:t>compensate_status</w:t>
+            </w:r>
+            <w:r>
+              <w:rPr>
+                <w:rFonts w:ascii="Arial" w:hAnsi="Arial" w:eastAsia="Arial" w:cs="Tahoma"/>
+                <w:sz w:val="18"/>
+              </w:rPr>
+              <w:t xml:space="preserve"> (</w:t>
+            </w:r>
+            <w:r>
+              <w:rPr>
+                <w:rFonts w:ascii="Courier New" w:hAnsi="Courier New" w:eastAsia="Courier New" w:cs="Tahoma"/>
+                <w:sz w:val="18"/>
+              </w:rPr>
+              <w:t>I/C/A/N/S/Z</w:t>
+            </w:r>
+            <w:r>
+              <w:rPr>
+                <w:rFonts w:ascii="Arial" w:hAnsi="Arial" w:eastAsia="Arial" w:cs="Tahoma"/>
+                <w:sz w:val="18"/>
+              </w:rPr>
+              <w:t xml:space="preserve">) · </w:t>
+            </w:r>
+            <w:r>
+              <w:rPr>
+                <w:rFonts w:ascii="Courier New" w:hAnsi="Courier New" w:eastAsia="Courier New" w:cs="Tahoma"/>
+                <w:sz w:val="18"/>
+              </w:rPr>
+              <w:t>verify_status</w:t>
+            </w:r>
+            <w:r>
+              <w:rPr>
+                <w:rFonts w:ascii="Arial" w:hAnsi="Arial" w:eastAsia="Arial" w:cs="Tahoma"/>
+                <w:sz w:val="18"/>
+              </w:rPr>
+              <w:t xml:space="preserve"> จาก </w:t>
+            </w:r>
+            <w:r>
+              <w:rPr>
+                <w:rFonts w:ascii="Courier New" w:hAnsi="Courier New" w:eastAsia="Courier New" w:cs="Tahoma"/>
+                <w:sz w:val="18"/>
+              </w:rPr>
+              <w:t>FLAG_VERIFY</w:t>
+            </w:r>
+            <w:r>
+              <w:rPr>
+                <w:rFonts w:ascii="Arial" w:hAnsi="Arial" w:eastAsia="Arial" w:cs="Tahoma"/>
+                <w:sz w:val="18"/>
+              </w:rPr>
+              <w:t xml:space="preserve"> (</w:t>
+            </w:r>
+            <w:r>
+              <w:rPr>
+                <w:rFonts w:ascii="Courier New" w:hAnsi="Courier New" w:eastAsia="Courier New" w:cs="Tahoma"/>
+                <w:sz w:val="18"/>
+              </w:rPr>
+              <w:t>W/P/N</w:t>
+            </w:r>
+            <w:r>
+              <w:rPr>
+                <w:rFonts w:ascii="Arial" w:hAnsi="Arial" w:eastAsia="Arial" w:cs="Tahoma"/>
+                <w:sz w:val="18"/>
+              </w:rPr>
+              <w:t xml:space="preserve"> — ⚠️ </w:t>
+            </w:r>
+            <w:r>
+              <w:rPr>
+                <w:rFonts w:ascii="Courier New" w:hAnsi="Courier New" w:eastAsia="Courier New" w:cs="Tahoma"/>
+                <w:sz w:val="18"/>
+              </w:rPr>
+              <w:t>FgiConstant</w:t>
+            </w:r>
+            <w:r>
+              <w:rPr>
+                <w:rFonts w:ascii="Arial" w:hAnsi="Arial" w:eastAsia="Arial" w:cs="Tahoma"/>
+                <w:sz w:val="18"/>
+              </w:rPr>
+              <w:t xml:space="preserve"> ยังมีค่า </w:t>
+            </w:r>
+            <w:r>
+              <w:rPr>
+                <w:rFonts w:ascii="Courier New" w:hAnsi="Courier New" w:eastAsia="Courier New" w:cs="Tahoma"/>
+                <w:sz w:val="18"/>
+              </w:rPr>
+              <w:t>Y</w:t>
+            </w:r>
+            <w:r>
+              <w:rPr>
+                <w:rFonts w:ascii="Arial" w:hAnsi="Arial" w:eastAsia="Arial" w:cs="Tahoma"/>
+                <w:sz w:val="18"/>
+              </w:rPr>
+              <w:t>/</w:t>
+            </w:r>
+            <w:r>
+              <w:rPr>
+                <w:rFonts w:ascii="Courier New" w:hAnsi="Courier New" w:eastAsia="Courier New" w:cs="Tahoma"/>
+                <w:sz w:val="18"/>
+              </w:rPr>
+              <w:t>Z</w:t>
+            </w:r>
+            <w:r>
+              <w:rPr>
+                <w:rFonts w:ascii="Arial" w:hAnsi="Arial" w:eastAsia="Arial" w:cs="Tahoma"/>
+                <w:sz w:val="18"/>
+              </w:rPr>
+              <w:t xml:space="preserve"> ประกาศไว้ ถ้าข้อมูลจริงมีต้องตัดสินว่า map เป็นอะไร) · </w:t>
+            </w:r>
+            <w:r>
+              <w:rPr>
+                <w:rFonts w:ascii="Courier New" w:hAnsi="Courier New" w:eastAsia="Courier New" w:cs="Tahoma"/>
+                <w:sz w:val="18"/>
+              </w:rPr>
+              <w:t>created_by</w:t>
+            </w:r>
+            <w:r>
+              <w:rPr>
+                <w:rFonts w:ascii="Arial" w:hAnsi="Arial" w:eastAsia="Arial" w:cs="Tahoma"/>
+                <w:sz w:val="18"/>
+              </w:rPr>
+              <w:t>/</w:t>
+            </w:r>
+            <w:r>
+              <w:rPr>
+                <w:rFonts w:ascii="Courier New" w:hAnsi="Courier New" w:eastAsia="Courier New" w:cs="Tahoma"/>
+                <w:sz w:val="18"/>
+              </w:rPr>
+              <w:t>updated_by</w:t>
+            </w:r>
+            <w:r>
+              <w:rPr>
+                <w:rFonts w:ascii="Arial" w:hAnsi="Arial" w:eastAsia="Arial" w:cs="Tahoma"/>
+                <w:sz w:val="18"/>
+              </w:rPr>
+              <w:t xml:space="preserve"> จาก </w:t>
+            </w:r>
+            <w:r>
+              <w:rPr>
+                <w:rFonts w:ascii="Courier New" w:hAnsi="Courier New" w:eastAsia="Courier New" w:cs="Tahoma"/>
+                <w:sz w:val="18"/>
+              </w:rPr>
+              <w:t>CREATE_BY</w:t>
+            </w:r>
+            <w:r>
+              <w:rPr>
+                <w:rFonts w:ascii="Arial" w:hAnsi="Arial" w:eastAsia="Arial" w:cs="Tahoma"/>
+                <w:sz w:val="18"/>
+              </w:rPr>
+              <w:t>/</w:t>
+            </w:r>
+            <w:r>
+              <w:rPr>
+                <w:rFonts w:ascii="Courier New" w:hAnsi="Courier New" w:eastAsia="Courier New" w:cs="Tahoma"/>
+                <w:sz w:val="18"/>
+              </w:rPr>
+              <w:t>UPDATE_BY</w:t>
+            </w:r>
+            <w:r>
+              <w:rPr>
+                <w:rFonts w:ascii="Arial" w:hAnsi="Arial" w:eastAsia="Arial" w:cs="Tahoma"/>
+                <w:sz w:val="18"/>
+              </w:rPr>
+              <w:t xml:space="preserve"> (</w:t>
+            </w:r>
+            <w:r>
+              <w:rPr>
+                <w:rFonts w:ascii="Courier New" w:hAnsi="Courier New" w:eastAsia="Courier New" w:cs="Tahoma"/>
+                <w:sz w:val="18"/>
+              </w:rPr>
+              <w:t>ALM/STA/USER</w:t>
+            </w:r>
+            <w:r>
+              <w:rPr>
+                <w:rFonts w:ascii="Arial" w:hAnsi="Arial" w:eastAsia="Arial" w:cs="Tahoma"/>
+                <w:sz w:val="18"/>
+              </w:rPr>
+              <w:t xml:space="preserve"> — ค่าอื่นให้ map เป็น </w:t>
+            </w:r>
+            <w:r>
+              <w:rPr>
+                <w:rFonts w:ascii="Courier New" w:hAnsi="Courier New" w:eastAsia="Courier New" w:cs="Tahoma"/>
+                <w:sz w:val="18"/>
+              </w:rPr>
+              <w:t>USER</w:t>
+            </w:r>
+            <w:r>
+              <w:rPr>
+                <w:rFonts w:ascii="Arial" w:hAnsi="Arial" w:eastAsia="Arial" w:cs="Tahoma"/>
+                <w:sz w:val="18"/>
+              </w:rPr>
+              <w:t xml:space="preserve"> แล้วรายงานจำนวน) · </w:t>
+            </w:r>
+            <w:r>
+              <w:rPr>
+                <w:rFonts w:ascii="Courier New" w:hAnsi="Courier New" w:eastAsia="Courier New" w:cs="Tahoma"/>
+                <w:sz w:val="18"/>
+              </w:rPr>
+              <w:t>flag_action</w:t>
+            </w:r>
+            <w:r>
+              <w:rPr>
+                <w:rFonts w:ascii="Arial" w:hAnsi="Arial" w:eastAsia="Arial" w:cs="Tahoma"/>
+                <w:sz w:val="18"/>
+              </w:rPr>
+              <w:t xml:space="preserve"> (</w:t>
+            </w:r>
+            <w:r>
+              <w:rPr>
+                <w:rFonts w:ascii="Courier New" w:hAnsi="Courier New" w:eastAsia="Courier New" w:cs="Tahoma"/>
+                <w:sz w:val="18"/>
+              </w:rPr>
+              <w:t>Y/W/N</w:t>
+            </w:r>
+            <w:r>
+              <w:rPr>
+                <w:rFonts w:ascii="Arial" w:hAnsi="Arial" w:eastAsia="Arial" w:cs="Tahoma"/>
+                <w:sz w:val="18"/>
+              </w:rPr>
+              <w:t xml:space="preserve">) · </w:t>
+            </w:r>
+            <w:r>
+              <w:rPr>
+                <w:rFonts w:ascii="Courier New" w:hAnsi="Courier New" w:eastAsia="Courier New" w:cs="Tahoma"/>
+                <w:sz w:val="18"/>
+              </w:rPr>
+              <w:t>data_name</w:t>
+            </w:r>
+            <w:r>
+              <w:rPr>
+                <w:rFonts w:ascii="Arial" w:hAnsi="Arial" w:eastAsia="Arial" w:cs="Tahoma"/>
+                <w:sz w:val="18"/>
+              </w:rPr>
+              <w:t xml:space="preserve"> (12 ค่า) · </w:t>
+            </w:r>
+            <w:r>
+              <w:rPr>
+                <w:rFonts w:ascii="Arial" w:hAnsi="Arial" w:eastAsia="Arial" w:cs="Tahoma"/>
+                <w:b/>
+                <w:sz w:val="18"/>
+              </w:rPr>
+              <w:t>ห้ามแก้ด้วยการถอด CHECK ออก</w:t>
+            </w:r>
+            <w:r>
+              <w:rPr>
+                <w:rFonts w:ascii="Arial" w:hAnsi="Arial" w:eastAsia="Arial" w:cs="Tahoma"/>
+                <w:sz w:val="18"/>
+              </w:rPr>
+              <w:t xml:space="preserve"> — ให้แก้ค่าหรือขยายโดเมนอย่างตั้งใจพร้อมอัปเดต </w:t>
+            </w:r>
+            <w:r>
+              <w:rPr>
+                <w:rFonts w:ascii="Courier New" w:hAnsi="Courier New" w:eastAsia="Courier New" w:cs="Tahoma"/>
+                <w:sz w:val="18"/>
+              </w:rPr>
+              <w:t>Database design</w:t>
             </w:r>
           </w:p>
         </w:tc>
@@ -8356,7 +8868,7 @@
         <w:t>เอกสารฉบับนี้ไม่มี endpoint ของตัวเอง</w:t>
       </w:r>
       <w:r>
-        <w:t xml:space="preserve"> — เป็นสัญญา/งานภายในที่เอกสารอื่นเรียกใช้ (ดูขอบเขตใน 5.90 Endpoint Implementation Contract) · รายการ endpoint ทั้ง 29 เส้นของ SGI อยู่ที่ </w:t>
+        <w:t xml:space="preserve"> — เป็นสัญญา/งานภายในที่เอกสารอื่นเรียกใช้ (ดูขอบเขตใน 5.90 Endpoint Implementation Contract) · รายการ endpoint ทั้ง 28 เส้นของ SGI อยู่ที่ </w:t>
       </w:r>
       <w:r>
         <w:rPr>

--- a/LLDD/word/BE/LLDD-BE-Data-Migration-Cutover.docx
+++ b/LLDD/word/BE/LLDD-BE-Data-Migration-Cutover.docx
@@ -1217,7 +1217,7 @@
         <w:keepLines/>
       </w:pPr>
       <w:r>
-        <w:t>Source-to-target mapping ระดับตาราง/คอลัมน์ (ORA FCS_FRN · MSSQL CPA_FRN_FGI -&gt; 20 ตาราง)</w:t>
+        <w:t>Source-to-target mapping ระดับตาราง/คอลัมน์ (ORA FCS_FRN · MSSQL CPA_FRN_FGI -&gt; 21 ตาราง)</w:t>
       </w:r>
     </w:p>
     <w:p>
@@ -2978,7 +2978,7 @@
                 <w:rFonts w:ascii="Arial" w:hAnsi="Arial" w:eastAsia="Arial" w:cs="Tahoma"/>
                 <w:sz w:val="18"/>
               </w:rPr>
-              <w:t>FGI_IMPACT_STORE_SALES</w:t>
+              <w:t>FGI_IMPACT_STORE_INFO</w:t>
             </w:r>
           </w:p>
         </w:tc>
@@ -3028,7 +3028,21 @@
                 <w:rFonts w:ascii="Arial" w:hAnsi="Arial" w:eastAsia="Arial" w:cs="Tahoma"/>
                 <w:sz w:val="18"/>
               </w:rPr>
-              <w:t>sgi_fgi_impact_sales_summaries</w:t>
+              <w:t xml:space="preserve">sgi_compensation_documents (+ </w:t>
+            </w:r>
+            <w:r>
+              <w:rPr>
+                <w:rFonts w:ascii="Courier New" w:hAnsi="Courier New" w:eastAsia="Courier New" w:cs="Tahoma"/>
+                <w:sz w:val="18"/>
+              </w:rPr>
+              <w:t>approver_snapshot</w:t>
+            </w:r>
+            <w:r>
+              <w:rPr>
+                <w:rFonts w:ascii="Arial" w:hAnsi="Arial" w:eastAsia="Arial" w:cs="Tahoma"/>
+                <w:sz w:val="18"/>
+              </w:rPr>
+              <w:t xml:space="preserve"> JSONB)</w:t>
             </w:r>
           </w:p>
         </w:tc>
@@ -3051,9 +3065,46 @@
             <w:r>
               <w:rPr>
                 <w:rFonts w:ascii="Arial" w:hAnsi="Arial" w:eastAsia="Arial" w:cs="Tahoma"/>
-                <w:sz w:val="18"/>
-              </w:rPr>
-              <w:t>key STORECODE_I + MONTH + YEAR</w:t>
+                <w:b/>
+                <w:sz w:val="18"/>
+              </w:rPr>
+              <w:t>ตกหล่นจากตารางนี้จนถึง 2026-09-13</w:t>
+            </w:r>
+            <w:r>
+              <w:rPr>
+                <w:rFonts w:ascii="Arial" w:hAnsi="Arial" w:eastAsia="Arial" w:cs="Tahoma"/>
+                <w:sz w:val="18"/>
+              </w:rPr>
+              <w:t xml:space="preserve"> — ตรวจฐานจริงแล้วมี </w:t>
+            </w:r>
+            <w:r>
+              <w:rPr>
+                <w:rFonts w:ascii="Arial" w:hAnsi="Arial" w:eastAsia="Arial" w:cs="Tahoma"/>
+                <w:b/>
+                <w:sz w:val="18"/>
+              </w:rPr>
+              <w:t>429 แถว</w:t>
+            </w:r>
+            <w:r>
+              <w:rPr>
+                <w:rFonts w:ascii="Arial" w:hAnsi="Arial" w:eastAsia="Arial" w:cs="Tahoma"/>
+                <w:sz w:val="18"/>
+              </w:rPr>
+              <w:t xml:space="preserve"> · เก็บ snapshot ร้านที่ถูกกระทบ + ผู้อนุมัติ ณ เวลาเปิดเอกสาร · เอกสาร </w:t>
+            </w:r>
+            <w:r>
+              <w:rPr>
+                <w:rFonts w:ascii="Courier New" w:hAnsi="Courier New" w:eastAsia="Courier New" w:cs="Tahoma"/>
+                <w:sz w:val="18"/>
+              </w:rPr>
+              <w:t>batchjob/JOB-08</w:t>
+            </w:r>
+            <w:r>
+              <w:rPr>
+                <w:rFonts w:ascii="Arial" w:hAnsi="Arial" w:eastAsia="Arial" w:cs="Tahoma"/>
+                <w:sz w:val="18"/>
+              </w:rPr>
+              <w:t xml:space="preserve"> ระบุปลายทางไว้แล้วแต่ไม่เคยถูกยกมาที่แผน migration</w:t>
             </w:r>
           </w:p>
         </w:tc>
@@ -3083,7 +3134,7 @@
                 <w:rFonts w:ascii="Arial" w:hAnsi="Arial" w:eastAsia="Arial" w:cs="Tahoma"/>
                 <w:sz w:val="18"/>
               </w:rPr>
-              <w:t>FGI_IMPACT_STORE_SALES_TRN</w:t>
+              <w:t>FGI_NEW_STORE_INFO</w:t>
             </w:r>
           </w:p>
         </w:tc>
@@ -3133,7 +3184,7 @@
                 <w:rFonts w:ascii="Arial" w:hAnsi="Arial" w:eastAsia="Arial" w:cs="Tahoma"/>
                 <w:sz w:val="18"/>
               </w:rPr>
-              <w:t>sgi_sales_transactions</w:t>
+              <w:t>sgi_document_new_stores</w:t>
             </w:r>
           </w:p>
         </w:tc>
@@ -3156,9 +3207,46 @@
             <w:r>
               <w:rPr>
                 <w:rFonts w:ascii="Arial" w:hAnsi="Arial" w:eastAsia="Arial" w:cs="Tahoma"/>
-                <w:sz w:val="18"/>
-              </w:rPr>
-              <w:t>4 หน้าต่าง × 15 วัน — ห้ามใช้ fcs_monthly_sales แทน (รายเดือน ย้อนกลับเป็นรายวันไม่ได้)</w:t>
+                <w:b/>
+                <w:sz w:val="18"/>
+              </w:rPr>
+              <w:t>ตกหล่นจากตารางนี้จนถึง 2026-09-13</w:t>
+            </w:r>
+            <w:r>
+              <w:rPr>
+                <w:rFonts w:ascii="Arial" w:hAnsi="Arial" w:eastAsia="Arial" w:cs="Tahoma"/>
+                <w:sz w:val="18"/>
+              </w:rPr>
+              <w:t xml:space="preserve"> — ตรวจฐานจริงแล้วมี </w:t>
+            </w:r>
+            <w:r>
+              <w:rPr>
+                <w:rFonts w:ascii="Arial" w:hAnsi="Arial" w:eastAsia="Arial" w:cs="Tahoma"/>
+                <w:b/>
+                <w:sz w:val="18"/>
+              </w:rPr>
+              <w:t>492 แถว</w:t>
+            </w:r>
+            <w:r>
+              <w:rPr>
+                <w:rFonts w:ascii="Arial" w:hAnsi="Arial" w:eastAsia="Arial" w:cs="Tahoma"/>
+                <w:sz w:val="18"/>
+              </w:rPr>
+              <w:t xml:space="preserve"> · ร้านเปิดใหม่ที่ผูกกับเอกสาร (ดู </w:t>
+            </w:r>
+            <w:r>
+              <w:rPr>
+                <w:rFonts w:ascii="Courier New" w:hAnsi="Courier New" w:eastAsia="Courier New" w:cs="Tahoma"/>
+                <w:sz w:val="18"/>
+              </w:rPr>
+              <w:t>batchjob/JOB-09</w:t>
+            </w:r>
+            <w:r>
+              <w:rPr>
+                <w:rFonts w:ascii="Arial" w:hAnsi="Arial" w:eastAsia="Arial" w:cs="Tahoma"/>
+                <w:sz w:val="18"/>
+              </w:rPr>
+              <w:t>)</w:t>
             </w:r>
           </w:p>
         </w:tc>
@@ -3188,7 +3276,7 @@
                 <w:rFonts w:ascii="Arial" w:hAnsi="Arial" w:eastAsia="Arial" w:cs="Tahoma"/>
                 <w:sz w:val="18"/>
               </w:rPr>
-              <w:t>FGI_IMPACT_COMPETITOR</w:t>
+              <w:t>FGI_NEW_STORE_COMPENSATE</w:t>
             </w:r>
           </w:p>
         </w:tc>
@@ -3238,7 +3326,22 @@
                 <w:rFonts w:ascii="Arial" w:hAnsi="Arial" w:eastAsia="Arial" w:cs="Tahoma"/>
                 <w:sz w:val="18"/>
               </w:rPr>
-              <w:t>sgi_fgi_impact_competitors</w:t>
+              <w:t>sgi_document_new_stores (</w:t>
+            </w:r>
+            <w:r>
+              <w:rPr>
+                <w:rFonts w:ascii="Arial" w:hAnsi="Arial" w:eastAsia="Arial" w:cs="Tahoma"/>
+                <w:color w:val="8A3324"/>
+                <w:sz w:val="18"/>
+              </w:rPr>
+              <w:t>%ชดเชย</w:t>
+            </w:r>
+            <w:r>
+              <w:rPr>
+                <w:rFonts w:ascii="Arial" w:hAnsi="Arial" w:eastAsia="Arial" w:cs="Tahoma"/>
+                <w:sz w:val="18"/>
+              </w:rPr>
+              <w:t xml:space="preserve"> ต่อร้านใหม่)</w:t>
             </w:r>
           </w:p>
         </w:tc>
@@ -3261,9 +3364,40 @@
             <w:r>
               <w:rPr>
                 <w:rFonts w:ascii="Arial" w:hAnsi="Arial" w:eastAsia="Arial" w:cs="Tahoma"/>
-                <w:sz w:val="18"/>
-              </w:rPr>
-              <w:t>data_source = ALM</w:t>
+                <w:b/>
+                <w:sz w:val="18"/>
+              </w:rPr>
+              <w:t>ตกหล่นจากตารางนี้จนถึง 2026-09-13</w:t>
+            </w:r>
+            <w:r>
+              <w:rPr>
+                <w:rFonts w:ascii="Arial" w:hAnsi="Arial" w:eastAsia="Arial" w:cs="Tahoma"/>
+                <w:sz w:val="18"/>
+              </w:rPr>
+              <w:t xml:space="preserve"> — ตรวจฐานจริงแล้วมี </w:t>
+            </w:r>
+            <w:r>
+              <w:rPr>
+                <w:rFonts w:ascii="Arial" w:hAnsi="Arial" w:eastAsia="Arial" w:cs="Tahoma"/>
+                <w:b/>
+                <w:sz w:val="18"/>
+              </w:rPr>
+              <w:t>473 แถว</w:t>
+            </w:r>
+            <w:r>
+              <w:rPr>
+                <w:rFonts w:ascii="Arial" w:hAnsi="Arial" w:eastAsia="Arial" w:cs="Tahoma"/>
+                <w:sz w:val="18"/>
+              </w:rPr>
+              <w:t xml:space="preserve"> · สัดส่วน %ชดเชยต่อร้านใหม่ ซึ่งกติกาบังคับว่ารวมกันต้องได้ 100% พอดี — </w:t>
+            </w:r>
+            <w:r>
+              <w:rPr>
+                <w:rFonts w:ascii="Arial" w:hAnsi="Arial" w:eastAsia="Arial" w:cs="Tahoma"/>
+                <w:b/>
+                <w:sz w:val="18"/>
+              </w:rPr>
+              <w:t>ต้อง reconcile หลัง load</w:t>
             </w:r>
           </w:p>
         </w:tc>
@@ -3293,7 +3427,7 @@
                 <w:rFonts w:ascii="Arial" w:hAnsi="Arial" w:eastAsia="Arial" w:cs="Tahoma"/>
                 <w:sz w:val="18"/>
               </w:rPr>
-              <w:t>FGI_CONFIRM_RECEIVE_DATA</w:t>
+              <w:t>FGI_WS_LOG</w:t>
             </w:r>
           </w:p>
         </w:tc>
@@ -3343,32 +3477,105 @@
                 <w:rFonts w:ascii="Arial" w:hAnsi="Arial" w:eastAsia="Arial" w:cs="Tahoma"/>
                 <w:sz w:val="18"/>
               </w:rPr>
+              <w:t xml:space="preserve">— </w:t>
+            </w:r>
+            <w:r>
+              <w:rPr>
+                <w:rFonts w:ascii="Arial" w:hAnsi="Arial" w:eastAsia="Arial" w:cs="Tahoma"/>
+                <w:b/>
+                <w:sz w:val="18"/>
+              </w:rPr>
+              <w:t>ไม่ migrate</w:t>
+            </w:r>
+            <w:r>
+              <w:rPr>
+                <w:rFonts w:ascii="Arial" w:hAnsi="Arial" w:eastAsia="Arial" w:cs="Tahoma"/>
+                <w:sz w:val="18"/>
+              </w:rPr>
+              <w:t xml:space="preserve"> (ตัดทิ้งโดยตั้งใจ)</w:t>
+            </w:r>
+          </w:p>
+        </w:tc>
+        <w:tc>
+          <w:tcPr>
+            <w:tcW w:type="dxa" w:w="2520"/>
+            <w:vAlign w:val="center"/>
+          </w:tcPr>
+          <w:p>
+            <w:pPr>
+              <w:keepLines/>
+              <w:spacing w:after="0"/>
+            </w:pPr>
+            <w:r>
+              <w:rPr>
+                <w:rFonts w:ascii="Arial" w:hAnsi="Arial" w:eastAsia="Arial" w:cs="Tahoma"/>
+                <w:sz w:val="18"/>
+              </w:rPr>
+            </w:r>
+            <w:r>
+              <w:rPr>
+                <w:rFonts w:ascii="Arial" w:hAnsi="Arial" w:eastAsia="Arial" w:cs="Tahoma"/>
+                <w:sz w:val="18"/>
+              </w:rPr>
+              <w:t xml:space="preserve">⚠️ </w:t>
+            </w:r>
+            <w:r>
+              <w:rPr>
+                <w:rFonts w:ascii="Arial" w:hAnsi="Arial" w:eastAsia="Arial" w:cs="Tahoma"/>
+                <w:b/>
+                <w:sz w:val="18"/>
+              </w:rPr>
+              <w:t>ตรวจฐานจริง 2026-09-13 พบ 20,704 แถว และถูกใช้ในโค้ด Java เดิม 4 ไฟล์</w:t>
+            </w:r>
+            <w:r>
+              <w:rPr>
+                <w:rFonts w:ascii="Arial" w:hAnsi="Arial" w:eastAsia="Arial" w:cs="Tahoma"/>
+                <w:sz w:val="18"/>
+              </w:rPr>
+              <w:t xml:space="preserve"> — ไม่ใช่ "ตารางที่เสนอไว้" อย่างที่เคยเขียนไว้ · ระบบใหม่ใช้ </w:t>
+            </w:r>
+            <w:r>
+              <w:rPr>
+                <w:rFonts w:ascii="Courier New" w:hAnsi="Courier New" w:eastAsia="Courier New" w:cs="Tahoma"/>
+                <w:sz w:val="18"/>
+              </w:rPr>
+              <w:t>integration_log</w:t>
+            </w:r>
+            <w:r>
+              <w:rPr>
+                <w:rFonts w:ascii="Arial" w:hAnsi="Arial" w:eastAsia="Arial" w:cs="Tahoma"/>
+                <w:sz w:val="18"/>
+              </w:rPr>
+              <w:t xml:space="preserve"> ของ SBP เดิม ทำหน้าที่นี้แทน (log payload ราย call) ส่วน ACK ระดับแถวอยู่ที่ </w:t>
+            </w:r>
+            <w:r>
+              <w:rPr>
+                <w:rFonts w:ascii="Courier New" w:hAnsi="Courier New" w:eastAsia="Courier New" w:cs="Tahoma"/>
+                <w:sz w:val="18"/>
+              </w:rPr>
               <w:t>sgi_interface_transactions</w:t>
             </w:r>
-          </w:p>
-        </w:tc>
-        <w:tc>
-          <w:tcPr>
-            <w:tcW w:type="dxa" w:w="2520"/>
-            <w:vAlign w:val="center"/>
-          </w:tcPr>
-          <w:p>
-            <w:pPr>
-              <w:keepLines/>
-              <w:spacing w:after="0"/>
-            </w:pPr>
-            <w:r>
-              <w:rPr>
-                <w:rFonts w:ascii="Arial" w:hAnsi="Arial" w:eastAsia="Arial" w:cs="Tahoma"/>
-                <w:sz w:val="18"/>
-              </w:rPr>
-            </w:r>
-            <w:r>
-              <w:rPr>
-                <w:rFonts w:ascii="Arial" w:hAnsi="Arial" w:eastAsia="Arial" w:cs="Tahoma"/>
-                <w:sz w:val="18"/>
-              </w:rPr>
-              <w:t>TRANSACTION_PK เป็น polymorphic — ต้องแตกตาม DATA_NAME เป็น typed FK</w:t>
+            <w:r>
+              <w:rPr>
+                <w:rFonts w:ascii="Arial" w:hAnsi="Arial" w:eastAsia="Arial" w:cs="Tahoma"/>
+                <w:sz w:val="18"/>
+              </w:rPr>
+              <w:t xml:space="preserve"> · </w:t>
+            </w:r>
+            <w:r>
+              <w:rPr>
+                <w:rFonts w:ascii="Arial" w:hAnsi="Arial" w:eastAsia="Arial" w:cs="Tahoma"/>
+                <w:b/>
+                <w:sz w:val="18"/>
+              </w:rPr>
+              <w:t>log เดิมไม่ถูกยกมา</w:t>
+            </w:r>
+            <w:r>
+              <w:rPr>
+                <w:rFonts w:ascii="Arial" w:hAnsi="Arial" w:eastAsia="Arial" w:cs="Tahoma"/>
+                <w:sz w:val="18"/>
+              </w:rPr>
+              <w:t xml:space="preserve"> — ถ้าต้องสืบย้อนต้องเปิดฐานเดิมอ่านเอง ต้องยืนยันว่ารับได้</w:t>
             </w:r>
           </w:p>
         </w:tc>
@@ -3398,7 +3605,7 @@
                 <w:rFonts w:ascii="Arial" w:hAnsi="Arial" w:eastAsia="Arial" w:cs="Tahoma"/>
                 <w:sz w:val="18"/>
               </w:rPr>
-              <w:t>FCS_QSSI_SCORE</w:t>
+              <w:t>FGI_IMPACT_STORE_SALES</w:t>
             </w:r>
           </w:p>
         </w:tc>
@@ -3448,7 +3655,7 @@
                 <w:rFonts w:ascii="Arial" w:hAnsi="Arial" w:eastAsia="Arial" w:cs="Tahoma"/>
                 <w:sz w:val="18"/>
               </w:rPr>
-              <w:t>fcs_qssi_score (sps_store)</w:t>
+              <w:t>sgi_fgi_impact_sales_summaries</w:t>
             </w:r>
           </w:p>
         </w:tc>
@@ -3473,22 +3680,7 @@
                 <w:rFonts w:ascii="Arial" w:hAnsi="Arial" w:eastAsia="Arial" w:cs="Tahoma"/>
                 <w:sz w:val="18"/>
               </w:rPr>
-              <w:t xml:space="preserve">ปลายทางมีข้อมูลอยู่แล้ว 23,958,780 แถว — </w:t>
-            </w:r>
-            <w:r>
-              <w:rPr>
-                <w:rFonts w:ascii="Arial" w:hAnsi="Arial" w:eastAsia="Arial" w:cs="Tahoma"/>
-                <w:b/>
-                <w:sz w:val="18"/>
-              </w:rPr>
-              <w:t>ไม่ต้อง migrate</w:t>
-            </w:r>
-            <w:r>
-              <w:rPr>
-                <w:rFonts w:ascii="Arial" w:hAnsi="Arial" w:eastAsia="Arial" w:cs="Tahoma"/>
-                <w:sz w:val="18"/>
-              </w:rPr>
-              <w:t xml:space="preserve"> เพราะ SGI อ่านอย่างเดียว ห้ามโหลดทับ</w:t>
+              <w:t>key STORECODE_I + MONTH + YEAR</w:t>
             </w:r>
           </w:p>
         </w:tc>
@@ -3518,7 +3710,7 @@
                 <w:rFonts w:ascii="Arial" w:hAnsi="Arial" w:eastAsia="Arial" w:cs="Tahoma"/>
                 <w:sz w:val="18"/>
               </w:rPr>
-              <w:t>CompensateFlow</w:t>
+              <w:t>FGI_IMPACT_STORE_SALES_TRN</w:t>
             </w:r>
           </w:p>
         </w:tc>
@@ -3543,7 +3735,7 @@
                 <w:rFonts w:ascii="Arial" w:hAnsi="Arial" w:eastAsia="Arial" w:cs="Tahoma"/>
                 <w:sz w:val="18"/>
               </w:rPr>
-              <w:t>MSSQL CPA_FRN_FGI</w:t>
+              <w:t>ORA FCS_FRN</w:t>
             </w:r>
           </w:p>
         </w:tc>
@@ -3568,7 +3760,7 @@
                 <w:rFonts w:ascii="Arial" w:hAnsi="Arial" w:eastAsia="Arial" w:cs="Tahoma"/>
                 <w:sz w:val="18"/>
               </w:rPr>
-              <w:t>sgi_compensation_documents</w:t>
+              <w:t>sgi_sales_transactions</w:t>
             </w:r>
           </w:p>
         </w:tc>
@@ -3593,7 +3785,7 @@
                 <w:rFonts w:ascii="Arial" w:hAnsi="Arial" w:eastAsia="Arial" w:cs="Tahoma"/>
                 <w:sz w:val="18"/>
               </w:rPr>
-              <w:t>CompDocumentID -&gt; doc_no · เก็บ round_no/loop_no/allmap_url/statement_id/approver_snapshot</w:t>
+              <w:t>4 หน้าต่าง × 15 วัน — ห้ามใช้ fcs_monthly_sales แทน (รายเดือน ย้อนกลับเป็นรายวันไม่ได้)</w:t>
             </w:r>
           </w:p>
         </w:tc>
@@ -3623,7 +3815,7 @@
                 <w:rFonts w:ascii="Arial" w:hAnsi="Arial" w:eastAsia="Arial" w:cs="Tahoma"/>
                 <w:sz w:val="18"/>
               </w:rPr>
-              <w:t>CompensateHistory</w:t>
+              <w:t>FGI_IMPACT_COMPETITOR</w:t>
             </w:r>
           </w:p>
         </w:tc>
@@ -3648,7 +3840,7 @@
                 <w:rFonts w:ascii="Arial" w:hAnsi="Arial" w:eastAsia="Arial" w:cs="Tahoma"/>
                 <w:sz w:val="18"/>
               </w:rPr>
-              <w:t>MSSQL CPA_FRN_FGI</w:t>
+              <w:t>ORA FCS_FRN</w:t>
             </w:r>
           </w:p>
         </w:tc>
@@ -3673,7 +3865,7 @@
                 <w:rFonts w:ascii="Arial" w:hAnsi="Arial" w:eastAsia="Arial" w:cs="Tahoma"/>
                 <w:sz w:val="18"/>
               </w:rPr>
-              <w:t>sgi_consideration_logs</w:t>
+              <w:t>sgi_fgi_impact_competitors</w:t>
             </w:r>
           </w:p>
         </w:tc>
@@ -3698,7 +3890,7 @@
                 <w:rFonts w:ascii="Arial" w:hAnsi="Arial" w:eastAsia="Arial" w:cs="Tahoma"/>
                 <w:sz w:val="18"/>
               </w:rPr>
-              <w:t>PK ActionID · เติม result_category (APPROVE/REJECT/CANCELLED/PENDING)</w:t>
+              <w:t>data_source = ALM</w:t>
             </w:r>
           </w:p>
         </w:tc>
@@ -3728,7 +3920,7 @@
                 <w:rFonts w:ascii="Arial" w:hAnsi="Arial" w:eastAsia="Arial" w:cs="Tahoma"/>
                 <w:sz w:val="18"/>
               </w:rPr>
-              <w:t>ImpactProfile</w:t>
+              <w:t>FGI_CONFIRM_RECEIVE_DATA</w:t>
             </w:r>
           </w:p>
         </w:tc>
@@ -3753,7 +3945,7 @@
                 <w:rFonts w:ascii="Arial" w:hAnsi="Arial" w:eastAsia="Arial" w:cs="Tahoma"/>
                 <w:sz w:val="18"/>
               </w:rPr>
-              <w:t>MSSQL CPA_FRN_FGI</w:t>
+              <w:t>ORA FCS_FRN</w:t>
             </w:r>
           </w:p>
         </w:tc>
@@ -3778,7 +3970,7 @@
                 <w:rFonts w:ascii="Arial" w:hAnsi="Arial" w:eastAsia="Arial" w:cs="Tahoma"/>
                 <w:sz w:val="18"/>
               </w:rPr>
-              <w:t>sgi_document_new_stores</w:t>
+              <w:t>sgi_interface_transactions</w:t>
             </w:r>
           </w:p>
         </w:tc>
@@ -3803,21 +3995,7 @@
                 <w:rFonts w:ascii="Arial" w:hAnsi="Arial" w:eastAsia="Arial" w:cs="Tahoma"/>
                 <w:sz w:val="18"/>
               </w:rPr>
-              <w:t xml:space="preserve">ฝั่ง </w:t>
-            </w:r>
-            <w:r>
-              <w:rPr>
-                <w:rFonts w:ascii="Courier New" w:hAnsi="Courier New" w:eastAsia="Courier New" w:cs="Tahoma"/>
-                <w:sz w:val="18"/>
-              </w:rPr>
-              <w:t>_N</w:t>
-            </w:r>
-            <w:r>
-              <w:rPr>
-                <w:rFonts w:ascii="Arial" w:hAnsi="Arial" w:eastAsia="Arial" w:cs="Tahoma"/>
-                <w:sz w:val="18"/>
-              </w:rPr>
-              <w:t xml:space="preserve"> + %ชดเชย/ยอดต่อร้าน</w:t>
+              <w:t>TRANSACTION_PK เป็น polymorphic — ต้องแตกตาม DATA_NAME เป็น typed FK</w:t>
             </w:r>
           </w:p>
         </w:tc>
@@ -3847,6 +4025,455 @@
                 <w:rFonts w:ascii="Arial" w:hAnsi="Arial" w:eastAsia="Arial" w:cs="Tahoma"/>
                 <w:sz w:val="18"/>
               </w:rPr>
+              <w:t>FCS_QSSI_SCORE</w:t>
+            </w:r>
+          </w:p>
+        </w:tc>
+        <w:tc>
+          <w:tcPr>
+            <w:tcW w:type="dxa" w:w="2520"/>
+            <w:vAlign w:val="center"/>
+          </w:tcPr>
+          <w:p>
+            <w:pPr>
+              <w:keepLines/>
+              <w:spacing w:after="0"/>
+            </w:pPr>
+            <w:r>
+              <w:rPr>
+                <w:rFonts w:ascii="Arial" w:hAnsi="Arial" w:eastAsia="Arial" w:cs="Tahoma"/>
+                <w:sz w:val="18"/>
+              </w:rPr>
+            </w:r>
+            <w:r>
+              <w:rPr>
+                <w:rFonts w:ascii="Arial" w:hAnsi="Arial" w:eastAsia="Arial" w:cs="Tahoma"/>
+                <w:sz w:val="18"/>
+              </w:rPr>
+              <w:t>ORA FCS_FRN</w:t>
+            </w:r>
+          </w:p>
+        </w:tc>
+        <w:tc>
+          <w:tcPr>
+            <w:tcW w:type="dxa" w:w="2520"/>
+            <w:vAlign w:val="center"/>
+          </w:tcPr>
+          <w:p>
+            <w:pPr>
+              <w:keepLines/>
+              <w:spacing w:after="0"/>
+            </w:pPr>
+            <w:r>
+              <w:rPr>
+                <w:rFonts w:ascii="Arial" w:hAnsi="Arial" w:eastAsia="Arial" w:cs="Tahoma"/>
+                <w:sz w:val="18"/>
+              </w:rPr>
+            </w:r>
+            <w:r>
+              <w:rPr>
+                <w:rFonts w:ascii="Arial" w:hAnsi="Arial" w:eastAsia="Arial" w:cs="Tahoma"/>
+                <w:sz w:val="18"/>
+              </w:rPr>
+              <w:t>fcs_qssi_score (sps_store)</w:t>
+            </w:r>
+          </w:p>
+        </w:tc>
+        <w:tc>
+          <w:tcPr>
+            <w:tcW w:type="dxa" w:w="2520"/>
+            <w:vAlign w:val="center"/>
+          </w:tcPr>
+          <w:p>
+            <w:pPr>
+              <w:keepLines/>
+              <w:spacing w:after="0"/>
+            </w:pPr>
+            <w:r>
+              <w:rPr>
+                <w:rFonts w:ascii="Arial" w:hAnsi="Arial" w:eastAsia="Arial" w:cs="Tahoma"/>
+                <w:sz w:val="18"/>
+              </w:rPr>
+            </w:r>
+            <w:r>
+              <w:rPr>
+                <w:rFonts w:ascii="Arial" w:hAnsi="Arial" w:eastAsia="Arial" w:cs="Tahoma"/>
+                <w:sz w:val="18"/>
+              </w:rPr>
+              <w:t xml:space="preserve">ปลายทางมีข้อมูลอยู่แล้ว 24,284,545 แถว — </w:t>
+            </w:r>
+            <w:r>
+              <w:rPr>
+                <w:rFonts w:ascii="Arial" w:hAnsi="Arial" w:eastAsia="Arial" w:cs="Tahoma"/>
+                <w:b/>
+                <w:sz w:val="18"/>
+              </w:rPr>
+              <w:t>ไม่ต้อง migrate</w:t>
+            </w:r>
+            <w:r>
+              <w:rPr>
+                <w:rFonts w:ascii="Arial" w:hAnsi="Arial" w:eastAsia="Arial" w:cs="Tahoma"/>
+                <w:sz w:val="18"/>
+              </w:rPr>
+              <w:t xml:space="preserve"> เพราะ SGI อ่านอย่างเดียว ห้ามโหลดทับ</w:t>
+            </w:r>
+          </w:p>
+        </w:tc>
+      </w:tr>
+      <w:tr>
+        <w:trPr>
+          <w:cantSplit/>
+        </w:trPr>
+        <w:tc>
+          <w:tcPr>
+            <w:tcW w:type="dxa" w:w="2520"/>
+            <w:vAlign w:val="center"/>
+          </w:tcPr>
+          <w:p>
+            <w:pPr>
+              <w:keepLines/>
+              <w:spacing w:after="0"/>
+            </w:pPr>
+            <w:r>
+              <w:rPr>
+                <w:rFonts w:ascii="Arial" w:hAnsi="Arial" w:eastAsia="Arial" w:cs="Tahoma"/>
+                <w:sz w:val="18"/>
+              </w:rPr>
+            </w:r>
+            <w:r>
+              <w:rPr>
+                <w:rFonts w:ascii="Arial" w:hAnsi="Arial" w:eastAsia="Arial" w:cs="Tahoma"/>
+                <w:sz w:val="18"/>
+              </w:rPr>
+              <w:t>CompensateFlow</w:t>
+            </w:r>
+          </w:p>
+        </w:tc>
+        <w:tc>
+          <w:tcPr>
+            <w:tcW w:type="dxa" w:w="2520"/>
+            <w:vAlign w:val="center"/>
+          </w:tcPr>
+          <w:p>
+            <w:pPr>
+              <w:keepLines/>
+              <w:spacing w:after="0"/>
+            </w:pPr>
+            <w:r>
+              <w:rPr>
+                <w:rFonts w:ascii="Arial" w:hAnsi="Arial" w:eastAsia="Arial" w:cs="Tahoma"/>
+                <w:sz w:val="18"/>
+              </w:rPr>
+            </w:r>
+            <w:r>
+              <w:rPr>
+                <w:rFonts w:ascii="Arial" w:hAnsi="Arial" w:eastAsia="Arial" w:cs="Tahoma"/>
+                <w:sz w:val="18"/>
+              </w:rPr>
+              <w:t>MSSQL CPA_FRN_FGI</w:t>
+            </w:r>
+          </w:p>
+        </w:tc>
+        <w:tc>
+          <w:tcPr>
+            <w:tcW w:type="dxa" w:w="2520"/>
+            <w:vAlign w:val="center"/>
+          </w:tcPr>
+          <w:p>
+            <w:pPr>
+              <w:keepLines/>
+              <w:spacing w:after="0"/>
+            </w:pPr>
+            <w:r>
+              <w:rPr>
+                <w:rFonts w:ascii="Arial" w:hAnsi="Arial" w:eastAsia="Arial" w:cs="Tahoma"/>
+                <w:sz w:val="18"/>
+              </w:rPr>
+            </w:r>
+            <w:r>
+              <w:rPr>
+                <w:rFonts w:ascii="Arial" w:hAnsi="Arial" w:eastAsia="Arial" w:cs="Tahoma"/>
+                <w:sz w:val="18"/>
+              </w:rPr>
+              <w:t>sgi_compensation_documents</w:t>
+            </w:r>
+          </w:p>
+        </w:tc>
+        <w:tc>
+          <w:tcPr>
+            <w:tcW w:type="dxa" w:w="2520"/>
+            <w:vAlign w:val="center"/>
+          </w:tcPr>
+          <w:p>
+            <w:pPr>
+              <w:keepLines/>
+              <w:spacing w:after="0"/>
+            </w:pPr>
+            <w:r>
+              <w:rPr>
+                <w:rFonts w:ascii="Arial" w:hAnsi="Arial" w:eastAsia="Arial" w:cs="Tahoma"/>
+                <w:sz w:val="18"/>
+              </w:rPr>
+            </w:r>
+            <w:r>
+              <w:rPr>
+                <w:rFonts w:ascii="Arial" w:hAnsi="Arial" w:eastAsia="Arial" w:cs="Tahoma"/>
+                <w:sz w:val="18"/>
+              </w:rPr>
+              <w:t>CompDocumentID -&gt; doc_no · เก็บ round_no/loop_no/allmap_url/statement_id/approver_snapshot</w:t>
+            </w:r>
+          </w:p>
+        </w:tc>
+      </w:tr>
+      <w:tr>
+        <w:trPr>
+          <w:cantSplit/>
+        </w:trPr>
+        <w:tc>
+          <w:tcPr>
+            <w:tcW w:type="dxa" w:w="2520"/>
+            <w:vAlign w:val="center"/>
+          </w:tcPr>
+          <w:p>
+            <w:pPr>
+              <w:keepLines/>
+              <w:spacing w:after="0"/>
+            </w:pPr>
+            <w:r>
+              <w:rPr>
+                <w:rFonts w:ascii="Arial" w:hAnsi="Arial" w:eastAsia="Arial" w:cs="Tahoma"/>
+                <w:sz w:val="18"/>
+              </w:rPr>
+            </w:r>
+            <w:r>
+              <w:rPr>
+                <w:rFonts w:ascii="Arial" w:hAnsi="Arial" w:eastAsia="Arial" w:cs="Tahoma"/>
+                <w:sz w:val="18"/>
+              </w:rPr>
+              <w:t>CompensateHistory</w:t>
+            </w:r>
+          </w:p>
+        </w:tc>
+        <w:tc>
+          <w:tcPr>
+            <w:tcW w:type="dxa" w:w="2520"/>
+            <w:vAlign w:val="center"/>
+          </w:tcPr>
+          <w:p>
+            <w:pPr>
+              <w:keepLines/>
+              <w:spacing w:after="0"/>
+            </w:pPr>
+            <w:r>
+              <w:rPr>
+                <w:rFonts w:ascii="Arial" w:hAnsi="Arial" w:eastAsia="Arial" w:cs="Tahoma"/>
+                <w:sz w:val="18"/>
+              </w:rPr>
+            </w:r>
+            <w:r>
+              <w:rPr>
+                <w:rFonts w:ascii="Arial" w:hAnsi="Arial" w:eastAsia="Arial" w:cs="Tahoma"/>
+                <w:sz w:val="18"/>
+              </w:rPr>
+              <w:t>MSSQL CPA_FRN_FGI</w:t>
+            </w:r>
+          </w:p>
+        </w:tc>
+        <w:tc>
+          <w:tcPr>
+            <w:tcW w:type="dxa" w:w="2520"/>
+            <w:vAlign w:val="center"/>
+          </w:tcPr>
+          <w:p>
+            <w:pPr>
+              <w:keepLines/>
+              <w:spacing w:after="0"/>
+            </w:pPr>
+            <w:r>
+              <w:rPr>
+                <w:rFonts w:ascii="Arial" w:hAnsi="Arial" w:eastAsia="Arial" w:cs="Tahoma"/>
+                <w:sz w:val="18"/>
+              </w:rPr>
+            </w:r>
+            <w:r>
+              <w:rPr>
+                <w:rFonts w:ascii="Arial" w:hAnsi="Arial" w:eastAsia="Arial" w:cs="Tahoma"/>
+                <w:sz w:val="18"/>
+              </w:rPr>
+              <w:t>sgi_consideration_logs</w:t>
+            </w:r>
+          </w:p>
+        </w:tc>
+        <w:tc>
+          <w:tcPr>
+            <w:tcW w:type="dxa" w:w="2520"/>
+            <w:vAlign w:val="center"/>
+          </w:tcPr>
+          <w:p>
+            <w:pPr>
+              <w:keepLines/>
+              <w:spacing w:after="0"/>
+            </w:pPr>
+            <w:r>
+              <w:rPr>
+                <w:rFonts w:ascii="Arial" w:hAnsi="Arial" w:eastAsia="Arial" w:cs="Tahoma"/>
+                <w:sz w:val="18"/>
+              </w:rPr>
+            </w:r>
+            <w:r>
+              <w:rPr>
+                <w:rFonts w:ascii="Arial" w:hAnsi="Arial" w:eastAsia="Arial" w:cs="Tahoma"/>
+                <w:sz w:val="18"/>
+              </w:rPr>
+              <w:t>PK ActionID · เติม result_category (APPROVE/REJECT/CANCELLED/PENDING)</w:t>
+            </w:r>
+          </w:p>
+        </w:tc>
+      </w:tr>
+      <w:tr>
+        <w:trPr>
+          <w:cantSplit/>
+        </w:trPr>
+        <w:tc>
+          <w:tcPr>
+            <w:tcW w:type="dxa" w:w="2520"/>
+            <w:vAlign w:val="center"/>
+          </w:tcPr>
+          <w:p>
+            <w:pPr>
+              <w:keepLines/>
+              <w:spacing w:after="0"/>
+            </w:pPr>
+            <w:r>
+              <w:rPr>
+                <w:rFonts w:ascii="Arial" w:hAnsi="Arial" w:eastAsia="Arial" w:cs="Tahoma"/>
+                <w:sz w:val="18"/>
+              </w:rPr>
+            </w:r>
+            <w:r>
+              <w:rPr>
+                <w:rFonts w:ascii="Arial" w:hAnsi="Arial" w:eastAsia="Arial" w:cs="Tahoma"/>
+                <w:sz w:val="18"/>
+              </w:rPr>
+              <w:t>ImpactProfile</w:t>
+            </w:r>
+          </w:p>
+        </w:tc>
+        <w:tc>
+          <w:tcPr>
+            <w:tcW w:type="dxa" w:w="2520"/>
+            <w:vAlign w:val="center"/>
+          </w:tcPr>
+          <w:p>
+            <w:pPr>
+              <w:keepLines/>
+              <w:spacing w:after="0"/>
+            </w:pPr>
+            <w:r>
+              <w:rPr>
+                <w:rFonts w:ascii="Arial" w:hAnsi="Arial" w:eastAsia="Arial" w:cs="Tahoma"/>
+                <w:sz w:val="18"/>
+              </w:rPr>
+            </w:r>
+            <w:r>
+              <w:rPr>
+                <w:rFonts w:ascii="Arial" w:hAnsi="Arial" w:eastAsia="Arial" w:cs="Tahoma"/>
+                <w:sz w:val="18"/>
+              </w:rPr>
+              <w:t>MSSQL CPA_FRN_FGI</w:t>
+            </w:r>
+          </w:p>
+        </w:tc>
+        <w:tc>
+          <w:tcPr>
+            <w:tcW w:type="dxa" w:w="2520"/>
+            <w:vAlign w:val="center"/>
+          </w:tcPr>
+          <w:p>
+            <w:pPr>
+              <w:keepLines/>
+              <w:spacing w:after="0"/>
+            </w:pPr>
+            <w:r>
+              <w:rPr>
+                <w:rFonts w:ascii="Arial" w:hAnsi="Arial" w:eastAsia="Arial" w:cs="Tahoma"/>
+                <w:sz w:val="18"/>
+              </w:rPr>
+            </w:r>
+            <w:r>
+              <w:rPr>
+                <w:rFonts w:ascii="Arial" w:hAnsi="Arial" w:eastAsia="Arial" w:cs="Tahoma"/>
+                <w:sz w:val="18"/>
+              </w:rPr>
+              <w:t>sgi_document_new_stores</w:t>
+            </w:r>
+          </w:p>
+        </w:tc>
+        <w:tc>
+          <w:tcPr>
+            <w:tcW w:type="dxa" w:w="2520"/>
+            <w:vAlign w:val="center"/>
+          </w:tcPr>
+          <w:p>
+            <w:pPr>
+              <w:keepLines/>
+              <w:spacing w:after="0"/>
+            </w:pPr>
+            <w:r>
+              <w:rPr>
+                <w:rFonts w:ascii="Arial" w:hAnsi="Arial" w:eastAsia="Arial" w:cs="Tahoma"/>
+                <w:sz w:val="18"/>
+              </w:rPr>
+            </w:r>
+            <w:r>
+              <w:rPr>
+                <w:rFonts w:ascii="Arial" w:hAnsi="Arial" w:eastAsia="Arial" w:cs="Tahoma"/>
+                <w:sz w:val="18"/>
+              </w:rPr>
+              <w:t xml:space="preserve">ฝั่ง </w:t>
+            </w:r>
+            <w:r>
+              <w:rPr>
+                <w:rFonts w:ascii="Courier New" w:hAnsi="Courier New" w:eastAsia="Courier New" w:cs="Tahoma"/>
+                <w:sz w:val="18"/>
+              </w:rPr>
+              <w:t>_N</w:t>
+            </w:r>
+            <w:r>
+              <w:rPr>
+                <w:rFonts w:ascii="Arial" w:hAnsi="Arial" w:eastAsia="Arial" w:cs="Tahoma"/>
+                <w:sz w:val="18"/>
+              </w:rPr>
+              <w:t xml:space="preserve"> + %ชดเชย/ยอดต่อร้าน</w:t>
+            </w:r>
+          </w:p>
+        </w:tc>
+      </w:tr>
+      <w:tr>
+        <w:trPr>
+          <w:cantSplit/>
+        </w:trPr>
+        <w:tc>
+          <w:tcPr>
+            <w:tcW w:type="dxa" w:w="2520"/>
+            <w:vAlign w:val="center"/>
+          </w:tcPr>
+          <w:p>
+            <w:pPr>
+              <w:keepLines/>
+              <w:spacing w:after="0"/>
+            </w:pPr>
+            <w:r>
+              <w:rPr>
+                <w:rFonts w:ascii="Arial" w:hAnsi="Arial" w:eastAsia="Arial" w:cs="Tahoma"/>
+                <w:sz w:val="18"/>
+              </w:rPr>
+            </w:r>
+            <w:r>
+              <w:rPr>
+                <w:rFonts w:ascii="Arial" w:hAnsi="Arial" w:eastAsia="Arial" w:cs="Tahoma"/>
+                <w:sz w:val="18"/>
+              </w:rPr>
               <w:t>CompetInCompenProfile</w:t>
             </w:r>
           </w:p>
@@ -3922,7 +4549,37 @@
                 <w:rFonts w:ascii="Arial" w:hAnsi="Arial" w:eastAsia="Arial" w:cs="Tahoma"/>
                 <w:sz w:val="18"/>
               </w:rPr>
-              <w:t>คู่แข่งที่ผูกกับเอกสาร · competitor_code อ้าง master sgi_competitors (11 รหัส 01-11) · แถวที่มาจาก ALLMAP ตั้ง data_source = ALM</w:t>
+              <w:t xml:space="preserve">คู่แข่งที่ผูกกับเอกสาร · </w:t>
+            </w:r>
+            <w:r>
+              <w:rPr>
+                <w:rFonts w:ascii="Arial" w:hAnsi="Arial" w:eastAsia="Arial" w:cs="Tahoma"/>
+                <w:b/>
+                <w:sz w:val="18"/>
+              </w:rPr>
+              <w:t>competitor_store_code = รหัสสาขาจาก ALLMAP (ไม่มี FK)</w:t>
+            </w:r>
+            <w:r>
+              <w:rPr>
+                <w:rFonts w:ascii="Arial" w:hAnsi="Arial" w:eastAsia="Arial" w:cs="Tahoma"/>
+                <w:sz w:val="18"/>
+              </w:rPr>
+              <w:t xml:space="preserve"> · </w:t>
+            </w:r>
+            <w:r>
+              <w:rPr>
+                <w:rFonts w:ascii="Arial" w:hAnsi="Arial" w:eastAsia="Arial" w:cs="Tahoma"/>
+                <w:b/>
+                <w:sz w:val="18"/>
+              </w:rPr>
+              <w:t>brand_code อ้าง master sgi_competitors (11 รหัส 01-11)</w:t>
+            </w:r>
+            <w:r>
+              <w:rPr>
+                <w:rFonts w:ascii="Arial" w:hAnsi="Arial" w:eastAsia="Arial" w:cs="Tahoma"/>
+                <w:sz w:val="18"/>
+              </w:rPr>
+              <w:t xml:space="preserve"> · แถวที่มาจาก ALLMAP ตั้ง data_source = ALM</w:t>
             </w:r>
           </w:p>
         </w:tc>
@@ -4755,7 +5412,7 @@
                 <w:rFonts w:ascii="Arial" w:hAnsi="Arial" w:eastAsia="Arial" w:cs="Tahoma"/>
                 <w:sz w:val="18"/>
               </w:rPr>
-              <w:t xml:space="preserve"> 23 จุด ถ้าข้อมูลเดิมมีค่านอกโดเมนแม้แถวเดียว INSERT จะถูกปฏิเสธ</w:t>
+              <w:t xml:space="preserve"> 26 จุด ถ้าข้อมูลเดิมมีค่านอกโดเมนแม้แถวเดียว INSERT จะถูกปฏิเสธ</w:t>
             </w:r>
           </w:p>
         </w:tc>
@@ -4816,105 +5473,64 @@
                 <w:rFonts w:ascii="Arial" w:hAnsi="Arial" w:eastAsia="Arial" w:cs="Tahoma"/>
                 <w:sz w:val="18"/>
               </w:rPr>
-              <w:t xml:space="preserve"> (</w:t>
+              <w:t xml:space="preserve"> · </w:t>
             </w:r>
             <w:r>
               <w:rPr>
                 <w:rFonts w:ascii="Courier New" w:hAnsi="Courier New" w:eastAsia="Courier New" w:cs="Tahoma"/>
                 <w:sz w:val="18"/>
               </w:rPr>
-              <w:t>I/C/A/N/S/Z</w:t>
-            </w:r>
-            <w:r>
-              <w:rPr>
-                <w:rFonts w:ascii="Arial" w:hAnsi="Arial" w:eastAsia="Arial" w:cs="Tahoma"/>
-                <w:sz w:val="18"/>
-              </w:rPr>
-              <w:t xml:space="preserve">) · </w:t>
+              <w:t>verify_status</w:t>
+            </w:r>
+            <w:r>
+              <w:rPr>
+                <w:rFonts w:ascii="Arial" w:hAnsi="Arial" w:eastAsia="Arial" w:cs="Tahoma"/>
+                <w:sz w:val="18"/>
+              </w:rPr>
+              <w:t xml:space="preserve"> จาก </w:t>
             </w:r>
             <w:r>
               <w:rPr>
                 <w:rFonts w:ascii="Courier New" w:hAnsi="Courier New" w:eastAsia="Courier New" w:cs="Tahoma"/>
                 <w:sz w:val="18"/>
               </w:rPr>
-              <w:t>verify_status</w:t>
-            </w:r>
-            <w:r>
-              <w:rPr>
-                <w:rFonts w:ascii="Arial" w:hAnsi="Arial" w:eastAsia="Arial" w:cs="Tahoma"/>
-                <w:sz w:val="18"/>
-              </w:rPr>
-              <w:t xml:space="preserve"> จาก </w:t>
+              <w:t>FLAG_VERIFY</w:t>
+            </w:r>
+            <w:r>
+              <w:rPr>
+                <w:rFonts w:ascii="Arial" w:hAnsi="Arial" w:eastAsia="Arial" w:cs="Tahoma"/>
+                <w:sz w:val="18"/>
+              </w:rPr>
+              <w:t xml:space="preserve"> · </w:t>
             </w:r>
             <w:r>
               <w:rPr>
                 <w:rFonts w:ascii="Courier New" w:hAnsi="Courier New" w:eastAsia="Courier New" w:cs="Tahoma"/>
                 <w:sz w:val="18"/>
               </w:rPr>
-              <w:t>FLAG_VERIFY</w:t>
-            </w:r>
-            <w:r>
-              <w:rPr>
-                <w:rFonts w:ascii="Arial" w:hAnsi="Arial" w:eastAsia="Arial" w:cs="Tahoma"/>
-                <w:sz w:val="18"/>
-              </w:rPr>
-              <w:t xml:space="preserve"> (</w:t>
-            </w:r>
-            <w:r>
-              <w:rPr>
-                <w:rFonts w:ascii="Courier New" w:hAnsi="Courier New" w:eastAsia="Courier New" w:cs="Tahoma"/>
-                <w:sz w:val="18"/>
-              </w:rPr>
-              <w:t>W/P/N</w:t>
-            </w:r>
-            <w:r>
-              <w:rPr>
-                <w:rFonts w:ascii="Arial" w:hAnsi="Arial" w:eastAsia="Arial" w:cs="Tahoma"/>
-                <w:sz w:val="18"/>
-              </w:rPr>
-              <w:t xml:space="preserve"> — ⚠️ </w:t>
-            </w:r>
-            <w:r>
-              <w:rPr>
-                <w:rFonts w:ascii="Courier New" w:hAnsi="Courier New" w:eastAsia="Courier New" w:cs="Tahoma"/>
-                <w:sz w:val="18"/>
-              </w:rPr>
-              <w:t>FgiConstant</w:t>
-            </w:r>
-            <w:r>
-              <w:rPr>
-                <w:rFonts w:ascii="Arial" w:hAnsi="Arial" w:eastAsia="Arial" w:cs="Tahoma"/>
-                <w:sz w:val="18"/>
-              </w:rPr>
-              <w:t xml:space="preserve"> ยังมีค่า </w:t>
-            </w:r>
-            <w:r>
-              <w:rPr>
-                <w:rFonts w:ascii="Courier New" w:hAnsi="Courier New" w:eastAsia="Courier New" w:cs="Tahoma"/>
-                <w:sz w:val="18"/>
-              </w:rPr>
-              <w:t>Y</w:t>
-            </w:r>
-            <w:r>
-              <w:rPr>
-                <w:rFonts w:ascii="Arial" w:hAnsi="Arial" w:eastAsia="Arial" w:cs="Tahoma"/>
-                <w:sz w:val="18"/>
-              </w:rPr>
-              <w:t>/</w:t>
-            </w:r>
-            <w:r>
-              <w:rPr>
-                <w:rFonts w:ascii="Courier New" w:hAnsi="Courier New" w:eastAsia="Courier New" w:cs="Tahoma"/>
-                <w:sz w:val="18"/>
-              </w:rPr>
-              <w:t>Z</w:t>
-            </w:r>
-            <w:r>
-              <w:rPr>
-                <w:rFonts w:ascii="Arial" w:hAnsi="Arial" w:eastAsia="Arial" w:cs="Tahoma"/>
-                <w:sz w:val="18"/>
-              </w:rPr>
-              <w:t xml:space="preserve"> ประกาศไว้ ถ้าข้อมูลจริงมีต้องตัดสินว่า map เป็นอะไร) · </w:t>
+              <w:t>sales_request_status</w:t>
+            </w:r>
+            <w:r>
+              <w:rPr>
+                <w:rFonts w:ascii="Arial" w:hAnsi="Arial" w:eastAsia="Arial" w:cs="Tahoma"/>
+                <w:sz w:val="18"/>
+              </w:rPr>
+              <w:t xml:space="preserve"> — </w:t>
+            </w:r>
+            <w:r>
+              <w:rPr>
+                <w:rFonts w:ascii="Arial" w:hAnsi="Arial" w:eastAsia="Arial" w:cs="Tahoma"/>
+                <w:b/>
+                <w:sz w:val="18"/>
+              </w:rPr>
+              <w:t>ทั้งสามยืนยันจากข้อมูลจริงแล้ว ดูตารางแมปในข้อ 5.2.1</w:t>
+            </w:r>
+            <w:r>
+              <w:rPr>
+                <w:rFonts w:ascii="Arial" w:hAnsi="Arial" w:eastAsia="Arial" w:cs="Tahoma"/>
+                <w:sz w:val="18"/>
+              </w:rPr>
+              <w:t xml:space="preserve"> · </w:t>
             </w:r>
             <w:r>
               <w:rPr>
@@ -5498,6 +6114,5673 @@
       </w:tr>
     </w:tbl>
     <w:p/>
+    <w:p>
+      <w:pPr>
+        <w:pStyle w:val="Heading2"/>
+        <w:keepNext/>
+        <w:keepLines/>
+        <w:pageBreakBefore w:val="0"/>
+      </w:pPr>
+      <w:r>
+        <w:t>5.2.1 ตารางแมปค่าสถานะตอน migrate (ยืนยันจากฐานเดิมจริง)</w:t>
+      </w:r>
+    </w:p>
+    <w:p>
+      <w:pPr>
+        <w:keepNext w:val="0"/>
+      </w:pPr>
+      <w:r>
+        <w:t xml:space="preserve">ตัวเลขทั้งหมดมาจากการ profile ฐาน Oracle ของระบบเดิมเมื่อ </w:t>
+      </w:r>
+      <w:r>
+        <w:rPr>
+          <w:b/>
+        </w:rPr>
+        <w:t>2026-09-12</w:t>
+      </w:r>
+      <w:r>
+        <w:t xml:space="preserve"> (</w:t>
+      </w:r>
+      <w:r>
+        <w:rPr>
+          <w:rFonts w:ascii="Courier New" w:hAnsi="Courier New" w:eastAsia="Courier New" w:cs="Tahoma"/>
+        </w:rPr>
+        <w:t>tools/introspect_legacy_oracle.py</w:t>
+      </w:r>
+      <w:r>
+        <w:t xml:space="preserve"> · ตาราง </w:t>
+      </w:r>
+      <w:r>
+        <w:rPr>
+          <w:rFonts w:ascii="Courier New" w:hAnsi="Courier New" w:eastAsia="Courier New" w:cs="Tahoma"/>
+        </w:rPr>
+        <w:t>FGI_IMPACT_STORE_BK_20250515</w:t>
+      </w:r>
+      <w:r>
+        <w:t xml:space="preserve"> 26,264 แถว และ </w:t>
+      </w:r>
+      <w:r>
+        <w:rPr>
+          <w:rFonts w:ascii="Courier New" w:hAnsi="Courier New" w:eastAsia="Courier New" w:cs="Tahoma"/>
+        </w:rPr>
+        <w:t>FGI_IMPACT_STORE_SALES_BK_20250515</w:t>
+      </w:r>
+      <w:r>
+        <w:t xml:space="preserve"> 8,730 แถว — ตาราง live ถูกรีเซ็ตเมื่อ 2025-05-15 จึงมีแค่ 728 แถว ใช้เป็นภาพแทนไม่ได้) · </w:t>
+      </w:r>
+      <w:r>
+        <w:rPr>
+          <w:b/>
+        </w:rPr>
+        <w:t>แถวที่ยังไม่เคาะทำให้ load ล้มทั้ง batch</w:t>
+      </w:r>
+      <w:r>
+        <w:t xml:space="preserve"> เพราะทั้งไฟล์อยู่ใน transaction เดียว</w:t>
+      </w:r>
+    </w:p>
+    <w:tbl>
+      <w:tblPr>
+        <w:tblStyle w:val="TableGrid"/>
+        <w:tblW w:type="auto" w:w="0"/>
+        <w:jc w:val="center"/>
+        <w:tblLook w:firstColumn="1" w:firstRow="1" w:lastColumn="0" w:lastRow="0" w:noHBand="0" w:noVBand="1" w:val="04A0"/>
+      </w:tblPr>
+      <w:tblGrid>
+        <w:gridCol w:w="2520"/>
+        <w:gridCol w:w="2520"/>
+        <w:gridCol w:w="2520"/>
+        <w:gridCol w:w="2520"/>
+      </w:tblGrid>
+      <w:tr>
+        <w:trPr>
+          <w:cantSplit/>
+        </w:trPr>
+        <w:tc>
+          <w:tcPr>
+            <w:tcW w:type="dxa" w:w="2520"/>
+            <w:vAlign w:val="center"/>
+            <w:shd w:fill="E8EEF5"/>
+          </w:tcPr>
+          <w:p>
+            <w:pPr>
+              <w:keepLines/>
+              <w:spacing w:after="0"/>
+            </w:pPr>
+            <w:r/>
+            <w:r>
+              <w:rPr>
+                <w:rFonts w:ascii="Arial" w:hAnsi="Arial" w:eastAsia="Arial" w:cs="Tahoma"/>
+                <w:b/>
+                <w:sz w:val="18"/>
+              </w:rPr>
+              <w:t>ค่าเดิม</w:t>
+            </w:r>
+          </w:p>
+        </w:tc>
+        <w:tc>
+          <w:tcPr>
+            <w:tcW w:type="dxa" w:w="2520"/>
+            <w:vAlign w:val="center"/>
+            <w:shd w:fill="E8EEF5"/>
+          </w:tcPr>
+          <w:p>
+            <w:pPr>
+              <w:keepLines/>
+              <w:spacing w:after="0"/>
+            </w:pPr>
+            <w:r/>
+            <w:r>
+              <w:rPr>
+                <w:rFonts w:ascii="Arial" w:hAnsi="Arial" w:eastAsia="Arial" w:cs="Tahoma"/>
+                <w:b/>
+                <w:sz w:val="18"/>
+              </w:rPr>
+              <w:t>จำนวนแถวจริง</w:t>
+            </w:r>
+          </w:p>
+        </w:tc>
+        <w:tc>
+          <w:tcPr>
+            <w:tcW w:type="dxa" w:w="2520"/>
+            <w:vAlign w:val="center"/>
+            <w:shd w:fill="E8EEF5"/>
+          </w:tcPr>
+          <w:p>
+            <w:pPr>
+              <w:keepLines/>
+              <w:spacing w:after="0"/>
+            </w:pPr>
+            <w:r/>
+            <w:r>
+              <w:rPr>
+                <w:rFonts w:ascii="Arial" w:hAnsi="Arial" w:eastAsia="Arial" w:cs="Tahoma"/>
+                <w:b/>
+                <w:sz w:val="18"/>
+              </w:rPr>
+              <w:t>แมปเป็นอะไรในโครงใหม่</w:t>
+            </w:r>
+          </w:p>
+        </w:tc>
+        <w:tc>
+          <w:tcPr>
+            <w:tcW w:type="dxa" w:w="2520"/>
+            <w:vAlign w:val="center"/>
+            <w:shd w:fill="E8EEF5"/>
+          </w:tcPr>
+          <w:p>
+            <w:pPr>
+              <w:keepLines/>
+              <w:spacing w:after="0"/>
+            </w:pPr>
+            <w:r/>
+            <w:r>
+              <w:rPr>
+                <w:rFonts w:ascii="Arial" w:hAnsi="Arial" w:eastAsia="Arial" w:cs="Tahoma"/>
+                <w:b/>
+                <w:sz w:val="18"/>
+              </w:rPr>
+              <w:t>สถานะ</w:t>
+            </w:r>
+          </w:p>
+        </w:tc>
+      </w:tr>
+      <w:tr>
+        <w:trPr>
+          <w:cantSplit/>
+        </w:trPr>
+        <w:tc>
+          <w:tcPr>
+            <w:tcW w:type="dxa" w:w="2520"/>
+            <w:vAlign w:val="center"/>
+          </w:tcPr>
+          <w:p>
+            <w:pPr>
+              <w:keepLines/>
+              <w:spacing w:after="0"/>
+            </w:pPr>
+            <w:r>
+              <w:rPr>
+                <w:rFonts w:ascii="Arial" w:hAnsi="Arial" w:eastAsia="Arial" w:cs="Tahoma"/>
+                <w:sz w:val="18"/>
+              </w:rPr>
+            </w:r>
+            <w:r>
+              <w:rPr>
+                <w:rFonts w:ascii="Courier New" w:hAnsi="Courier New" w:eastAsia="Courier New" w:cs="Tahoma"/>
+                <w:sz w:val="18"/>
+              </w:rPr>
+              <w:t>FGI_IMPACT_STORE.FLAG_VERIFY</w:t>
+            </w:r>
+            <w:r>
+              <w:rPr>
+                <w:rFonts w:ascii="Arial" w:hAnsi="Arial" w:eastAsia="Arial" w:cs="Tahoma"/>
+                <w:sz w:val="18"/>
+              </w:rPr>
+              <w:t xml:space="preserve"> = </w:t>
+            </w:r>
+            <w:r>
+              <w:rPr>
+                <w:rFonts w:ascii="Courier New" w:hAnsi="Courier New" w:eastAsia="Courier New" w:cs="Tahoma"/>
+                <w:sz w:val="18"/>
+              </w:rPr>
+              <w:t>N</w:t>
+            </w:r>
+          </w:p>
+        </w:tc>
+        <w:tc>
+          <w:tcPr>
+            <w:tcW w:type="dxa" w:w="2520"/>
+            <w:vAlign w:val="center"/>
+          </w:tcPr>
+          <w:p>
+            <w:pPr>
+              <w:keepLines/>
+              <w:spacing w:after="0"/>
+            </w:pPr>
+            <w:r>
+              <w:rPr>
+                <w:rFonts w:ascii="Arial" w:hAnsi="Arial" w:eastAsia="Arial" w:cs="Tahoma"/>
+                <w:sz w:val="18"/>
+              </w:rPr>
+            </w:r>
+            <w:r>
+              <w:rPr>
+                <w:rFonts w:ascii="Arial" w:hAnsi="Arial" w:eastAsia="Arial" w:cs="Tahoma"/>
+                <w:sz w:val="18"/>
+              </w:rPr>
+              <w:t>14,424</w:t>
+            </w:r>
+          </w:p>
+        </w:tc>
+        <w:tc>
+          <w:tcPr>
+            <w:tcW w:type="dxa" w:w="2520"/>
+            <w:vAlign w:val="center"/>
+          </w:tcPr>
+          <w:p>
+            <w:pPr>
+              <w:keepLines/>
+              <w:spacing w:after="0"/>
+            </w:pPr>
+            <w:r>
+              <w:rPr>
+                <w:rFonts w:ascii="Arial" w:hAnsi="Arial" w:eastAsia="Arial" w:cs="Tahoma"/>
+                <w:sz w:val="18"/>
+              </w:rPr>
+            </w:r>
+            <w:r>
+              <w:rPr>
+                <w:rFonts w:ascii="Courier New" w:hAnsi="Courier New" w:eastAsia="Courier New" w:cs="Tahoma"/>
+                <w:sz w:val="18"/>
+              </w:rPr>
+              <w:t>verify_status = 'N'</w:t>
+            </w:r>
+          </w:p>
+        </w:tc>
+        <w:tc>
+          <w:tcPr>
+            <w:tcW w:type="dxa" w:w="2520"/>
+            <w:vAlign w:val="center"/>
+          </w:tcPr>
+          <w:p>
+            <w:pPr>
+              <w:keepLines/>
+              <w:spacing w:after="0"/>
+            </w:pPr>
+            <w:r>
+              <w:rPr>
+                <w:rFonts w:ascii="Arial" w:hAnsi="Arial" w:eastAsia="Arial" w:cs="Tahoma"/>
+                <w:sz w:val="18"/>
+              </w:rPr>
+            </w:r>
+            <w:r>
+              <w:rPr>
+                <w:rFonts w:ascii="Arial" w:hAnsi="Arial" w:eastAsia="Arial" w:cs="Tahoma"/>
+                <w:sz w:val="18"/>
+              </w:rPr>
+              <w:t>✅ ตรงตัว</w:t>
+            </w:r>
+          </w:p>
+        </w:tc>
+      </w:tr>
+      <w:tr>
+        <w:trPr>
+          <w:cantSplit/>
+        </w:trPr>
+        <w:tc>
+          <w:tcPr>
+            <w:tcW w:type="dxa" w:w="2520"/>
+            <w:vAlign w:val="center"/>
+          </w:tcPr>
+          <w:p>
+            <w:pPr>
+              <w:keepLines/>
+              <w:spacing w:after="0"/>
+            </w:pPr>
+            <w:r>
+              <w:rPr>
+                <w:rFonts w:ascii="Arial" w:hAnsi="Arial" w:eastAsia="Arial" w:cs="Tahoma"/>
+                <w:sz w:val="18"/>
+              </w:rPr>
+            </w:r>
+            <w:r>
+              <w:rPr>
+                <w:rFonts w:ascii="Courier New" w:hAnsi="Courier New" w:eastAsia="Courier New" w:cs="Tahoma"/>
+                <w:sz w:val="18"/>
+              </w:rPr>
+              <w:t>FGI_IMPACT_STORE.FLAG_VERIFY</w:t>
+            </w:r>
+            <w:r>
+              <w:rPr>
+                <w:rFonts w:ascii="Arial" w:hAnsi="Arial" w:eastAsia="Arial" w:cs="Tahoma"/>
+                <w:sz w:val="18"/>
+              </w:rPr>
+              <w:t xml:space="preserve"> = </w:t>
+            </w:r>
+            <w:r>
+              <w:rPr>
+                <w:rFonts w:ascii="Courier New" w:hAnsi="Courier New" w:eastAsia="Courier New" w:cs="Tahoma"/>
+                <w:sz w:val="18"/>
+              </w:rPr>
+              <w:t>Y</w:t>
+            </w:r>
+          </w:p>
+        </w:tc>
+        <w:tc>
+          <w:tcPr>
+            <w:tcW w:type="dxa" w:w="2520"/>
+            <w:vAlign w:val="center"/>
+          </w:tcPr>
+          <w:p>
+            <w:pPr>
+              <w:keepLines/>
+              <w:spacing w:after="0"/>
+            </w:pPr>
+            <w:r>
+              <w:rPr>
+                <w:rFonts w:ascii="Arial" w:hAnsi="Arial" w:eastAsia="Arial" w:cs="Tahoma"/>
+                <w:sz w:val="18"/>
+              </w:rPr>
+            </w:r>
+            <w:r>
+              <w:rPr>
+                <w:rFonts w:ascii="Arial" w:hAnsi="Arial" w:eastAsia="Arial" w:cs="Tahoma"/>
+                <w:b/>
+                <w:sz w:val="18"/>
+              </w:rPr>
+              <w:t>8,556</w:t>
+            </w:r>
+          </w:p>
+        </w:tc>
+        <w:tc>
+          <w:tcPr>
+            <w:tcW w:type="dxa" w:w="2520"/>
+            <w:vAlign w:val="center"/>
+          </w:tcPr>
+          <w:p>
+            <w:pPr>
+              <w:keepLines/>
+              <w:spacing w:after="0"/>
+            </w:pPr>
+            <w:r>
+              <w:rPr>
+                <w:rFonts w:ascii="Arial" w:hAnsi="Arial" w:eastAsia="Arial" w:cs="Tahoma"/>
+                <w:sz w:val="18"/>
+              </w:rPr>
+            </w:r>
+            <w:r>
+              <w:rPr>
+                <w:rFonts w:ascii="Courier New" w:hAnsi="Courier New" w:eastAsia="Courier New" w:cs="Tahoma"/>
+                <w:sz w:val="18"/>
+              </w:rPr>
+              <w:t>verify_status = 'P'</w:t>
+            </w:r>
+            <w:r>
+              <w:rPr>
+                <w:rFonts w:ascii="Arial" w:hAnsi="Arial" w:eastAsia="Arial" w:cs="Tahoma"/>
+                <w:sz w:val="18"/>
+              </w:rPr>
+              <w:t xml:space="preserve"> </w:t>
+            </w:r>
+            <w:r>
+              <w:rPr>
+                <w:rFonts w:ascii="Arial" w:hAnsi="Arial" w:eastAsia="Arial" w:cs="Tahoma"/>
+                <w:b/>
+                <w:sz w:val="18"/>
+              </w:rPr>
+              <w:t>+</w:t>
+            </w:r>
+            <w:r>
+              <w:rPr>
+                <w:rFonts w:ascii="Arial" w:hAnsi="Arial" w:eastAsia="Arial" w:cs="Tahoma"/>
+                <w:sz w:val="18"/>
+              </w:rPr>
+              <w:t xml:space="preserve"> </w:t>
+            </w:r>
+            <w:r>
+              <w:rPr>
+                <w:rFonts w:ascii="Courier New" w:hAnsi="Courier New" w:eastAsia="Courier New" w:cs="Tahoma"/>
+                <w:sz w:val="18"/>
+              </w:rPr>
+              <w:t>sales_request_status = 'Y'</w:t>
+            </w:r>
+            <w:r>
+              <w:rPr>
+                <w:rFonts w:ascii="Arial" w:hAnsi="Arial" w:eastAsia="Arial" w:cs="Tahoma"/>
+                <w:sz w:val="18"/>
+              </w:rPr>
+              <w:t xml:space="preserve"> — ค่าเดียวของเดิมถือสองความหมาย (ผ่านการตรวจคู่ร้าน </w:t>
+            </w:r>
+            <w:r>
+              <w:rPr>
+                <w:rFonts w:ascii="Arial" w:hAnsi="Arial" w:eastAsia="Arial" w:cs="Tahoma"/>
+                <w:b/>
+                <w:sz w:val="18"/>
+              </w:rPr>
+              <w:t>และ</w:t>
+            </w:r>
+            <w:r>
+              <w:rPr>
+                <w:rFonts w:ascii="Arial" w:hAnsi="Arial" w:eastAsia="Arial" w:cs="Tahoma"/>
+                <w:sz w:val="18"/>
+              </w:rPr>
+              <w:t xml:space="preserve"> ยอดขายผ่านแล้ว) โครงใหม่แยกเป็นสองคอลัมน์</w:t>
+            </w:r>
+          </w:p>
+        </w:tc>
+        <w:tc>
+          <w:tcPr>
+            <w:tcW w:type="dxa" w:w="2520"/>
+            <w:vAlign w:val="center"/>
+          </w:tcPr>
+          <w:p>
+            <w:pPr>
+              <w:keepLines/>
+              <w:spacing w:after="0"/>
+            </w:pPr>
+            <w:r>
+              <w:rPr>
+                <w:rFonts w:ascii="Arial" w:hAnsi="Arial" w:eastAsia="Arial" w:cs="Tahoma"/>
+                <w:sz w:val="18"/>
+              </w:rPr>
+            </w:r>
+            <w:r>
+              <w:rPr>
+                <w:rFonts w:ascii="Arial" w:hAnsi="Arial" w:eastAsia="Arial" w:cs="Tahoma"/>
+                <w:sz w:val="18"/>
+              </w:rPr>
+              <w:t xml:space="preserve">🔴 </w:t>
+            </w:r>
+            <w:r>
+              <w:rPr>
+                <w:rFonts w:ascii="Arial" w:hAnsi="Arial" w:eastAsia="Arial" w:cs="Tahoma"/>
+                <w:b/>
+                <w:sz w:val="18"/>
+              </w:rPr>
+              <w:t>ต้องเคาะ</w:t>
+            </w:r>
+            <w:r>
+              <w:rPr>
+                <w:rFonts w:ascii="Arial" w:hAnsi="Arial" w:eastAsia="Arial" w:cs="Tahoma"/>
+                <w:sz w:val="18"/>
+              </w:rPr>
+              <w:t xml:space="preserve"> — แมปตรงตัวจะติด CHECK ทันที 8,556 แถว</w:t>
+            </w:r>
+          </w:p>
+        </w:tc>
+      </w:tr>
+      <w:tr>
+        <w:trPr>
+          <w:cantSplit/>
+        </w:trPr>
+        <w:tc>
+          <w:tcPr>
+            <w:tcW w:type="dxa" w:w="2520"/>
+            <w:vAlign w:val="center"/>
+          </w:tcPr>
+          <w:p>
+            <w:pPr>
+              <w:keepLines/>
+              <w:spacing w:after="0"/>
+            </w:pPr>
+            <w:r>
+              <w:rPr>
+                <w:rFonts w:ascii="Arial" w:hAnsi="Arial" w:eastAsia="Arial" w:cs="Tahoma"/>
+                <w:sz w:val="18"/>
+              </w:rPr>
+            </w:r>
+            <w:r>
+              <w:rPr>
+                <w:rFonts w:ascii="Courier New" w:hAnsi="Courier New" w:eastAsia="Courier New" w:cs="Tahoma"/>
+                <w:sz w:val="18"/>
+              </w:rPr>
+              <w:t>FGI_IMPACT_STORE.FLAG_VERIFY</w:t>
+            </w:r>
+            <w:r>
+              <w:rPr>
+                <w:rFonts w:ascii="Arial" w:hAnsi="Arial" w:eastAsia="Arial" w:cs="Tahoma"/>
+                <w:sz w:val="18"/>
+              </w:rPr>
+              <w:t xml:space="preserve"> = </w:t>
+            </w:r>
+            <w:r>
+              <w:rPr>
+                <w:rFonts w:ascii="Courier New" w:hAnsi="Courier New" w:eastAsia="Courier New" w:cs="Tahoma"/>
+                <w:sz w:val="18"/>
+              </w:rPr>
+              <w:t>W</w:t>
+            </w:r>
+          </w:p>
+        </w:tc>
+        <w:tc>
+          <w:tcPr>
+            <w:tcW w:type="dxa" w:w="2520"/>
+            <w:vAlign w:val="center"/>
+          </w:tcPr>
+          <w:p>
+            <w:pPr>
+              <w:keepLines/>
+              <w:spacing w:after="0"/>
+            </w:pPr>
+            <w:r>
+              <w:rPr>
+                <w:rFonts w:ascii="Arial" w:hAnsi="Arial" w:eastAsia="Arial" w:cs="Tahoma"/>
+                <w:sz w:val="18"/>
+              </w:rPr>
+            </w:r>
+            <w:r>
+              <w:rPr>
+                <w:rFonts w:ascii="Arial" w:hAnsi="Arial" w:eastAsia="Arial" w:cs="Tahoma"/>
+                <w:sz w:val="18"/>
+              </w:rPr>
+              <w:t>3,064</w:t>
+            </w:r>
+          </w:p>
+        </w:tc>
+        <w:tc>
+          <w:tcPr>
+            <w:tcW w:type="dxa" w:w="2520"/>
+            <w:vAlign w:val="center"/>
+          </w:tcPr>
+          <w:p>
+            <w:pPr>
+              <w:keepLines/>
+              <w:spacing w:after="0"/>
+            </w:pPr>
+            <w:r>
+              <w:rPr>
+                <w:rFonts w:ascii="Arial" w:hAnsi="Arial" w:eastAsia="Arial" w:cs="Tahoma"/>
+                <w:sz w:val="18"/>
+              </w:rPr>
+            </w:r>
+            <w:r>
+              <w:rPr>
+                <w:rFonts w:ascii="Courier New" w:hAnsi="Courier New" w:eastAsia="Courier New" w:cs="Tahoma"/>
+                <w:sz w:val="18"/>
+              </w:rPr>
+              <w:t>verify_status = 'W'</w:t>
+            </w:r>
+          </w:p>
+        </w:tc>
+        <w:tc>
+          <w:tcPr>
+            <w:tcW w:type="dxa" w:w="2520"/>
+            <w:vAlign w:val="center"/>
+          </w:tcPr>
+          <w:p>
+            <w:pPr>
+              <w:keepLines/>
+              <w:spacing w:after="0"/>
+            </w:pPr>
+            <w:r>
+              <w:rPr>
+                <w:rFonts w:ascii="Arial" w:hAnsi="Arial" w:eastAsia="Arial" w:cs="Tahoma"/>
+                <w:sz w:val="18"/>
+              </w:rPr>
+            </w:r>
+            <w:r>
+              <w:rPr>
+                <w:rFonts w:ascii="Arial" w:hAnsi="Arial" w:eastAsia="Arial" w:cs="Tahoma"/>
+                <w:sz w:val="18"/>
+              </w:rPr>
+              <w:t>✅ ตรงตัว</w:t>
+            </w:r>
+          </w:p>
+        </w:tc>
+      </w:tr>
+      <w:tr>
+        <w:trPr>
+          <w:cantSplit/>
+        </w:trPr>
+        <w:tc>
+          <w:tcPr>
+            <w:tcW w:type="dxa" w:w="2520"/>
+            <w:vAlign w:val="center"/>
+          </w:tcPr>
+          <w:p>
+            <w:pPr>
+              <w:keepLines/>
+              <w:spacing w:after="0"/>
+            </w:pPr>
+            <w:r>
+              <w:rPr>
+                <w:rFonts w:ascii="Arial" w:hAnsi="Arial" w:eastAsia="Arial" w:cs="Tahoma"/>
+                <w:sz w:val="18"/>
+              </w:rPr>
+            </w:r>
+            <w:r>
+              <w:rPr>
+                <w:rFonts w:ascii="Courier New" w:hAnsi="Courier New" w:eastAsia="Courier New" w:cs="Tahoma"/>
+                <w:sz w:val="18"/>
+              </w:rPr>
+              <w:t>FGI_IMPACT_STORE.FLAG_VERIFY</w:t>
+            </w:r>
+            <w:r>
+              <w:rPr>
+                <w:rFonts w:ascii="Arial" w:hAnsi="Arial" w:eastAsia="Arial" w:cs="Tahoma"/>
+                <w:sz w:val="18"/>
+              </w:rPr>
+              <w:t xml:space="preserve"> = </w:t>
+            </w:r>
+            <w:r>
+              <w:rPr>
+                <w:rFonts w:ascii="Courier New" w:hAnsi="Courier New" w:eastAsia="Courier New" w:cs="Tahoma"/>
+                <w:sz w:val="18"/>
+              </w:rPr>
+              <w:t>P</w:t>
+            </w:r>
+          </w:p>
+        </w:tc>
+        <w:tc>
+          <w:tcPr>
+            <w:tcW w:type="dxa" w:w="2520"/>
+            <w:vAlign w:val="center"/>
+          </w:tcPr>
+          <w:p>
+            <w:pPr>
+              <w:keepLines/>
+              <w:spacing w:after="0"/>
+            </w:pPr>
+            <w:r>
+              <w:rPr>
+                <w:rFonts w:ascii="Arial" w:hAnsi="Arial" w:eastAsia="Arial" w:cs="Tahoma"/>
+                <w:sz w:val="18"/>
+              </w:rPr>
+            </w:r>
+            <w:r>
+              <w:rPr>
+                <w:rFonts w:ascii="Arial" w:hAnsi="Arial" w:eastAsia="Arial" w:cs="Tahoma"/>
+                <w:sz w:val="18"/>
+              </w:rPr>
+              <w:t>220</w:t>
+            </w:r>
+          </w:p>
+        </w:tc>
+        <w:tc>
+          <w:tcPr>
+            <w:tcW w:type="dxa" w:w="2520"/>
+            <w:vAlign w:val="center"/>
+          </w:tcPr>
+          <w:p>
+            <w:pPr>
+              <w:keepLines/>
+              <w:spacing w:after="0"/>
+            </w:pPr>
+            <w:r>
+              <w:rPr>
+                <w:rFonts w:ascii="Arial" w:hAnsi="Arial" w:eastAsia="Arial" w:cs="Tahoma"/>
+                <w:sz w:val="18"/>
+              </w:rPr>
+            </w:r>
+            <w:r>
+              <w:rPr>
+                <w:rFonts w:ascii="Courier New" w:hAnsi="Courier New" w:eastAsia="Courier New" w:cs="Tahoma"/>
+                <w:sz w:val="18"/>
+              </w:rPr>
+              <w:t>verify_status = 'P'</w:t>
+            </w:r>
+          </w:p>
+        </w:tc>
+        <w:tc>
+          <w:tcPr>
+            <w:tcW w:type="dxa" w:w="2520"/>
+            <w:vAlign w:val="center"/>
+          </w:tcPr>
+          <w:p>
+            <w:pPr>
+              <w:keepLines/>
+              <w:spacing w:after="0"/>
+            </w:pPr>
+            <w:r>
+              <w:rPr>
+                <w:rFonts w:ascii="Arial" w:hAnsi="Arial" w:eastAsia="Arial" w:cs="Tahoma"/>
+                <w:sz w:val="18"/>
+              </w:rPr>
+            </w:r>
+            <w:r>
+              <w:rPr>
+                <w:rFonts w:ascii="Arial" w:hAnsi="Arial" w:eastAsia="Arial" w:cs="Tahoma"/>
+                <w:sz w:val="18"/>
+              </w:rPr>
+              <w:t>✅ ตรงตัว</w:t>
+            </w:r>
+          </w:p>
+        </w:tc>
+      </w:tr>
+      <w:tr>
+        <w:trPr>
+          <w:cantSplit/>
+        </w:trPr>
+        <w:tc>
+          <w:tcPr>
+            <w:tcW w:type="dxa" w:w="2520"/>
+            <w:vAlign w:val="center"/>
+          </w:tcPr>
+          <w:p>
+            <w:pPr>
+              <w:keepLines/>
+              <w:spacing w:after="0"/>
+            </w:pPr>
+            <w:r>
+              <w:rPr>
+                <w:rFonts w:ascii="Arial" w:hAnsi="Arial" w:eastAsia="Arial" w:cs="Tahoma"/>
+                <w:sz w:val="18"/>
+              </w:rPr>
+            </w:r>
+            <w:r>
+              <w:rPr>
+                <w:rFonts w:ascii="Courier New" w:hAnsi="Courier New" w:eastAsia="Courier New" w:cs="Tahoma"/>
+                <w:sz w:val="18"/>
+              </w:rPr>
+              <w:t>FGI_IMPACT_STORE_SALES.FLAG_VERIFY</w:t>
+            </w:r>
+            <w:r>
+              <w:rPr>
+                <w:rFonts w:ascii="Arial" w:hAnsi="Arial" w:eastAsia="Arial" w:cs="Tahoma"/>
+                <w:sz w:val="18"/>
+              </w:rPr>
+              <w:t xml:space="preserve"> = </w:t>
+            </w:r>
+            <w:r>
+              <w:rPr>
+                <w:rFonts w:ascii="Courier New" w:hAnsi="Courier New" w:eastAsia="Courier New" w:cs="Tahoma"/>
+                <w:sz w:val="18"/>
+              </w:rPr>
+              <w:t>Y</w:t>
+            </w:r>
+          </w:p>
+        </w:tc>
+        <w:tc>
+          <w:tcPr>
+            <w:tcW w:type="dxa" w:w="2520"/>
+            <w:vAlign w:val="center"/>
+          </w:tcPr>
+          <w:p>
+            <w:pPr>
+              <w:keepLines/>
+              <w:spacing w:after="0"/>
+            </w:pPr>
+            <w:r>
+              <w:rPr>
+                <w:rFonts w:ascii="Arial" w:hAnsi="Arial" w:eastAsia="Arial" w:cs="Tahoma"/>
+                <w:sz w:val="18"/>
+              </w:rPr>
+            </w:r>
+            <w:r>
+              <w:rPr>
+                <w:rFonts w:ascii="Arial" w:hAnsi="Arial" w:eastAsia="Arial" w:cs="Tahoma"/>
+                <w:sz w:val="18"/>
+              </w:rPr>
+              <w:t>6,029</w:t>
+            </w:r>
+          </w:p>
+        </w:tc>
+        <w:tc>
+          <w:tcPr>
+            <w:tcW w:type="dxa" w:w="2520"/>
+            <w:vAlign w:val="center"/>
+          </w:tcPr>
+          <w:p>
+            <w:pPr>
+              <w:keepLines/>
+              <w:spacing w:after="0"/>
+            </w:pPr>
+            <w:r>
+              <w:rPr>
+                <w:rFonts w:ascii="Arial" w:hAnsi="Arial" w:eastAsia="Arial" w:cs="Tahoma"/>
+                <w:sz w:val="18"/>
+              </w:rPr>
+            </w:r>
+            <w:r>
+              <w:rPr>
+                <w:rFonts w:ascii="Courier New" w:hAnsi="Courier New" w:eastAsia="Courier New" w:cs="Tahoma"/>
+                <w:sz w:val="18"/>
+              </w:rPr>
+              <w:t>sgi_fgi_impact_sales_summaries.sales_status = 'Y'</w:t>
+            </w:r>
+          </w:p>
+        </w:tc>
+        <w:tc>
+          <w:tcPr>
+            <w:tcW w:type="dxa" w:w="2520"/>
+            <w:vAlign w:val="center"/>
+          </w:tcPr>
+          <w:p>
+            <w:pPr>
+              <w:keepLines/>
+              <w:spacing w:after="0"/>
+            </w:pPr>
+            <w:r>
+              <w:rPr>
+                <w:rFonts w:ascii="Arial" w:hAnsi="Arial" w:eastAsia="Arial" w:cs="Tahoma"/>
+                <w:sz w:val="18"/>
+              </w:rPr>
+            </w:r>
+            <w:r>
+              <w:rPr>
+                <w:rFonts w:ascii="Arial" w:hAnsi="Arial" w:eastAsia="Arial" w:cs="Tahoma"/>
+                <w:sz w:val="18"/>
+              </w:rPr>
+              <w:t>✅ ตรงตัว</w:t>
+            </w:r>
+          </w:p>
+        </w:tc>
+      </w:tr>
+      <w:tr>
+        <w:trPr>
+          <w:cantSplit/>
+        </w:trPr>
+        <w:tc>
+          <w:tcPr>
+            <w:tcW w:type="dxa" w:w="2520"/>
+            <w:vAlign w:val="center"/>
+          </w:tcPr>
+          <w:p>
+            <w:pPr>
+              <w:keepLines/>
+              <w:spacing w:after="0"/>
+            </w:pPr>
+            <w:r>
+              <w:rPr>
+                <w:rFonts w:ascii="Arial" w:hAnsi="Arial" w:eastAsia="Arial" w:cs="Tahoma"/>
+                <w:sz w:val="18"/>
+              </w:rPr>
+            </w:r>
+            <w:r>
+              <w:rPr>
+                <w:rFonts w:ascii="Courier New" w:hAnsi="Courier New" w:eastAsia="Courier New" w:cs="Tahoma"/>
+                <w:sz w:val="18"/>
+              </w:rPr>
+              <w:t>FGI_IMPACT_STORE_SALES.FLAG_VERIFY</w:t>
+            </w:r>
+            <w:r>
+              <w:rPr>
+                <w:rFonts w:ascii="Arial" w:hAnsi="Arial" w:eastAsia="Arial" w:cs="Tahoma"/>
+                <w:sz w:val="18"/>
+              </w:rPr>
+              <w:t xml:space="preserve"> = </w:t>
+            </w:r>
+            <w:r>
+              <w:rPr>
+                <w:rFonts w:ascii="Courier New" w:hAnsi="Courier New" w:eastAsia="Courier New" w:cs="Tahoma"/>
+                <w:sz w:val="18"/>
+              </w:rPr>
+              <w:t>N</w:t>
+            </w:r>
+          </w:p>
+        </w:tc>
+        <w:tc>
+          <w:tcPr>
+            <w:tcW w:type="dxa" w:w="2520"/>
+            <w:vAlign w:val="center"/>
+          </w:tcPr>
+          <w:p>
+            <w:pPr>
+              <w:keepLines/>
+              <w:spacing w:after="0"/>
+            </w:pPr>
+            <w:r>
+              <w:rPr>
+                <w:rFonts w:ascii="Arial" w:hAnsi="Arial" w:eastAsia="Arial" w:cs="Tahoma"/>
+                <w:sz w:val="18"/>
+              </w:rPr>
+            </w:r>
+            <w:r>
+              <w:rPr>
+                <w:rFonts w:ascii="Arial" w:hAnsi="Arial" w:eastAsia="Arial" w:cs="Tahoma"/>
+                <w:sz w:val="18"/>
+              </w:rPr>
+              <w:t>2,549</w:t>
+            </w:r>
+          </w:p>
+        </w:tc>
+        <w:tc>
+          <w:tcPr>
+            <w:tcW w:type="dxa" w:w="2520"/>
+            <w:vAlign w:val="center"/>
+          </w:tcPr>
+          <w:p>
+            <w:pPr>
+              <w:keepLines/>
+              <w:spacing w:after="0"/>
+            </w:pPr>
+            <w:r>
+              <w:rPr>
+                <w:rFonts w:ascii="Arial" w:hAnsi="Arial" w:eastAsia="Arial" w:cs="Tahoma"/>
+                <w:sz w:val="18"/>
+              </w:rPr>
+            </w:r>
+            <w:r>
+              <w:rPr>
+                <w:rFonts w:ascii="Courier New" w:hAnsi="Courier New" w:eastAsia="Courier New" w:cs="Tahoma"/>
+                <w:sz w:val="18"/>
+              </w:rPr>
+              <w:t>sgi_fgi_impact_sales_summaries.sales_status = 'N'</w:t>
+            </w:r>
+            <w:r>
+              <w:rPr>
+                <w:rFonts w:ascii="Arial" w:hAnsi="Arial" w:eastAsia="Arial" w:cs="Tahoma"/>
+                <w:sz w:val="18"/>
+              </w:rPr>
+              <w:t xml:space="preserve"> — </w:t>
+            </w:r>
+            <w:r>
+              <w:rPr>
+                <w:rFonts w:ascii="Courier New" w:hAnsi="Courier New" w:eastAsia="Courier New" w:cs="Tahoma"/>
+                <w:sz w:val="18"/>
+              </w:rPr>
+              <w:t>N</w:t>
+            </w:r>
+            <w:r>
+              <w:rPr>
+                <w:rFonts w:ascii="Arial" w:hAnsi="Arial" w:eastAsia="Arial" w:cs="Tahoma"/>
+                <w:sz w:val="18"/>
+              </w:rPr>
+              <w:t xml:space="preserve"> = ประเมินแล้วยอดไม่ตก (</w:t>
+            </w:r>
+            <w:r>
+              <w:rPr>
+                <w:rFonts w:ascii="Courier New" w:hAnsi="Courier New" w:eastAsia="Courier New" w:cs="Tahoma"/>
+                <w:sz w:val="18"/>
+              </w:rPr>
+              <w:t>growth_rate_diff &gt;= 0</w:t>
+            </w:r>
+            <w:r>
+              <w:rPr>
+                <w:rFonts w:ascii="Arial" w:hAnsi="Arial" w:eastAsia="Arial" w:cs="Tahoma"/>
+                <w:sz w:val="18"/>
+              </w:rPr>
+              <w:t xml:space="preserve">) </w:t>
+            </w:r>
+            <w:r>
+              <w:rPr>
+                <w:rFonts w:ascii="Arial" w:hAnsi="Arial" w:eastAsia="Arial" w:cs="Tahoma"/>
+                <w:b/>
+                <w:sz w:val="18"/>
+              </w:rPr>
+              <w:t>ไม่ใช่ความผิดพลาด</w:t>
+            </w:r>
+            <w:r>
+              <w:rPr>
+                <w:rFonts w:ascii="Arial" w:hAnsi="Arial" w:eastAsia="Arial" w:cs="Tahoma"/>
+                <w:sz w:val="18"/>
+              </w:rPr>
+              <w:t xml:space="preserve"> จึงแมปเป็น </w:t>
+            </w:r>
+            <w:r>
+              <w:rPr>
+                <w:rFonts w:ascii="Courier New" w:hAnsi="Courier New" w:eastAsia="Courier New" w:cs="Tahoma"/>
+                <w:sz w:val="18"/>
+              </w:rPr>
+              <w:t>E</w:t>
+            </w:r>
+            <w:r>
+              <w:rPr>
+                <w:rFonts w:ascii="Arial" w:hAnsi="Arial" w:eastAsia="Arial" w:cs="Tahoma"/>
+                <w:sz w:val="18"/>
+              </w:rPr>
+              <w:t xml:space="preserve"> ไม่ได้</w:t>
+            </w:r>
+          </w:p>
+        </w:tc>
+        <w:tc>
+          <w:tcPr>
+            <w:tcW w:type="dxa" w:w="2520"/>
+            <w:vAlign w:val="center"/>
+          </w:tcPr>
+          <w:p>
+            <w:pPr>
+              <w:keepLines/>
+              <w:spacing w:after="0"/>
+            </w:pPr>
+            <w:r>
+              <w:rPr>
+                <w:rFonts w:ascii="Arial" w:hAnsi="Arial" w:eastAsia="Arial" w:cs="Tahoma"/>
+                <w:sz w:val="18"/>
+              </w:rPr>
+            </w:r>
+            <w:r>
+              <w:rPr>
+                <w:rFonts w:ascii="Arial" w:hAnsi="Arial" w:eastAsia="Arial" w:cs="Tahoma"/>
+                <w:sz w:val="18"/>
+              </w:rPr>
+              <w:t xml:space="preserve">✅ </w:t>
+            </w:r>
+            <w:r>
+              <w:rPr>
+                <w:rFonts w:ascii="Arial" w:hAnsi="Arial" w:eastAsia="Arial" w:cs="Tahoma"/>
+                <w:b/>
+                <w:sz w:val="18"/>
+              </w:rPr>
+              <w:t>เคาะแล้ว</w:t>
+            </w:r>
+            <w:r>
+              <w:rPr>
+                <w:rFonts w:ascii="Arial" w:hAnsi="Arial" w:eastAsia="Arial" w:cs="Tahoma"/>
+                <w:sz w:val="18"/>
+              </w:rPr>
+              <w:t xml:space="preserve"> (ข้อ 2.37) — โดเมนเดิมมี </w:t>
+            </w:r>
+            <w:r>
+              <w:rPr>
+                <w:rFonts w:ascii="Courier New" w:hAnsi="Courier New" w:eastAsia="Courier New" w:cs="Tahoma"/>
+                <w:sz w:val="18"/>
+              </w:rPr>
+              <w:t>N</w:t>
+            </w:r>
+            <w:r>
+              <w:rPr>
+                <w:rFonts w:ascii="Arial" w:hAnsi="Arial" w:eastAsia="Arial" w:cs="Tahoma"/>
+                <w:sz w:val="18"/>
+              </w:rPr>
+              <w:t xml:space="preserve"> อยู่แล้ว</w:t>
+            </w:r>
+          </w:p>
+        </w:tc>
+      </w:tr>
+      <w:tr>
+        <w:trPr>
+          <w:cantSplit/>
+        </w:trPr>
+        <w:tc>
+          <w:tcPr>
+            <w:tcW w:type="dxa" w:w="2520"/>
+            <w:vAlign w:val="center"/>
+          </w:tcPr>
+          <w:p>
+            <w:pPr>
+              <w:keepLines/>
+              <w:spacing w:after="0"/>
+            </w:pPr>
+            <w:r>
+              <w:rPr>
+                <w:rFonts w:ascii="Arial" w:hAnsi="Arial" w:eastAsia="Arial" w:cs="Tahoma"/>
+                <w:sz w:val="18"/>
+              </w:rPr>
+            </w:r>
+            <w:r>
+              <w:rPr>
+                <w:rFonts w:ascii="Courier New" w:hAnsi="Courier New" w:eastAsia="Courier New" w:cs="Tahoma"/>
+                <w:sz w:val="18"/>
+              </w:rPr>
+              <w:t>FGI_IMPACT_STORE_SALES.FLAG_VERIFY</w:t>
+            </w:r>
+            <w:r>
+              <w:rPr>
+                <w:rFonts w:ascii="Arial" w:hAnsi="Arial" w:eastAsia="Arial" w:cs="Tahoma"/>
+                <w:sz w:val="18"/>
+              </w:rPr>
+              <w:t xml:space="preserve"> = </w:t>
+            </w:r>
+            <w:r>
+              <w:rPr>
+                <w:rFonts w:ascii="Courier New" w:hAnsi="Courier New" w:eastAsia="Courier New" w:cs="Tahoma"/>
+                <w:sz w:val="18"/>
+              </w:rPr>
+              <w:t>P</w:t>
+            </w:r>
+          </w:p>
+        </w:tc>
+        <w:tc>
+          <w:tcPr>
+            <w:tcW w:type="dxa" w:w="2520"/>
+            <w:vAlign w:val="center"/>
+          </w:tcPr>
+          <w:p>
+            <w:pPr>
+              <w:keepLines/>
+              <w:spacing w:after="0"/>
+            </w:pPr>
+            <w:r>
+              <w:rPr>
+                <w:rFonts w:ascii="Arial" w:hAnsi="Arial" w:eastAsia="Arial" w:cs="Tahoma"/>
+                <w:sz w:val="18"/>
+              </w:rPr>
+            </w:r>
+            <w:r>
+              <w:rPr>
+                <w:rFonts w:ascii="Arial" w:hAnsi="Arial" w:eastAsia="Arial" w:cs="Tahoma"/>
+                <w:b/>
+                <w:sz w:val="18"/>
+              </w:rPr>
+              <w:t>151</w:t>
+            </w:r>
+          </w:p>
+        </w:tc>
+        <w:tc>
+          <w:tcPr>
+            <w:tcW w:type="dxa" w:w="2520"/>
+            <w:vAlign w:val="center"/>
+          </w:tcPr>
+          <w:p>
+            <w:pPr>
+              <w:keepLines/>
+              <w:spacing w:after="0"/>
+            </w:pPr>
+            <w:r>
+              <w:rPr>
+                <w:rFonts w:ascii="Arial" w:hAnsi="Arial" w:eastAsia="Arial" w:cs="Tahoma"/>
+                <w:sz w:val="18"/>
+              </w:rPr>
+            </w:r>
+            <w:r>
+              <w:rPr>
+                <w:rFonts w:ascii="Courier New" w:hAnsi="Courier New" w:eastAsia="Courier New" w:cs="Tahoma"/>
+                <w:sz w:val="18"/>
+              </w:rPr>
+              <w:t>sgi_fgi_impact_sales_summaries.sales_status = 'P'</w:t>
+            </w:r>
+            <w:r>
+              <w:rPr>
+                <w:rFonts w:ascii="Arial" w:hAnsi="Arial" w:eastAsia="Arial" w:cs="Tahoma"/>
+                <w:sz w:val="18"/>
+              </w:rPr>
+              <w:t xml:space="preserve"> (ขอแล้วรอผล) — </w:t>
+            </w:r>
+            <w:r>
+              <w:rPr>
+                <w:rFonts w:ascii="Arial" w:hAnsi="Arial" w:eastAsia="Arial" w:cs="Tahoma"/>
+                <w:b/>
+                <w:sz w:val="18"/>
+              </w:rPr>
+              <w:t>โดเมนเดิมไม่มี `P` จึงเพิ่มเข้าไป</w:t>
+            </w:r>
+            <w:r>
+              <w:rPr>
+                <w:rFonts w:ascii="Arial" w:hAnsi="Arial" w:eastAsia="Arial" w:cs="Tahoma"/>
+                <w:sz w:val="18"/>
+              </w:rPr>
+              <w:t xml:space="preserve"> เป็น </w:t>
+            </w:r>
+            <w:r>
+              <w:rPr>
+                <w:rFonts w:ascii="Courier New" w:hAnsi="Courier New" w:eastAsia="Courier New" w:cs="Tahoma"/>
+                <w:sz w:val="18"/>
+              </w:rPr>
+              <w:t>W/P/Y/N/E</w:t>
+            </w:r>
+          </w:p>
+        </w:tc>
+        <w:tc>
+          <w:tcPr>
+            <w:tcW w:type="dxa" w:w="2520"/>
+            <w:vAlign w:val="center"/>
+          </w:tcPr>
+          <w:p>
+            <w:pPr>
+              <w:keepLines/>
+              <w:spacing w:after="0"/>
+            </w:pPr>
+            <w:r>
+              <w:rPr>
+                <w:rFonts w:ascii="Arial" w:hAnsi="Arial" w:eastAsia="Arial" w:cs="Tahoma"/>
+                <w:sz w:val="18"/>
+              </w:rPr>
+            </w:r>
+            <w:r>
+              <w:rPr>
+                <w:rFonts w:ascii="Arial" w:hAnsi="Arial" w:eastAsia="Arial" w:cs="Tahoma"/>
+                <w:sz w:val="18"/>
+              </w:rPr>
+              <w:t xml:space="preserve">✅ </w:t>
+            </w:r>
+            <w:r>
+              <w:rPr>
+                <w:rFonts w:ascii="Arial" w:hAnsi="Arial" w:eastAsia="Arial" w:cs="Tahoma"/>
+                <w:b/>
+                <w:sz w:val="18"/>
+              </w:rPr>
+              <w:t>เคาะแล้ว</w:t>
+            </w:r>
+            <w:r>
+              <w:rPr>
+                <w:rFonts w:ascii="Arial" w:hAnsi="Arial" w:eastAsia="Arial" w:cs="Tahoma"/>
+                <w:sz w:val="18"/>
+              </w:rPr>
+              <w:t xml:space="preserve"> (ข้อ 2.37)</w:t>
+            </w:r>
+          </w:p>
+        </w:tc>
+      </w:tr>
+      <w:tr>
+        <w:trPr>
+          <w:cantSplit/>
+        </w:trPr>
+        <w:tc>
+          <w:tcPr>
+            <w:tcW w:type="dxa" w:w="2520"/>
+            <w:vAlign w:val="center"/>
+          </w:tcPr>
+          <w:p>
+            <w:pPr>
+              <w:keepLines/>
+              <w:spacing w:after="0"/>
+            </w:pPr>
+            <w:r>
+              <w:rPr>
+                <w:rFonts w:ascii="Arial" w:hAnsi="Arial" w:eastAsia="Arial" w:cs="Tahoma"/>
+                <w:sz w:val="18"/>
+              </w:rPr>
+            </w:r>
+            <w:r>
+              <w:rPr>
+                <w:rFonts w:ascii="Courier New" w:hAnsi="Courier New" w:eastAsia="Courier New" w:cs="Tahoma"/>
+                <w:sz w:val="18"/>
+              </w:rPr>
+              <w:t>FGI_IMPACT_STORE_SALES.FLAG_VERIFY</w:t>
+            </w:r>
+            <w:r>
+              <w:rPr>
+                <w:rFonts w:ascii="Arial" w:hAnsi="Arial" w:eastAsia="Arial" w:cs="Tahoma"/>
+                <w:sz w:val="18"/>
+              </w:rPr>
+              <w:t xml:space="preserve"> = </w:t>
+            </w:r>
+            <w:r>
+              <w:rPr>
+                <w:rFonts w:ascii="Courier New" w:hAnsi="Courier New" w:eastAsia="Courier New" w:cs="Tahoma"/>
+                <w:sz w:val="18"/>
+              </w:rPr>
+              <w:t>W</w:t>
+            </w:r>
+          </w:p>
+        </w:tc>
+        <w:tc>
+          <w:tcPr>
+            <w:tcW w:type="dxa" w:w="2520"/>
+            <w:vAlign w:val="center"/>
+          </w:tcPr>
+          <w:p>
+            <w:pPr>
+              <w:keepLines/>
+              <w:spacing w:after="0"/>
+            </w:pPr>
+            <w:r>
+              <w:rPr>
+                <w:rFonts w:ascii="Arial" w:hAnsi="Arial" w:eastAsia="Arial" w:cs="Tahoma"/>
+                <w:sz w:val="18"/>
+              </w:rPr>
+            </w:r>
+            <w:r>
+              <w:rPr>
+                <w:rFonts w:ascii="Arial" w:hAnsi="Arial" w:eastAsia="Arial" w:cs="Tahoma"/>
+                <w:sz w:val="18"/>
+              </w:rPr>
+              <w:t>1</w:t>
+            </w:r>
+          </w:p>
+        </w:tc>
+        <w:tc>
+          <w:tcPr>
+            <w:tcW w:type="dxa" w:w="2520"/>
+            <w:vAlign w:val="center"/>
+          </w:tcPr>
+          <w:p>
+            <w:pPr>
+              <w:keepLines/>
+              <w:spacing w:after="0"/>
+            </w:pPr>
+            <w:r>
+              <w:rPr>
+                <w:rFonts w:ascii="Arial" w:hAnsi="Arial" w:eastAsia="Arial" w:cs="Tahoma"/>
+                <w:sz w:val="18"/>
+              </w:rPr>
+            </w:r>
+            <w:r>
+              <w:rPr>
+                <w:rFonts w:ascii="Courier New" w:hAnsi="Courier New" w:eastAsia="Courier New" w:cs="Tahoma"/>
+                <w:sz w:val="18"/>
+              </w:rPr>
+              <w:t>sales_status = 'W'</w:t>
+            </w:r>
+          </w:p>
+        </w:tc>
+        <w:tc>
+          <w:tcPr>
+            <w:tcW w:type="dxa" w:w="2520"/>
+            <w:vAlign w:val="center"/>
+          </w:tcPr>
+          <w:p>
+            <w:pPr>
+              <w:keepLines/>
+              <w:spacing w:after="0"/>
+            </w:pPr>
+            <w:r>
+              <w:rPr>
+                <w:rFonts w:ascii="Arial" w:hAnsi="Arial" w:eastAsia="Arial" w:cs="Tahoma"/>
+                <w:sz w:val="18"/>
+              </w:rPr>
+            </w:r>
+            <w:r>
+              <w:rPr>
+                <w:rFonts w:ascii="Arial" w:hAnsi="Arial" w:eastAsia="Arial" w:cs="Tahoma"/>
+                <w:sz w:val="18"/>
+              </w:rPr>
+              <w:t>✅ ตรงตัว</w:t>
+            </w:r>
+          </w:p>
+        </w:tc>
+      </w:tr>
+      <w:tr>
+        <w:trPr>
+          <w:cantSplit/>
+        </w:trPr>
+        <w:tc>
+          <w:tcPr>
+            <w:tcW w:type="dxa" w:w="2520"/>
+            <w:vAlign w:val="center"/>
+          </w:tcPr>
+          <w:p>
+            <w:pPr>
+              <w:keepLines/>
+              <w:spacing w:after="0"/>
+            </w:pPr>
+            <w:r>
+              <w:rPr>
+                <w:rFonts w:ascii="Arial" w:hAnsi="Arial" w:eastAsia="Arial" w:cs="Tahoma"/>
+                <w:sz w:val="18"/>
+              </w:rPr>
+            </w:r>
+            <w:r>
+              <w:rPr>
+                <w:rFonts w:ascii="Courier New" w:hAnsi="Courier New" w:eastAsia="Courier New" w:cs="Tahoma"/>
+                <w:sz w:val="18"/>
+              </w:rPr>
+              <w:t>sgi_fgi_impact_stores.sales_request_status</w:t>
+            </w:r>
+          </w:p>
+        </w:tc>
+        <w:tc>
+          <w:tcPr>
+            <w:tcW w:type="dxa" w:w="2520"/>
+            <w:vAlign w:val="center"/>
+          </w:tcPr>
+          <w:p>
+            <w:pPr>
+              <w:keepLines/>
+              <w:spacing w:after="0"/>
+            </w:pPr>
+            <w:r>
+              <w:rPr>
+                <w:rFonts w:ascii="Arial" w:hAnsi="Arial" w:eastAsia="Arial" w:cs="Tahoma"/>
+                <w:sz w:val="18"/>
+              </w:rPr>
+            </w:r>
+            <w:r>
+              <w:rPr>
+                <w:rFonts w:ascii="Arial" w:hAnsi="Arial" w:eastAsia="Arial" w:cs="Tahoma"/>
+                <w:sz w:val="18"/>
+              </w:rPr>
+              <w:t>—</w:t>
+            </w:r>
+          </w:p>
+        </w:tc>
+        <w:tc>
+          <w:tcPr>
+            <w:tcW w:type="dxa" w:w="2520"/>
+            <w:vAlign w:val="center"/>
+          </w:tcPr>
+          <w:p>
+            <w:pPr>
+              <w:keepLines/>
+              <w:spacing w:after="0"/>
+            </w:pPr>
+            <w:r>
+              <w:rPr>
+                <w:rFonts w:ascii="Arial" w:hAnsi="Arial" w:eastAsia="Arial" w:cs="Tahoma"/>
+                <w:sz w:val="18"/>
+              </w:rPr>
+            </w:r>
+            <w:r>
+              <w:rPr>
+                <w:rFonts w:ascii="Arial" w:hAnsi="Arial" w:eastAsia="Arial" w:cs="Tahoma"/>
+                <w:b/>
+                <w:sz w:val="18"/>
+              </w:rPr>
+              <w:t>ไม่มีต้นทางในระบบเดิม</w:t>
+            </w:r>
+            <w:r>
+              <w:rPr>
+                <w:rFonts w:ascii="Arial" w:hAnsi="Arial" w:eastAsia="Arial" w:cs="Tahoma"/>
+                <w:sz w:val="18"/>
+              </w:rPr>
+              <w:t xml:space="preserve"> — เป็นคอลัมน์ใหม่ที่ติดตาม *การขอ* ยอดขายระดับคู่ร้าน (W ยังไม่ขอ · P ขอแล้ว · Y ได้ข้อมูล · E ขอไม่สำเร็จ) คนละเรื่องกับ </w:t>
+            </w:r>
+            <w:r>
+              <w:rPr>
+                <w:rFonts w:ascii="Courier New" w:hAnsi="Courier New" w:eastAsia="Courier New" w:cs="Tahoma"/>
+                <w:sz w:val="18"/>
+              </w:rPr>
+              <w:t>sales_status</w:t>
+            </w:r>
+            <w:r>
+              <w:rPr>
+                <w:rFonts w:ascii="Arial" w:hAnsi="Arial" w:eastAsia="Arial" w:cs="Tahoma"/>
+                <w:sz w:val="18"/>
+              </w:rPr>
+              <w:t xml:space="preserve"> ที่เป็น *ผลทางธุรกิจ* จึงไม่มี </w:t>
+            </w:r>
+            <w:r>
+              <w:rPr>
+                <w:rFonts w:ascii="Courier New" w:hAnsi="Courier New" w:eastAsia="Courier New" w:cs="Tahoma"/>
+                <w:sz w:val="18"/>
+              </w:rPr>
+              <w:t>N</w:t>
+            </w:r>
+          </w:p>
+        </w:tc>
+        <w:tc>
+          <w:tcPr>
+            <w:tcW w:type="dxa" w:w="2520"/>
+            <w:vAlign w:val="center"/>
+          </w:tcPr>
+          <w:p>
+            <w:pPr>
+              <w:keepLines/>
+              <w:spacing w:after="0"/>
+            </w:pPr>
+            <w:r>
+              <w:rPr>
+                <w:rFonts w:ascii="Arial" w:hAnsi="Arial" w:eastAsia="Arial" w:cs="Tahoma"/>
+                <w:sz w:val="18"/>
+              </w:rPr>
+            </w:r>
+            <w:r>
+              <w:rPr>
+                <w:rFonts w:ascii="Arial" w:hAnsi="Arial" w:eastAsia="Arial" w:cs="Tahoma"/>
+                <w:sz w:val="18"/>
+              </w:rPr>
+              <w:t>ℹ️ ไม่เกี่ยวกับ migration</w:t>
+            </w:r>
+          </w:p>
+        </w:tc>
+      </w:tr>
+      <w:tr>
+        <w:trPr>
+          <w:cantSplit/>
+        </w:trPr>
+        <w:tc>
+          <w:tcPr>
+            <w:tcW w:type="dxa" w:w="2520"/>
+            <w:vAlign w:val="center"/>
+          </w:tcPr>
+          <w:p>
+            <w:pPr>
+              <w:keepLines/>
+              <w:spacing w:after="0"/>
+            </w:pPr>
+            <w:r>
+              <w:rPr>
+                <w:rFonts w:ascii="Arial" w:hAnsi="Arial" w:eastAsia="Arial" w:cs="Tahoma"/>
+                <w:sz w:val="18"/>
+              </w:rPr>
+            </w:r>
+            <w:r>
+              <w:rPr>
+                <w:rFonts w:ascii="Courier New" w:hAnsi="Courier New" w:eastAsia="Courier New" w:cs="Tahoma"/>
+                <w:sz w:val="18"/>
+              </w:rPr>
+              <w:t>sales_status</w:t>
+            </w:r>
+            <w:r>
+              <w:rPr>
+                <w:rFonts w:ascii="Arial" w:hAnsi="Arial" w:eastAsia="Arial" w:cs="Tahoma"/>
+                <w:sz w:val="18"/>
+              </w:rPr>
+              <w:t xml:space="preserve"> = </w:t>
+            </w:r>
+            <w:r>
+              <w:rPr>
+                <w:rFonts w:ascii="Courier New" w:hAnsi="Courier New" w:eastAsia="Courier New" w:cs="Tahoma"/>
+                <w:sz w:val="18"/>
+              </w:rPr>
+              <w:t>E</w:t>
+            </w:r>
+          </w:p>
+        </w:tc>
+        <w:tc>
+          <w:tcPr>
+            <w:tcW w:type="dxa" w:w="2520"/>
+            <w:vAlign w:val="center"/>
+          </w:tcPr>
+          <w:p>
+            <w:pPr>
+              <w:keepLines/>
+              <w:spacing w:after="0"/>
+            </w:pPr>
+            <w:r>
+              <w:rPr>
+                <w:rFonts w:ascii="Arial" w:hAnsi="Arial" w:eastAsia="Arial" w:cs="Tahoma"/>
+                <w:sz w:val="18"/>
+              </w:rPr>
+            </w:r>
+            <w:r>
+              <w:rPr>
+                <w:rFonts w:ascii="Arial" w:hAnsi="Arial" w:eastAsia="Arial" w:cs="Tahoma"/>
+                <w:sz w:val="18"/>
+              </w:rPr>
+              <w:t>0</w:t>
+            </w:r>
+          </w:p>
+        </w:tc>
+        <w:tc>
+          <w:tcPr>
+            <w:tcW w:type="dxa" w:w="2520"/>
+            <w:vAlign w:val="center"/>
+          </w:tcPr>
+          <w:p>
+            <w:pPr>
+              <w:keepLines/>
+              <w:spacing w:after="0"/>
+            </w:pPr>
+            <w:r>
+              <w:rPr>
+                <w:rFonts w:ascii="Arial" w:hAnsi="Arial" w:eastAsia="Arial" w:cs="Tahoma"/>
+                <w:sz w:val="18"/>
+              </w:rPr>
+            </w:r>
+            <w:r>
+              <w:rPr>
+                <w:rFonts w:ascii="Arial" w:hAnsi="Arial" w:eastAsia="Arial" w:cs="Tahoma"/>
+                <w:sz w:val="18"/>
+              </w:rPr>
+              <w:t>ไม่เคยถูกใช้เลยในระบบเดิม — สงวนไว้สำหรับกรณีที่ Job 5 คำนวณไม่ได้จริง ๆ</w:t>
+            </w:r>
+          </w:p>
+        </w:tc>
+        <w:tc>
+          <w:tcPr>
+            <w:tcW w:type="dxa" w:w="2520"/>
+            <w:vAlign w:val="center"/>
+          </w:tcPr>
+          <w:p>
+            <w:pPr>
+              <w:keepLines/>
+              <w:spacing w:after="0"/>
+            </w:pPr>
+            <w:r>
+              <w:rPr>
+                <w:rFonts w:ascii="Arial" w:hAnsi="Arial" w:eastAsia="Arial" w:cs="Tahoma"/>
+                <w:sz w:val="18"/>
+              </w:rPr>
+            </w:r>
+            <w:r>
+              <w:rPr>
+                <w:rFonts w:ascii="Arial" w:hAnsi="Arial" w:eastAsia="Arial" w:cs="Tahoma"/>
+                <w:sz w:val="18"/>
+              </w:rPr>
+              <w:t>ℹ️ ค่าใหม่ของโครงนี้</w:t>
+            </w:r>
+          </w:p>
+        </w:tc>
+      </w:tr>
+      <w:tr>
+        <w:trPr>
+          <w:cantSplit/>
+        </w:trPr>
+        <w:tc>
+          <w:tcPr>
+            <w:tcW w:type="dxa" w:w="2520"/>
+            <w:vAlign w:val="center"/>
+          </w:tcPr>
+          <w:p>
+            <w:pPr>
+              <w:keepLines/>
+              <w:spacing w:after="0"/>
+            </w:pPr>
+            <w:r>
+              <w:rPr>
+                <w:rFonts w:ascii="Arial" w:hAnsi="Arial" w:eastAsia="Arial" w:cs="Tahoma"/>
+                <w:sz w:val="18"/>
+              </w:rPr>
+            </w:r>
+            <w:r>
+              <w:rPr>
+                <w:rFonts w:ascii="Courier New" w:hAnsi="Courier New" w:eastAsia="Courier New" w:cs="Tahoma"/>
+                <w:sz w:val="18"/>
+              </w:rPr>
+              <w:t>CREATE_BY</w:t>
+            </w:r>
+            <w:r>
+              <w:rPr>
+                <w:rFonts w:ascii="Arial" w:hAnsi="Arial" w:eastAsia="Arial" w:cs="Tahoma"/>
+                <w:sz w:val="18"/>
+              </w:rPr>
+              <w:t xml:space="preserve"> = </w:t>
+            </w:r>
+            <w:r>
+              <w:rPr>
+                <w:rFonts w:ascii="Courier New" w:hAnsi="Courier New" w:eastAsia="Courier New" w:cs="Tahoma"/>
+                <w:sz w:val="18"/>
+              </w:rPr>
+              <w:t>USER</w:t>
+            </w:r>
+          </w:p>
+        </w:tc>
+        <w:tc>
+          <w:tcPr>
+            <w:tcW w:type="dxa" w:w="2520"/>
+            <w:vAlign w:val="center"/>
+          </w:tcPr>
+          <w:p>
+            <w:pPr>
+              <w:keepLines/>
+              <w:spacing w:after="0"/>
+            </w:pPr>
+            <w:r>
+              <w:rPr>
+                <w:rFonts w:ascii="Arial" w:hAnsi="Arial" w:eastAsia="Arial" w:cs="Tahoma"/>
+                <w:sz w:val="18"/>
+              </w:rPr>
+            </w:r>
+            <w:r>
+              <w:rPr>
+                <w:rFonts w:ascii="Arial" w:hAnsi="Arial" w:eastAsia="Arial" w:cs="Tahoma"/>
+                <w:b/>
+                <w:sz w:val="18"/>
+              </w:rPr>
+              <w:t>0</w:t>
+            </w:r>
+          </w:p>
+        </w:tc>
+        <w:tc>
+          <w:tcPr>
+            <w:tcW w:type="dxa" w:w="2520"/>
+            <w:vAlign w:val="center"/>
+          </w:tcPr>
+          <w:p>
+            <w:pPr>
+              <w:keepLines/>
+              <w:spacing w:after="0"/>
+            </w:pPr>
+            <w:r>
+              <w:rPr>
+                <w:rFonts w:ascii="Arial" w:hAnsi="Arial" w:eastAsia="Arial" w:cs="Tahoma"/>
+                <w:sz w:val="18"/>
+              </w:rPr>
+            </w:r>
+            <w:r>
+              <w:rPr>
+                <w:rFonts w:ascii="Arial" w:hAnsi="Arial" w:eastAsia="Arial" w:cs="Tahoma"/>
+                <w:sz w:val="18"/>
+              </w:rPr>
+              <w:t>ไม่เคยถูกใช้เลย — ALM 23,126 · STA 3,138</w:t>
+            </w:r>
+          </w:p>
+        </w:tc>
+        <w:tc>
+          <w:tcPr>
+            <w:tcW w:type="dxa" w:w="2520"/>
+            <w:vAlign w:val="center"/>
+          </w:tcPr>
+          <w:p>
+            <w:pPr>
+              <w:keepLines/>
+              <w:spacing w:after="0"/>
+            </w:pPr>
+            <w:r>
+              <w:rPr>
+                <w:rFonts w:ascii="Arial" w:hAnsi="Arial" w:eastAsia="Arial" w:cs="Tahoma"/>
+                <w:sz w:val="18"/>
+              </w:rPr>
+            </w:r>
+            <w:r>
+              <w:rPr>
+                <w:rFonts w:ascii="Arial" w:hAnsi="Arial" w:eastAsia="Arial" w:cs="Tahoma"/>
+                <w:sz w:val="18"/>
+              </w:rPr>
+              <w:t>ℹ️ ค่าใหม่ของโครงนี้</w:t>
+            </w:r>
+          </w:p>
+        </w:tc>
+      </w:tr>
+      <w:tr>
+        <w:trPr>
+          <w:cantSplit/>
+        </w:trPr>
+        <w:tc>
+          <w:tcPr>
+            <w:tcW w:type="dxa" w:w="2520"/>
+            <w:vAlign w:val="center"/>
+          </w:tcPr>
+          <w:p>
+            <w:pPr>
+              <w:keepLines/>
+              <w:spacing w:after="0"/>
+            </w:pPr>
+            <w:r>
+              <w:rPr>
+                <w:rFonts w:ascii="Arial" w:hAnsi="Arial" w:eastAsia="Arial" w:cs="Tahoma"/>
+                <w:sz w:val="18"/>
+              </w:rPr>
+            </w:r>
+            <w:r>
+              <w:rPr>
+                <w:rFonts w:ascii="Courier New" w:hAnsi="Courier New" w:eastAsia="Courier New" w:cs="Tahoma"/>
+                <w:sz w:val="18"/>
+              </w:rPr>
+              <w:t>UPDATE_BY</w:t>
+            </w:r>
+          </w:p>
+        </w:tc>
+        <w:tc>
+          <w:tcPr>
+            <w:tcW w:type="dxa" w:w="2520"/>
+            <w:vAlign w:val="center"/>
+          </w:tcPr>
+          <w:p>
+            <w:pPr>
+              <w:keepLines/>
+              <w:spacing w:after="0"/>
+            </w:pPr>
+            <w:r>
+              <w:rPr>
+                <w:rFonts w:ascii="Arial" w:hAnsi="Arial" w:eastAsia="Arial" w:cs="Tahoma"/>
+                <w:sz w:val="18"/>
+              </w:rPr>
+            </w:r>
+            <w:r>
+              <w:rPr>
+                <w:rFonts w:ascii="Arial" w:hAnsi="Arial" w:eastAsia="Arial" w:cs="Tahoma"/>
+                <w:sz w:val="18"/>
+              </w:rPr>
+              <w:t>NULL ทั้ง 26,264 แถว</w:t>
+            </w:r>
+          </w:p>
+        </w:tc>
+        <w:tc>
+          <w:tcPr>
+            <w:tcW w:type="dxa" w:w="2520"/>
+            <w:vAlign w:val="center"/>
+          </w:tcPr>
+          <w:p>
+            <w:pPr>
+              <w:keepLines/>
+              <w:spacing w:after="0"/>
+            </w:pPr>
+            <w:r>
+              <w:rPr>
+                <w:rFonts w:ascii="Arial" w:hAnsi="Arial" w:eastAsia="Arial" w:cs="Tahoma"/>
+                <w:sz w:val="18"/>
+              </w:rPr>
+            </w:r>
+            <w:r>
+              <w:rPr>
+                <w:rFonts w:ascii="Courier New" w:hAnsi="Courier New" w:eastAsia="Courier New" w:cs="Tahoma"/>
+                <w:sz w:val="18"/>
+              </w:rPr>
+              <w:t>updated_by</w:t>
+            </w:r>
+            <w:r>
+              <w:rPr>
+                <w:rFonts w:ascii="Arial" w:hAnsi="Arial" w:eastAsia="Arial" w:cs="Tahoma"/>
+                <w:sz w:val="18"/>
+              </w:rPr>
+              <w:t xml:space="preserve"> เป็น NULL ได้อยู่แล้ว</w:t>
+            </w:r>
+          </w:p>
+        </w:tc>
+        <w:tc>
+          <w:tcPr>
+            <w:tcW w:type="dxa" w:w="2520"/>
+            <w:vAlign w:val="center"/>
+          </w:tcPr>
+          <w:p>
+            <w:pPr>
+              <w:keepLines/>
+              <w:spacing w:after="0"/>
+            </w:pPr>
+            <w:r>
+              <w:rPr>
+                <w:rFonts w:ascii="Arial" w:hAnsi="Arial" w:eastAsia="Arial" w:cs="Tahoma"/>
+                <w:sz w:val="18"/>
+              </w:rPr>
+            </w:r>
+            <w:r>
+              <w:rPr>
+                <w:rFonts w:ascii="Arial" w:hAnsi="Arial" w:eastAsia="Arial" w:cs="Tahoma"/>
+                <w:sz w:val="18"/>
+              </w:rPr>
+              <w:t>✅ ไม่มีปัญหา</w:t>
+            </w:r>
+          </w:p>
+        </w:tc>
+      </w:tr>
+      <w:tr>
+        <w:trPr>
+          <w:cantSplit/>
+        </w:trPr>
+        <w:tc>
+          <w:tcPr>
+            <w:tcW w:type="dxa" w:w="2520"/>
+            <w:vAlign w:val="center"/>
+          </w:tcPr>
+          <w:p>
+            <w:pPr>
+              <w:keepLines/>
+              <w:spacing w:after="0"/>
+            </w:pPr>
+            <w:r>
+              <w:rPr>
+                <w:rFonts w:ascii="Arial" w:hAnsi="Arial" w:eastAsia="Arial" w:cs="Tahoma"/>
+                <w:sz w:val="18"/>
+              </w:rPr>
+            </w:r>
+            <w:r>
+              <w:rPr>
+                <w:rFonts w:ascii="Courier New" w:hAnsi="Courier New" w:eastAsia="Courier New" w:cs="Tahoma"/>
+                <w:sz w:val="18"/>
+              </w:rPr>
+              <w:t>DATASOURCE</w:t>
+            </w:r>
+          </w:p>
+        </w:tc>
+        <w:tc>
+          <w:tcPr>
+            <w:tcW w:type="dxa" w:w="2520"/>
+            <w:vAlign w:val="center"/>
+          </w:tcPr>
+          <w:p>
+            <w:pPr>
+              <w:keepLines/>
+              <w:spacing w:after="0"/>
+            </w:pPr>
+            <w:r>
+              <w:rPr>
+                <w:rFonts w:ascii="Arial" w:hAnsi="Arial" w:eastAsia="Arial" w:cs="Tahoma"/>
+                <w:sz w:val="18"/>
+              </w:rPr>
+            </w:r>
+            <w:r>
+              <w:rPr>
+                <w:rFonts w:ascii="Arial" w:hAnsi="Arial" w:eastAsia="Arial" w:cs="Tahoma"/>
+                <w:sz w:val="18"/>
+              </w:rPr>
+              <w:t>ALM 4,670 · STA 2,877</w:t>
+            </w:r>
+          </w:p>
+        </w:tc>
+        <w:tc>
+          <w:tcPr>
+            <w:tcW w:type="dxa" w:w="2520"/>
+            <w:vAlign w:val="center"/>
+          </w:tcPr>
+          <w:p>
+            <w:pPr>
+              <w:keepLines/>
+              <w:spacing w:after="0"/>
+            </w:pPr>
+            <w:r>
+              <w:rPr>
+                <w:rFonts w:ascii="Arial" w:hAnsi="Arial" w:eastAsia="Arial" w:cs="Tahoma"/>
+                <w:sz w:val="18"/>
+              </w:rPr>
+            </w:r>
+            <w:r>
+              <w:rPr>
+                <w:rFonts w:ascii="Courier New" w:hAnsi="Courier New" w:eastAsia="Courier New" w:cs="Tahoma"/>
+                <w:sz w:val="18"/>
+              </w:rPr>
+              <w:t>datasource</w:t>
+            </w:r>
+            <w:r>
+              <w:rPr>
+                <w:rFonts w:ascii="Arial" w:hAnsi="Arial" w:eastAsia="Arial" w:cs="Tahoma"/>
+                <w:sz w:val="18"/>
+              </w:rPr>
+              <w:t xml:space="preserve"> ตรงตัว — </w:t>
+            </w:r>
+            <w:r>
+              <w:rPr>
+                <w:rFonts w:ascii="Arial" w:hAnsi="Arial" w:eastAsia="Arial" w:cs="Tahoma"/>
+                <w:b/>
+                <w:sz w:val="18"/>
+              </w:rPr>
+              <w:t>ไม่มี `HRS` จริง</w:t>
+            </w:r>
+          </w:p>
+        </w:tc>
+        <w:tc>
+          <w:tcPr>
+            <w:tcW w:type="dxa" w:w="2520"/>
+            <w:vAlign w:val="center"/>
+          </w:tcPr>
+          <w:p>
+            <w:pPr>
+              <w:keepLines/>
+              <w:spacing w:after="0"/>
+            </w:pPr>
+            <w:r>
+              <w:rPr>
+                <w:rFonts w:ascii="Arial" w:hAnsi="Arial" w:eastAsia="Arial" w:cs="Tahoma"/>
+                <w:sz w:val="18"/>
+              </w:rPr>
+            </w:r>
+            <w:r>
+              <w:rPr>
+                <w:rFonts w:ascii="Arial" w:hAnsi="Arial" w:eastAsia="Arial" w:cs="Tahoma"/>
+                <w:sz w:val="18"/>
+              </w:rPr>
+              <w:t>✅ ไม่มีปัญหา</w:t>
+            </w:r>
+          </w:p>
+        </w:tc>
+      </w:tr>
+      <w:tr>
+        <w:trPr>
+          <w:cantSplit/>
+        </w:trPr>
+        <w:tc>
+          <w:tcPr>
+            <w:tcW w:type="dxa" w:w="2520"/>
+            <w:vAlign w:val="center"/>
+          </w:tcPr>
+          <w:p>
+            <w:pPr>
+              <w:keepLines/>
+              <w:spacing w:after="0"/>
+            </w:pPr>
+            <w:r>
+              <w:rPr>
+                <w:rFonts w:ascii="Arial" w:hAnsi="Arial" w:eastAsia="Arial" w:cs="Tahoma"/>
+                <w:sz w:val="18"/>
+              </w:rPr>
+            </w:r>
+            <w:r>
+              <w:rPr>
+                <w:rFonts w:ascii="Courier New" w:hAnsi="Courier New" w:eastAsia="Courier New" w:cs="Tahoma"/>
+                <w:sz w:val="18"/>
+              </w:rPr>
+              <w:t>FLAG_ACTION</w:t>
+            </w:r>
+          </w:p>
+        </w:tc>
+        <w:tc>
+          <w:tcPr>
+            <w:tcW w:type="dxa" w:w="2520"/>
+            <w:vAlign w:val="center"/>
+          </w:tcPr>
+          <w:p>
+            <w:pPr>
+              <w:keepLines/>
+              <w:spacing w:after="0"/>
+            </w:pPr>
+            <w:r>
+              <w:rPr>
+                <w:rFonts w:ascii="Arial" w:hAnsi="Arial" w:eastAsia="Arial" w:cs="Tahoma"/>
+                <w:sz w:val="18"/>
+              </w:rPr>
+            </w:r>
+            <w:r>
+              <w:rPr>
+                <w:rFonts w:ascii="Arial" w:hAnsi="Arial" w:eastAsia="Arial" w:cs="Tahoma"/>
+                <w:sz w:val="18"/>
+              </w:rPr>
+              <w:t>N 7,545 · Y 2 · W 1</w:t>
+            </w:r>
+          </w:p>
+        </w:tc>
+        <w:tc>
+          <w:tcPr>
+            <w:tcW w:type="dxa" w:w="2520"/>
+            <w:vAlign w:val="center"/>
+          </w:tcPr>
+          <w:p>
+            <w:pPr>
+              <w:keepLines/>
+              <w:spacing w:after="0"/>
+            </w:pPr>
+            <w:r>
+              <w:rPr>
+                <w:rFonts w:ascii="Arial" w:hAnsi="Arial" w:eastAsia="Arial" w:cs="Tahoma"/>
+                <w:sz w:val="18"/>
+              </w:rPr>
+            </w:r>
+            <w:r>
+              <w:rPr>
+                <w:rFonts w:ascii="Courier New" w:hAnsi="Courier New" w:eastAsia="Courier New" w:cs="Tahoma"/>
+                <w:sz w:val="18"/>
+              </w:rPr>
+              <w:t>flag_action</w:t>
+            </w:r>
+            <w:r>
+              <w:rPr>
+                <w:rFonts w:ascii="Arial" w:hAnsi="Arial" w:eastAsia="Arial" w:cs="Tahoma"/>
+                <w:sz w:val="18"/>
+              </w:rPr>
+              <w:t xml:space="preserve"> ตรงตัว (</w:t>
+            </w:r>
+            <w:r>
+              <w:rPr>
+                <w:rFonts w:ascii="Courier New" w:hAnsi="Courier New" w:eastAsia="Courier New" w:cs="Tahoma"/>
+                <w:sz w:val="18"/>
+              </w:rPr>
+              <w:t>Y/W/N</w:t>
+            </w:r>
+            <w:r>
+              <w:rPr>
+                <w:rFonts w:ascii="Arial" w:hAnsi="Arial" w:eastAsia="Arial" w:cs="Tahoma"/>
+                <w:sz w:val="18"/>
+              </w:rPr>
+              <w:t>)</w:t>
+            </w:r>
+          </w:p>
+        </w:tc>
+        <w:tc>
+          <w:tcPr>
+            <w:tcW w:type="dxa" w:w="2520"/>
+            <w:vAlign w:val="center"/>
+          </w:tcPr>
+          <w:p>
+            <w:pPr>
+              <w:keepLines/>
+              <w:spacing w:after="0"/>
+            </w:pPr>
+            <w:r>
+              <w:rPr>
+                <w:rFonts w:ascii="Arial" w:hAnsi="Arial" w:eastAsia="Arial" w:cs="Tahoma"/>
+                <w:sz w:val="18"/>
+              </w:rPr>
+            </w:r>
+            <w:r>
+              <w:rPr>
+                <w:rFonts w:ascii="Arial" w:hAnsi="Arial" w:eastAsia="Arial" w:cs="Tahoma"/>
+                <w:sz w:val="18"/>
+              </w:rPr>
+              <w:t>✅ ไม่มีปัญหา</w:t>
+            </w:r>
+          </w:p>
+        </w:tc>
+      </w:tr>
+    </w:tbl>
+    <w:p/>
+    <w:p>
+      <w:pPr>
+        <w:pStyle w:val="Heading2"/>
+        <w:keepNext/>
+        <w:keepLines/>
+        <w:pageBreakBefore w:val="0"/>
+      </w:pPr>
+      <w:r>
+        <w:t>5.2.2 คีย์กันซ้ำที่ทำให้ load ล้ม (ยืนยันจากฐานเดิมจริง)</w:t>
+      </w:r>
+    </w:p>
+    <w:tbl>
+      <w:tblPr>
+        <w:tblStyle w:val="TableGrid"/>
+        <w:tblW w:type="auto" w:w="0"/>
+        <w:jc w:val="center"/>
+        <w:tblLook w:firstColumn="1" w:firstRow="1" w:lastColumn="0" w:lastRow="0" w:noHBand="0" w:noVBand="1" w:val="04A0"/>
+      </w:tblPr>
+      <w:tblGrid>
+        <w:gridCol w:w="3360"/>
+        <w:gridCol w:w="3360"/>
+        <w:gridCol w:w="3360"/>
+      </w:tblGrid>
+      <w:tr>
+        <w:trPr>
+          <w:cantSplit/>
+        </w:trPr>
+        <w:tc>
+          <w:tcPr>
+            <w:tcW w:type="dxa" w:w="3360"/>
+            <w:vAlign w:val="center"/>
+            <w:shd w:fill="E8EEF5"/>
+          </w:tcPr>
+          <w:p>
+            <w:pPr>
+              <w:keepLines/>
+              <w:spacing w:after="0"/>
+            </w:pPr>
+            <w:r/>
+            <w:r>
+              <w:rPr>
+                <w:rFonts w:ascii="Arial" w:hAnsi="Arial" w:eastAsia="Arial" w:cs="Tahoma"/>
+                <w:b/>
+                <w:sz w:val="18"/>
+              </w:rPr>
+              <w:t>คีย์ของโครงใหม่</w:t>
+            </w:r>
+          </w:p>
+        </w:tc>
+        <w:tc>
+          <w:tcPr>
+            <w:tcW w:type="dxa" w:w="3360"/>
+            <w:vAlign w:val="center"/>
+            <w:shd w:fill="E8EEF5"/>
+          </w:tcPr>
+          <w:p>
+            <w:pPr>
+              <w:keepLines/>
+              <w:spacing w:after="0"/>
+            </w:pPr>
+            <w:r/>
+            <w:r>
+              <w:rPr>
+                <w:rFonts w:ascii="Arial" w:hAnsi="Arial" w:eastAsia="Arial" w:cs="Tahoma"/>
+                <w:b/>
+                <w:sz w:val="18"/>
+              </w:rPr>
+              <w:t>ข้อมูลเดิมละเมิดกี่กลุ่ม</w:t>
+            </w:r>
+          </w:p>
+        </w:tc>
+        <w:tc>
+          <w:tcPr>
+            <w:tcW w:type="dxa" w:w="3360"/>
+            <w:vAlign w:val="center"/>
+            <w:shd w:fill="E8EEF5"/>
+          </w:tcPr>
+          <w:p>
+            <w:pPr>
+              <w:keepLines/>
+              <w:spacing w:after="0"/>
+            </w:pPr>
+            <w:r/>
+            <w:r>
+              <w:rPr>
+                <w:rFonts w:ascii="Arial" w:hAnsi="Arial" w:eastAsia="Arial" w:cs="Tahoma"/>
+                <w:b/>
+                <w:sz w:val="18"/>
+              </w:rPr>
+              <w:t>ต้องทำอะไรก่อน load</w:t>
+            </w:r>
+          </w:p>
+        </w:tc>
+      </w:tr>
+      <w:tr>
+        <w:trPr>
+          <w:cantSplit/>
+        </w:trPr>
+        <w:tc>
+          <w:tcPr>
+            <w:tcW w:type="dxa" w:w="3360"/>
+            <w:vAlign w:val="center"/>
+          </w:tcPr>
+          <w:p>
+            <w:pPr>
+              <w:keepLines/>
+              <w:spacing w:after="0"/>
+            </w:pPr>
+            <w:r>
+              <w:rPr>
+                <w:rFonts w:ascii="Arial" w:hAnsi="Arial" w:eastAsia="Arial" w:cs="Tahoma"/>
+                <w:sz w:val="18"/>
+              </w:rPr>
+            </w:r>
+            <w:r>
+              <w:rPr>
+                <w:rFonts w:ascii="Courier New" w:hAnsi="Courier New" w:eastAsia="Courier New" w:cs="Tahoma"/>
+                <w:sz w:val="18"/>
+              </w:rPr>
+              <w:t>uq_impact_store_pair (impacted_store_code, new_store_code, impact_month)</w:t>
+            </w:r>
+          </w:p>
+        </w:tc>
+        <w:tc>
+          <w:tcPr>
+            <w:tcW w:type="dxa" w:w="3360"/>
+            <w:vAlign w:val="center"/>
+          </w:tcPr>
+          <w:p>
+            <w:pPr>
+              <w:keepLines/>
+              <w:spacing w:after="0"/>
+            </w:pPr>
+            <w:r>
+              <w:rPr>
+                <w:rFonts w:ascii="Arial" w:hAnsi="Arial" w:eastAsia="Arial" w:cs="Tahoma"/>
+                <w:sz w:val="18"/>
+              </w:rPr>
+            </w:r>
+            <w:r>
+              <w:rPr>
+                <w:rFonts w:ascii="Arial" w:hAnsi="Arial" w:eastAsia="Arial" w:cs="Tahoma"/>
+                <w:b/>
+                <w:sz w:val="18"/>
+              </w:rPr>
+              <w:t>67 กลุ่ม</w:t>
+            </w:r>
+            <w:r>
+              <w:rPr>
+                <w:rFonts w:ascii="Arial" w:hAnsi="Arial" w:eastAsia="Arial" w:cs="Tahoma"/>
+                <w:sz w:val="18"/>
+              </w:rPr>
+              <w:t xml:space="preserve"> ในข้อมูลประวัติ · </w:t>
+            </w:r>
+            <w:r>
+              <w:rPr>
+                <w:rFonts w:ascii="Arial" w:hAnsi="Arial" w:eastAsia="Arial" w:cs="Tahoma"/>
+                <w:b/>
+                <w:sz w:val="18"/>
+              </w:rPr>
+              <w:t>93 กลุ่ม</w:t>
+            </w:r>
+            <w:r>
+              <w:rPr>
+                <w:rFonts w:ascii="Arial" w:hAnsi="Arial" w:eastAsia="Arial" w:cs="Tahoma"/>
+                <w:sz w:val="18"/>
+              </w:rPr>
+              <w:t xml:space="preserve"> ในตาราง live</w:t>
+            </w:r>
+          </w:p>
+        </w:tc>
+        <w:tc>
+          <w:tcPr>
+            <w:tcW w:type="dxa" w:w="3360"/>
+            <w:vAlign w:val="center"/>
+          </w:tcPr>
+          <w:p>
+            <w:pPr>
+              <w:keepLines/>
+              <w:spacing w:after="0"/>
+            </w:pPr>
+            <w:r>
+              <w:rPr>
+                <w:rFonts w:ascii="Arial" w:hAnsi="Arial" w:eastAsia="Arial" w:cs="Tahoma"/>
+                <w:sz w:val="18"/>
+              </w:rPr>
+            </w:r>
+            <w:r>
+              <w:rPr>
+                <w:rFonts w:ascii="Arial" w:hAnsi="Arial" w:eastAsia="Arial" w:cs="Tahoma"/>
+                <w:sz w:val="18"/>
+              </w:rPr>
+              <w:t>แถวซ้ำส่วนใหญ่เหมือนกันทุกค่า (</w:t>
+            </w:r>
+            <w:r>
+              <w:rPr>
+                <w:rFonts w:ascii="Courier New" w:hAnsi="Courier New" w:eastAsia="Courier New" w:cs="Tahoma"/>
+                <w:sz w:val="18"/>
+              </w:rPr>
+              <w:t>COUNT(DISTINCT distance) = 1</w:t>
+            </w:r>
+            <w:r>
+              <w:rPr>
+                <w:rFonts w:ascii="Arial" w:hAnsi="Arial" w:eastAsia="Arial" w:cs="Tahoma"/>
+                <w:sz w:val="18"/>
+              </w:rPr>
+              <w:t xml:space="preserve">) ต่างแค่ </w:t>
+            </w:r>
+            <w:r>
+              <w:rPr>
+                <w:rFonts w:ascii="Courier New" w:hAnsi="Courier New" w:eastAsia="Courier New" w:cs="Tahoma"/>
+                <w:sz w:val="18"/>
+              </w:rPr>
+              <w:t>IMPACT_STORE_ID</w:t>
+            </w:r>
+            <w:r>
+              <w:rPr>
+                <w:rFonts w:ascii="Arial" w:hAnsi="Arial" w:eastAsia="Arial" w:cs="Tahoma"/>
+                <w:sz w:val="18"/>
+              </w:rPr>
+              <w:t xml:space="preserve"> → เลือกแถวเดียวด้วยกติกาเดียวกับ tie-breaker ของ Job 2 (</w:t>
+            </w:r>
+            <w:r>
+              <w:rPr>
+                <w:rFonts w:ascii="Courier New" w:hAnsi="Courier New" w:eastAsia="Courier New" w:cs="Tahoma"/>
+                <w:sz w:val="18"/>
+              </w:rPr>
+              <w:t>DISTANCE</w:t>
+            </w:r>
+            <w:r>
+              <w:rPr>
+                <w:rFonts w:ascii="Arial" w:hAnsi="Arial" w:eastAsia="Arial" w:cs="Tahoma"/>
+                <w:sz w:val="18"/>
+              </w:rPr>
+              <w:t xml:space="preserve"> น้อยสุด) แล้วรายงานจำนวนที่ตัดทิ้ง</w:t>
+            </w:r>
+          </w:p>
+        </w:tc>
+      </w:tr>
+      <w:tr>
+        <w:trPr>
+          <w:cantSplit/>
+        </w:trPr>
+        <w:tc>
+          <w:tcPr>
+            <w:tcW w:type="dxa" w:w="3360"/>
+            <w:vAlign w:val="center"/>
+          </w:tcPr>
+          <w:p>
+            <w:pPr>
+              <w:keepLines/>
+              <w:spacing w:after="0"/>
+            </w:pPr>
+            <w:r>
+              <w:rPr>
+                <w:rFonts w:ascii="Arial" w:hAnsi="Arial" w:eastAsia="Arial" w:cs="Tahoma"/>
+                <w:sz w:val="18"/>
+              </w:rPr>
+            </w:r>
+            <w:r>
+              <w:rPr>
+                <w:rFonts w:ascii="Courier New" w:hAnsi="Courier New" w:eastAsia="Courier New" w:cs="Tahoma"/>
+                <w:sz w:val="18"/>
+              </w:rPr>
+              <w:t>uq_impact_process (impacted_store_code, impact_month)</w:t>
+            </w:r>
+          </w:p>
+        </w:tc>
+        <w:tc>
+          <w:tcPr>
+            <w:tcW w:type="dxa" w:w="3360"/>
+            <w:vAlign w:val="center"/>
+          </w:tcPr>
+          <w:p>
+            <w:pPr>
+              <w:keepLines/>
+              <w:spacing w:after="0"/>
+            </w:pPr>
+            <w:r>
+              <w:rPr>
+                <w:rFonts w:ascii="Arial" w:hAnsi="Arial" w:eastAsia="Arial" w:cs="Tahoma"/>
+                <w:sz w:val="18"/>
+              </w:rPr>
+            </w:r>
+            <w:r>
+              <w:rPr>
+                <w:rFonts w:ascii="Arial" w:hAnsi="Arial" w:eastAsia="Arial" w:cs="Tahoma"/>
+                <w:b/>
+                <w:sz w:val="18"/>
+              </w:rPr>
+              <w:t>9 กลุ่ม</w:t>
+            </w:r>
+            <w:r>
+              <w:rPr>
+                <w:rFonts w:ascii="Arial" w:hAnsi="Arial" w:eastAsia="Arial" w:cs="Tahoma"/>
+                <w:sz w:val="18"/>
+              </w:rPr>
+              <w:t xml:space="preserve"> (ข้อมูลประวัติ) · </w:t>
+            </w:r>
+            <w:r>
+              <w:rPr>
+                <w:rFonts w:ascii="Arial" w:hAnsi="Arial" w:eastAsia="Arial" w:cs="Tahoma"/>
+                <w:b/>
+                <w:sz w:val="18"/>
+              </w:rPr>
+              <w:t>8 กลุ่ม</w:t>
+            </w:r>
+            <w:r>
+              <w:rPr>
+                <w:rFonts w:ascii="Arial" w:hAnsi="Arial" w:eastAsia="Arial" w:cs="Tahoma"/>
+                <w:sz w:val="18"/>
+              </w:rPr>
+              <w:t xml:space="preserve"> (live)</w:t>
+            </w:r>
+          </w:p>
+        </w:tc>
+        <w:tc>
+          <w:tcPr>
+            <w:tcW w:type="dxa" w:w="3360"/>
+            <w:vAlign w:val="center"/>
+          </w:tcPr>
+          <w:p>
+            <w:pPr>
+              <w:keepLines/>
+              <w:spacing w:after="0"/>
+            </w:pPr>
+            <w:r>
+              <w:rPr>
+                <w:rFonts w:ascii="Arial" w:hAnsi="Arial" w:eastAsia="Arial" w:cs="Tahoma"/>
+                <w:sz w:val="18"/>
+              </w:rPr>
+            </w:r>
+            <w:r>
+              <w:rPr>
+                <w:rFonts w:ascii="Arial" w:hAnsi="Arial" w:eastAsia="Arial" w:cs="Tahoma"/>
+                <w:sz w:val="18"/>
+              </w:rPr>
+              <w:t xml:space="preserve">✅ </w:t>
+            </w:r>
+            <w:r>
+              <w:rPr>
+                <w:rFonts w:ascii="Arial" w:hAnsi="Arial" w:eastAsia="Arial" w:cs="Tahoma"/>
+                <w:b/>
+                <w:sz w:val="18"/>
+              </w:rPr>
+              <w:t>เคาะครบแล้ว (ข้อ 2.38-2 · 2026-09-13)</w:t>
+            </w:r>
+            <w:r>
+              <w:rPr>
+                <w:rFonts w:ascii="Arial" w:hAnsi="Arial" w:eastAsia="Arial" w:cs="Tahoma"/>
+                <w:sz w:val="18"/>
+              </w:rPr>
+              <w:t xml:space="preserve"> — </w:t>
+            </w:r>
+            <w:r>
+              <w:rPr>
+                <w:rFonts w:ascii="Courier New" w:hAnsi="Courier New" w:eastAsia="Courier New" w:cs="Tahoma"/>
+                <w:sz w:val="18"/>
+              </w:rPr>
+              <w:t>impact_month</w:t>
+            </w:r>
+            <w:r>
+              <w:rPr>
+                <w:rFonts w:ascii="Arial" w:hAnsi="Arial" w:eastAsia="Arial" w:cs="Tahoma"/>
+                <w:sz w:val="18"/>
+              </w:rPr>
+              <w:t xml:space="preserve"> = </w:t>
+            </w:r>
+            <w:r>
+              <w:rPr>
+                <w:rFonts w:ascii="Courier New" w:hAnsi="Courier New" w:eastAsia="Courier New" w:cs="Tahoma"/>
+                <w:sz w:val="18"/>
+              </w:rPr>
+              <w:t>START_COMPENSATE_YEAR</w:t>
+            </w:r>
+            <w:r>
+              <w:rPr>
+                <w:rFonts w:ascii="Arial" w:hAnsi="Arial" w:eastAsia="Arial" w:cs="Tahoma"/>
+                <w:sz w:val="18"/>
+              </w:rPr>
+              <w:t>+</w:t>
+            </w:r>
+            <w:r>
+              <w:rPr>
+                <w:rFonts w:ascii="Courier New" w:hAnsi="Courier New" w:eastAsia="Courier New" w:cs="Tahoma"/>
+                <w:sz w:val="18"/>
+              </w:rPr>
+              <w:t>MONTH</w:t>
+            </w:r>
+            <w:r>
+              <w:rPr>
+                <w:rFonts w:ascii="Arial" w:hAnsi="Arial" w:eastAsia="Arial" w:cs="Tahoma"/>
+                <w:sz w:val="18"/>
+              </w:rPr>
+              <w:t xml:space="preserve"> · กติกาเลือกแถวอยู่ในหัวข้อ 5.2.4 ด้านล่าง (ตัดสินครบ 9/9 กลุ่ม) · การเติม </w:t>
+            </w:r>
+            <w:r>
+              <w:rPr>
+                <w:rFonts w:ascii="Courier New" w:hAnsi="Courier New" w:eastAsia="Courier New" w:cs="Tahoma"/>
+                <w:sz w:val="18"/>
+              </w:rPr>
+              <w:t>datasource</w:t>
+            </w:r>
+            <w:r>
+              <w:rPr>
+                <w:rFonts w:ascii="Arial" w:hAnsi="Arial" w:eastAsia="Arial" w:cs="Tahoma"/>
+                <w:sz w:val="18"/>
+              </w:rPr>
+              <w:t xml:space="preserve"> เข้าคีย์ </w:t>
+            </w:r>
+            <w:r>
+              <w:rPr>
+                <w:rFonts w:ascii="Arial" w:hAnsi="Arial" w:eastAsia="Arial" w:cs="Tahoma"/>
+                <w:b/>
+                <w:sz w:val="18"/>
+              </w:rPr>
+              <w:t>ไม่ช่วยเลย</w:t>
+            </w:r>
+            <w:r>
+              <w:rPr>
+                <w:rFonts w:ascii="Arial" w:hAnsi="Arial" w:eastAsia="Arial" w:cs="Tahoma"/>
+                <w:sz w:val="18"/>
+              </w:rPr>
+              <w:t xml:space="preserve"> (ยังซ้ำ 9 กลุ่มเท่าเดิม)</w:t>
+            </w:r>
+          </w:p>
+        </w:tc>
+      </w:tr>
+      <w:tr>
+        <w:trPr>
+          <w:cantSplit/>
+        </w:trPr>
+        <w:tc>
+          <w:tcPr>
+            <w:tcW w:type="dxa" w:w="3360"/>
+            <w:vAlign w:val="center"/>
+          </w:tcPr>
+          <w:p>
+            <w:pPr>
+              <w:keepLines/>
+              <w:spacing w:after="0"/>
+            </w:pPr>
+            <w:r>
+              <w:rPr>
+                <w:rFonts w:ascii="Arial" w:hAnsi="Arial" w:eastAsia="Arial" w:cs="Tahoma"/>
+                <w:sz w:val="18"/>
+              </w:rPr>
+            </w:r>
+            <w:r>
+              <w:rPr>
+                <w:rFonts w:ascii="Courier New" w:hAnsi="Courier New" w:eastAsia="Courier New" w:cs="Tahoma"/>
+                <w:sz w:val="18"/>
+              </w:rPr>
+              <w:t>storecode_i</w:t>
+            </w:r>
+            <w:r>
+              <w:rPr>
+                <w:rFonts w:ascii="Arial" w:hAnsi="Arial" w:eastAsia="Arial" w:cs="Tahoma"/>
+                <w:sz w:val="18"/>
+              </w:rPr>
+              <w:t xml:space="preserve"> / </w:t>
+            </w:r>
+            <w:r>
+              <w:rPr>
+                <w:rFonts w:ascii="Courier New" w:hAnsi="Courier New" w:eastAsia="Courier New" w:cs="Tahoma"/>
+                <w:sz w:val="18"/>
+              </w:rPr>
+              <w:t>storecode_n</w:t>
+            </w:r>
+            <w:r>
+              <w:rPr>
+                <w:rFonts w:ascii="Arial" w:hAnsi="Arial" w:eastAsia="Arial" w:cs="Tahoma"/>
+                <w:sz w:val="18"/>
+              </w:rPr>
+              <w:t xml:space="preserve"> → </w:t>
+            </w:r>
+            <w:r>
+              <w:rPr>
+                <w:rFonts w:ascii="Courier New" w:hAnsi="Courier New" w:eastAsia="Courier New" w:cs="Tahoma"/>
+                <w:sz w:val="18"/>
+              </w:rPr>
+              <w:t>VARCHAR(5)</w:t>
+            </w:r>
+          </w:p>
+        </w:tc>
+        <w:tc>
+          <w:tcPr>
+            <w:tcW w:type="dxa" w:w="3360"/>
+            <w:vAlign w:val="center"/>
+          </w:tcPr>
+          <w:p>
+            <w:pPr>
+              <w:keepLines/>
+              <w:spacing w:after="0"/>
+            </w:pPr>
+            <w:r>
+              <w:rPr>
+                <w:rFonts w:ascii="Arial" w:hAnsi="Arial" w:eastAsia="Arial" w:cs="Tahoma"/>
+                <w:sz w:val="18"/>
+              </w:rPr>
+            </w:r>
+            <w:r>
+              <w:rPr>
+                <w:rFonts w:ascii="Arial" w:hAnsi="Arial" w:eastAsia="Arial" w:cs="Tahoma"/>
+                <w:sz w:val="18"/>
+              </w:rPr>
+              <w:t xml:space="preserve">0 (ความยาวจริงสูงสุด = 5 ทั้งที่คอลัมน์เดิมเป็น </w:t>
+            </w:r>
+            <w:r>
+              <w:rPr>
+                <w:rFonts w:ascii="Courier New" w:hAnsi="Courier New" w:eastAsia="Courier New" w:cs="Tahoma"/>
+                <w:sz w:val="18"/>
+              </w:rPr>
+              <w:t>VARCHAR2(10)</w:t>
+            </w:r>
+            <w:r>
+              <w:rPr>
+                <w:rFonts w:ascii="Arial" w:hAnsi="Arial" w:eastAsia="Arial" w:cs="Tahoma"/>
+                <w:sz w:val="18"/>
+              </w:rPr>
+              <w:t>)</w:t>
+            </w:r>
+          </w:p>
+        </w:tc>
+        <w:tc>
+          <w:tcPr>
+            <w:tcW w:type="dxa" w:w="3360"/>
+            <w:vAlign w:val="center"/>
+          </w:tcPr>
+          <w:p>
+            <w:pPr>
+              <w:keepLines/>
+              <w:spacing w:after="0"/>
+            </w:pPr>
+            <w:r>
+              <w:rPr>
+                <w:rFonts w:ascii="Arial" w:hAnsi="Arial" w:eastAsia="Arial" w:cs="Tahoma"/>
+                <w:sz w:val="18"/>
+              </w:rPr>
+            </w:r>
+            <w:r>
+              <w:rPr>
+                <w:rFonts w:ascii="Arial" w:hAnsi="Arial" w:eastAsia="Arial" w:cs="Tahoma"/>
+                <w:sz w:val="18"/>
+              </w:rPr>
+              <w:t xml:space="preserve">ไม่ต้องทำอะไร — แต่ต้องคง </w:t>
+            </w:r>
+            <w:r>
+              <w:rPr>
+                <w:rFonts w:ascii="Courier New" w:hAnsi="Courier New" w:eastAsia="Courier New" w:cs="Tahoma"/>
+                <w:sz w:val="18"/>
+              </w:rPr>
+              <w:t>lpad(..., 5, '0')</w:t>
+            </w:r>
+            <w:r>
+              <w:rPr>
+                <w:rFonts w:ascii="Arial" w:hAnsi="Arial" w:eastAsia="Arial" w:cs="Tahoma"/>
+                <w:sz w:val="18"/>
+              </w:rPr>
+              <w:t xml:space="preserve"> ไว้</w:t>
+            </w:r>
+          </w:p>
+        </w:tc>
+      </w:tr>
+      <w:tr>
+        <w:trPr>
+          <w:cantSplit/>
+        </w:trPr>
+        <w:tc>
+          <w:tcPr>
+            <w:tcW w:type="dxa" w:w="3360"/>
+            <w:vAlign w:val="center"/>
+          </w:tcPr>
+          <w:p>
+            <w:pPr>
+              <w:keepLines/>
+              <w:spacing w:after="0"/>
+            </w:pPr>
+            <w:r>
+              <w:rPr>
+                <w:rFonts w:ascii="Arial" w:hAnsi="Arial" w:eastAsia="Arial" w:cs="Tahoma"/>
+                <w:sz w:val="18"/>
+              </w:rPr>
+            </w:r>
+            <w:r>
+              <w:rPr>
+                <w:rFonts w:ascii="Courier New" w:hAnsi="Courier New" w:eastAsia="Courier New" w:cs="Tahoma"/>
+                <w:sz w:val="18"/>
+              </w:rPr>
+              <w:t>distance_km</w:t>
+            </w:r>
+            <w:r>
+              <w:rPr>
+                <w:rFonts w:ascii="Arial" w:hAnsi="Arial" w:eastAsia="Arial" w:cs="Tahoma"/>
+                <w:sz w:val="18"/>
+              </w:rPr>
+              <w:t xml:space="preserve"> → </w:t>
+            </w:r>
+            <w:r>
+              <w:rPr>
+                <w:rFonts w:ascii="Courier New" w:hAnsi="Courier New" w:eastAsia="Courier New" w:cs="Tahoma"/>
+                <w:sz w:val="18"/>
+              </w:rPr>
+              <w:t>NUMERIC(8,3)</w:t>
+            </w:r>
+          </w:p>
+        </w:tc>
+        <w:tc>
+          <w:tcPr>
+            <w:tcW w:type="dxa" w:w="3360"/>
+            <w:vAlign w:val="center"/>
+          </w:tcPr>
+          <w:p>
+            <w:pPr>
+              <w:keepLines/>
+              <w:spacing w:after="0"/>
+            </w:pPr>
+            <w:r>
+              <w:rPr>
+                <w:rFonts w:ascii="Arial" w:hAnsi="Arial" w:eastAsia="Arial" w:cs="Tahoma"/>
+                <w:sz w:val="18"/>
+              </w:rPr>
+            </w:r>
+            <w:r>
+              <w:rPr>
+                <w:rFonts w:ascii="Arial" w:hAnsi="Arial" w:eastAsia="Arial" w:cs="Tahoma"/>
+                <w:sz w:val="18"/>
+              </w:rPr>
+              <w:t xml:space="preserve">0 (ของเดิมเป็น </w:t>
+            </w:r>
+            <w:r>
+              <w:rPr>
+                <w:rFonts w:ascii="Courier New" w:hAnsi="Courier New" w:eastAsia="Courier New" w:cs="Tahoma"/>
+                <w:sz w:val="18"/>
+              </w:rPr>
+              <w:t>NUMBER(3,2)</w:t>
+            </w:r>
+            <w:r>
+              <w:rPr>
+                <w:rFonts w:ascii="Arial" w:hAnsi="Arial" w:eastAsia="Arial" w:cs="Tahoma"/>
+                <w:sz w:val="18"/>
+              </w:rPr>
+              <w:t xml:space="preserve"> ค่าจริง 0.03–1.52 กม.)</w:t>
+            </w:r>
+          </w:p>
+        </w:tc>
+        <w:tc>
+          <w:tcPr>
+            <w:tcW w:type="dxa" w:w="3360"/>
+            <w:vAlign w:val="center"/>
+          </w:tcPr>
+          <w:p>
+            <w:pPr>
+              <w:keepLines/>
+              <w:spacing w:after="0"/>
+            </w:pPr>
+            <w:r>
+              <w:rPr>
+                <w:rFonts w:ascii="Arial" w:hAnsi="Arial" w:eastAsia="Arial" w:cs="Tahoma"/>
+                <w:sz w:val="18"/>
+              </w:rPr>
+            </w:r>
+            <w:r>
+              <w:rPr>
+                <w:rFonts w:ascii="Arial" w:hAnsi="Arial" w:eastAsia="Arial" w:cs="Tahoma"/>
+                <w:sz w:val="18"/>
+              </w:rPr>
+              <w:t xml:space="preserve">ไม่ต้องแปลงหน่วย — ของเดิมเก็บเป็นกิโลเมตรอยู่แล้ว · ⚠️ แถว </w:t>
+            </w:r>
+            <w:r>
+              <w:rPr>
+                <w:rFonts w:ascii="Courier New" w:hAnsi="Courier New" w:eastAsia="Courier New" w:cs="Tahoma"/>
+                <w:sz w:val="18"/>
+              </w:rPr>
+              <w:t>CREATE_BY = 'STA'</w:t>
+            </w:r>
+            <w:r>
+              <w:rPr>
+                <w:rFonts w:ascii="Arial" w:hAnsi="Arial" w:eastAsia="Arial" w:cs="Tahoma"/>
+                <w:sz w:val="18"/>
+              </w:rPr>
+              <w:t xml:space="preserve"> 3,137 แถวมี </w:t>
+            </w:r>
+            <w:r>
+              <w:rPr>
+                <w:rFonts w:ascii="Courier New" w:hAnsi="Courier New" w:eastAsia="Courier New" w:cs="Tahoma"/>
+                <w:sz w:val="18"/>
+              </w:rPr>
+              <w:t>DISTANCE = 0</w:t>
+            </w:r>
+            <w:r>
+              <w:rPr>
+                <w:rFonts w:ascii="Arial" w:hAnsi="Arial" w:eastAsia="Arial" w:cs="Tahoma"/>
+                <w:sz w:val="18"/>
+              </w:rPr>
+              <w:t xml:space="preserve"> และหน่วยเป็น NULL</w:t>
+            </w:r>
+          </w:p>
+        </w:tc>
+      </w:tr>
+    </w:tbl>
+    <w:p/>
+    <w:p>
+      <w:pPr>
+        <w:pStyle w:val="Heading2"/>
+        <w:keepNext/>
+        <w:keepLines/>
+        <w:pageBreakBefore w:val="0"/>
+      </w:pPr>
+      <w:r>
+        <w:t>5.2.3 การสร้างแถวแม่ `sgi_fgi_impact_processes` ตอน migrate</w:t>
+      </w:r>
+    </w:p>
+    <w:p>
+      <w:pPr>
+        <w:keepNext w:val="0"/>
+      </w:pPr>
+      <w:r>
+        <w:t>โครงใหม่บังคับให้</w:t>
+      </w:r>
+      <w:r>
+        <w:rPr>
+          <w:b/>
+        </w:rPr>
+        <w:t>คู่ร้านทุกแถวต้องมีแถวแม่</w:t>
+      </w:r>
+      <w:r>
+        <w:t xml:space="preserve"> (</w:t>
+      </w:r>
+      <w:r>
+        <w:rPr>
+          <w:rFonts w:ascii="Courier New" w:hAnsi="Courier New" w:eastAsia="Courier New" w:cs="Tahoma"/>
+        </w:rPr>
+        <w:t>impact_process_id BIGINT NOT NULL</w:t>
+      </w:r>
+      <w:r>
+        <w:t xml:space="preserve"> + FK) แต่ระบบเดิมสร้าง </w:t>
+      </w:r>
+      <w:r>
+        <w:rPr>
+          <w:rFonts w:ascii="Courier New" w:hAnsi="Courier New" w:eastAsia="Courier New" w:cs="Tahoma"/>
+        </w:rPr>
+        <w:t>FGI_IMPACT_STORE_ON_PROCESS</w:t>
+      </w:r>
+      <w:r>
+        <w:t xml:space="preserve"> </w:t>
+      </w:r>
+      <w:r>
+        <w:rPr>
+          <w:b/>
+        </w:rPr>
+        <w:t>เฉพาะตอนที่รอบชดเชยเริ่มจริง</w:t>
+      </w:r>
+      <w:r>
+        <w:t xml:space="preserve"> (</w:t>
+      </w:r>
+      <w:r>
+        <w:rPr>
+          <w:rFonts w:ascii="Courier New" w:hAnsi="Courier New" w:eastAsia="Courier New" w:cs="Tahoma"/>
+        </w:rPr>
+        <w:t>ExportJdbc</w:t>
+      </w:r>
+      <w:r>
+        <w:t xml:space="preserve"> · หลังคู่ร้านผ่านเป็น </w:t>
+      </w:r>
+      <w:r>
+        <w:rPr>
+          <w:rFonts w:ascii="Courier New" w:hAnsi="Courier New" w:eastAsia="Courier New" w:cs="Tahoma"/>
+        </w:rPr>
+        <w:t>P</w:t>
+      </w:r>
+      <w:r>
+        <w:t xml:space="preserve"> และยอดขายผ่านแล้ว) — </w:t>
+      </w:r>
+      <w:r>
+        <w:rPr>
+          <w:b/>
+        </w:rPr>
+        <w:t>ไม่ใช่ตอนนำเข้า</w:t>
+      </w:r>
+      <w:r>
+        <w:t xml:space="preserve"> ผลคือคู่ร้านส่วนใหญ่ไม่มีแถวแม่ในระบบเดิม และ migration ต้อง </w:t>
+      </w:r>
+      <w:r>
+        <w:rPr>
+          <w:b/>
+        </w:rPr>
+        <w:t>สร้างขึ้นใหม่</w:t>
+      </w:r>
+    </w:p>
+    <w:tbl>
+      <w:tblPr>
+        <w:tblStyle w:val="TableGrid"/>
+        <w:tblW w:type="auto" w:w="0"/>
+        <w:jc w:val="center"/>
+        <w:tblLook w:firstColumn="1" w:firstRow="1" w:lastColumn="0" w:lastRow="0" w:noHBand="0" w:noVBand="1" w:val="04A0"/>
+      </w:tblPr>
+      <w:tblGrid>
+        <w:gridCol w:w="5040"/>
+        <w:gridCol w:w="5040"/>
+      </w:tblGrid>
+      <w:tr>
+        <w:trPr>
+          <w:cantSplit/>
+        </w:trPr>
+        <w:tc>
+          <w:tcPr>
+            <w:tcW w:type="dxa" w:w="5040"/>
+            <w:vAlign w:val="center"/>
+            <w:shd w:fill="E8EEF5"/>
+          </w:tcPr>
+          <w:p>
+            <w:pPr>
+              <w:keepLines/>
+              <w:spacing w:after="0"/>
+            </w:pPr>
+            <w:r/>
+            <w:r>
+              <w:rPr>
+                <w:rFonts w:ascii="Arial" w:hAnsi="Arial" w:eastAsia="Arial" w:cs="Tahoma"/>
+                <w:b/>
+                <w:sz w:val="18"/>
+              </w:rPr>
+              <w:t>ตัวเลขจากข้อมูลจริง</w:t>
+            </w:r>
+          </w:p>
+        </w:tc>
+        <w:tc>
+          <w:tcPr>
+            <w:tcW w:type="dxa" w:w="5040"/>
+            <w:vAlign w:val="center"/>
+            <w:shd w:fill="E8EEF5"/>
+          </w:tcPr>
+          <w:p>
+            <w:pPr>
+              <w:keepLines/>
+              <w:spacing w:after="0"/>
+            </w:pPr>
+            <w:r/>
+            <w:r>
+              <w:rPr>
+                <w:rFonts w:ascii="Arial" w:hAnsi="Arial" w:eastAsia="Arial" w:cs="Tahoma"/>
+                <w:b/>
+                <w:sz w:val="18"/>
+              </w:rPr>
+              <w:t>ค่า</w:t>
+            </w:r>
+          </w:p>
+        </w:tc>
+      </w:tr>
+      <w:tr>
+        <w:trPr>
+          <w:cantSplit/>
+        </w:trPr>
+        <w:tc>
+          <w:tcPr>
+            <w:tcW w:type="dxa" w:w="5040"/>
+            <w:vAlign w:val="center"/>
+          </w:tcPr>
+          <w:p>
+            <w:pPr>
+              <w:keepLines/>
+              <w:spacing w:after="0"/>
+            </w:pPr>
+            <w:r>
+              <w:rPr>
+                <w:rFonts w:ascii="Arial" w:hAnsi="Arial" w:eastAsia="Arial" w:cs="Tahoma"/>
+                <w:sz w:val="18"/>
+              </w:rPr>
+            </w:r>
+            <w:r>
+              <w:rPr>
+                <w:rFonts w:ascii="Arial" w:hAnsi="Arial" w:eastAsia="Arial" w:cs="Tahoma"/>
+                <w:sz w:val="18"/>
+              </w:rPr>
+              <w:t>คู่ร้านในระบบเดิม</w:t>
+            </w:r>
+          </w:p>
+        </w:tc>
+        <w:tc>
+          <w:tcPr>
+            <w:tcW w:type="dxa" w:w="5040"/>
+            <w:vAlign w:val="center"/>
+          </w:tcPr>
+          <w:p>
+            <w:pPr>
+              <w:keepLines/>
+              <w:spacing w:after="0"/>
+            </w:pPr>
+            <w:r>
+              <w:rPr>
+                <w:rFonts w:ascii="Arial" w:hAnsi="Arial" w:eastAsia="Arial" w:cs="Tahoma"/>
+                <w:sz w:val="18"/>
+              </w:rPr>
+            </w:r>
+            <w:r>
+              <w:rPr>
+                <w:rFonts w:ascii="Arial" w:hAnsi="Arial" w:eastAsia="Arial" w:cs="Tahoma"/>
+                <w:sz w:val="18"/>
+              </w:rPr>
+              <w:t>26,264 แถว</w:t>
+            </w:r>
+          </w:p>
+        </w:tc>
+      </w:tr>
+      <w:tr>
+        <w:trPr>
+          <w:cantSplit/>
+        </w:trPr>
+        <w:tc>
+          <w:tcPr>
+            <w:tcW w:type="dxa" w:w="5040"/>
+            <w:vAlign w:val="center"/>
+          </w:tcPr>
+          <w:p>
+            <w:pPr>
+              <w:keepLines/>
+              <w:spacing w:after="0"/>
+            </w:pPr>
+            <w:r>
+              <w:rPr>
+                <w:rFonts w:ascii="Arial" w:hAnsi="Arial" w:eastAsia="Arial" w:cs="Tahoma"/>
+                <w:sz w:val="18"/>
+              </w:rPr>
+            </w:r>
+            <w:r>
+              <w:rPr>
+                <w:rFonts w:ascii="Arial" w:hAnsi="Arial" w:eastAsia="Arial" w:cs="Tahoma"/>
+                <w:sz w:val="18"/>
+              </w:rPr>
+              <w:t xml:space="preserve">แถวแม่ที่โครงใหม่ต้องมี = </w:t>
+            </w:r>
+            <w:r>
+              <w:rPr>
+                <w:rFonts w:ascii="Courier New" w:hAnsi="Courier New" w:eastAsia="Courier New" w:cs="Tahoma"/>
+                <w:sz w:val="18"/>
+              </w:rPr>
+              <w:t>DISTINCT (storecode_i, year, month)</w:t>
+            </w:r>
+            <w:r>
+              <w:rPr>
+                <w:rFonts w:ascii="Arial" w:hAnsi="Arial" w:eastAsia="Arial" w:cs="Tahoma"/>
+                <w:sz w:val="18"/>
+              </w:rPr>
+              <w:t xml:space="preserve"> ของคู่ร้าน</w:t>
+            </w:r>
+          </w:p>
+        </w:tc>
+        <w:tc>
+          <w:tcPr>
+            <w:tcW w:type="dxa" w:w="5040"/>
+            <w:vAlign w:val="center"/>
+          </w:tcPr>
+          <w:p>
+            <w:pPr>
+              <w:keepLines/>
+              <w:spacing w:after="0"/>
+            </w:pPr>
+            <w:r>
+              <w:rPr>
+                <w:rFonts w:ascii="Arial" w:hAnsi="Arial" w:eastAsia="Arial" w:cs="Tahoma"/>
+                <w:sz w:val="18"/>
+              </w:rPr>
+            </w:r>
+            <w:r>
+              <w:rPr>
+                <w:rFonts w:ascii="Arial" w:hAnsi="Arial" w:eastAsia="Arial" w:cs="Tahoma"/>
+                <w:b/>
+                <w:sz w:val="18"/>
+              </w:rPr>
+              <w:t>24,783 แถว</w:t>
+            </w:r>
+          </w:p>
+        </w:tc>
+      </w:tr>
+      <w:tr>
+        <w:trPr>
+          <w:cantSplit/>
+        </w:trPr>
+        <w:tc>
+          <w:tcPr>
+            <w:tcW w:type="dxa" w:w="5040"/>
+            <w:vAlign w:val="center"/>
+          </w:tcPr>
+          <w:p>
+            <w:pPr>
+              <w:keepLines/>
+              <w:spacing w:after="0"/>
+            </w:pPr>
+            <w:r>
+              <w:rPr>
+                <w:rFonts w:ascii="Arial" w:hAnsi="Arial" w:eastAsia="Arial" w:cs="Tahoma"/>
+                <w:sz w:val="18"/>
+              </w:rPr>
+            </w:r>
+            <w:r>
+              <w:rPr>
+                <w:rFonts w:ascii="Arial" w:hAnsi="Arial" w:eastAsia="Arial" w:cs="Tahoma"/>
+                <w:sz w:val="18"/>
+              </w:rPr>
+              <w:t>แถวแม่ที่ระบบเดิมมีจริง</w:t>
+            </w:r>
+          </w:p>
+        </w:tc>
+        <w:tc>
+          <w:tcPr>
+            <w:tcW w:type="dxa" w:w="5040"/>
+            <w:vAlign w:val="center"/>
+          </w:tcPr>
+          <w:p>
+            <w:pPr>
+              <w:keepLines/>
+              <w:spacing w:after="0"/>
+            </w:pPr>
+            <w:r>
+              <w:rPr>
+                <w:rFonts w:ascii="Arial" w:hAnsi="Arial" w:eastAsia="Arial" w:cs="Tahoma"/>
+                <w:sz w:val="18"/>
+              </w:rPr>
+            </w:r>
+            <w:r>
+              <w:rPr>
+                <w:rFonts w:ascii="Arial" w:hAnsi="Arial" w:eastAsia="Arial" w:cs="Tahoma"/>
+                <w:sz w:val="18"/>
+              </w:rPr>
+              <w:t>7,548 แถว (3,143 ร้าน)</w:t>
+            </w:r>
+          </w:p>
+        </w:tc>
+      </w:tr>
+      <w:tr>
+        <w:trPr>
+          <w:cantSplit/>
+        </w:trPr>
+        <w:tc>
+          <w:tcPr>
+            <w:tcW w:type="dxa" w:w="5040"/>
+            <w:vAlign w:val="center"/>
+          </w:tcPr>
+          <w:p>
+            <w:pPr>
+              <w:keepLines/>
+              <w:spacing w:after="0"/>
+            </w:pPr>
+            <w:r>
+              <w:rPr>
+                <w:rFonts w:ascii="Arial" w:hAnsi="Arial" w:eastAsia="Arial" w:cs="Tahoma"/>
+                <w:sz w:val="18"/>
+              </w:rPr>
+            </w:r>
+            <w:r>
+              <w:rPr>
+                <w:rFonts w:ascii="Arial" w:hAnsi="Arial" w:eastAsia="Arial" w:cs="Tahoma"/>
+                <w:b/>
+                <w:sz w:val="18"/>
+              </w:rPr>
+              <w:t>แถวแม่ที่ต้องสร้างขึ้นใหม่ตอน migrate</w:t>
+            </w:r>
+          </w:p>
+        </w:tc>
+        <w:tc>
+          <w:tcPr>
+            <w:tcW w:type="dxa" w:w="5040"/>
+            <w:vAlign w:val="center"/>
+          </w:tcPr>
+          <w:p>
+            <w:pPr>
+              <w:keepLines/>
+              <w:spacing w:after="0"/>
+            </w:pPr>
+            <w:r>
+              <w:rPr>
+                <w:rFonts w:ascii="Arial" w:hAnsi="Arial" w:eastAsia="Arial" w:cs="Tahoma"/>
+                <w:sz w:val="18"/>
+              </w:rPr>
+            </w:r>
+            <w:r>
+              <w:rPr>
+                <w:rFonts w:ascii="Arial" w:hAnsi="Arial" w:eastAsia="Arial" w:cs="Tahoma"/>
+                <w:sz w:val="18"/>
+              </w:rPr>
+              <w:t xml:space="preserve">🔴 </w:t>
+            </w:r>
+            <w:r>
+              <w:rPr>
+                <w:rFonts w:ascii="Arial" w:hAnsi="Arial" w:eastAsia="Arial" w:cs="Tahoma"/>
+                <w:b/>
+                <w:sz w:val="18"/>
+              </w:rPr>
+              <w:t>17,247 แถว (69.6%)</w:t>
+            </w:r>
+          </w:p>
+        </w:tc>
+      </w:tr>
+      <w:tr>
+        <w:trPr>
+          <w:cantSplit/>
+        </w:trPr>
+        <w:tc>
+          <w:tcPr>
+            <w:tcW w:type="dxa" w:w="5040"/>
+            <w:vAlign w:val="center"/>
+          </w:tcPr>
+          <w:p>
+            <w:pPr>
+              <w:keepLines/>
+              <w:spacing w:after="0"/>
+            </w:pPr>
+            <w:r>
+              <w:rPr>
+                <w:rFonts w:ascii="Arial" w:hAnsi="Arial" w:eastAsia="Arial" w:cs="Tahoma"/>
+                <w:sz w:val="18"/>
+              </w:rPr>
+            </w:r>
+            <w:r>
+              <w:rPr>
+                <w:rFonts w:ascii="Arial" w:hAnsi="Arial" w:eastAsia="Arial" w:cs="Tahoma"/>
+                <w:sz w:val="18"/>
+              </w:rPr>
+              <w:t>แถวแม่ที่ไม่มีคู่ร้านรองรับเลย</w:t>
+            </w:r>
+          </w:p>
+        </w:tc>
+        <w:tc>
+          <w:tcPr>
+            <w:tcW w:type="dxa" w:w="5040"/>
+            <w:vAlign w:val="center"/>
+          </w:tcPr>
+          <w:p>
+            <w:pPr>
+              <w:keepLines/>
+              <w:spacing w:after="0"/>
+            </w:pPr>
+            <w:r>
+              <w:rPr>
+                <w:rFonts w:ascii="Arial" w:hAnsi="Arial" w:eastAsia="Arial" w:cs="Tahoma"/>
+                <w:sz w:val="18"/>
+              </w:rPr>
+            </w:r>
+            <w:r>
+              <w:rPr>
+                <w:rFonts w:ascii="Arial" w:hAnsi="Arial" w:eastAsia="Arial" w:cs="Tahoma"/>
+                <w:b/>
+                <w:sz w:val="18"/>
+              </w:rPr>
+              <w:t>0</w:t>
+            </w:r>
+            <w:r>
+              <w:rPr>
+                <w:rFonts w:ascii="Arial" w:hAnsi="Arial" w:eastAsia="Arial" w:cs="Tahoma"/>
+                <w:sz w:val="18"/>
+              </w:rPr>
+              <w:t xml:space="preserve"> — สร้างจากคู่ร้านได้ครบ ไม่มีของตกหล่น</w:t>
+            </w:r>
+          </w:p>
+        </w:tc>
+      </w:tr>
+    </w:tbl>
+    <w:p/>
+    <w:p>
+      <w:r>
+        <w:rPr>
+          <w:b/>
+        </w:rPr>
+        <w:t>กติกาการสร้าง</w:t>
+      </w:r>
+      <w:r>
+        <w:t xml:space="preserve"> — สองขั้น ห้ามสลับลำดับ</w:t>
+      </w:r>
+    </w:p>
+    <w:tbl>
+      <w:tblPr>
+        <w:tblStyle w:val="TableGrid"/>
+        <w:tblW w:type="auto" w:w="0"/>
+        <w:jc w:val="center"/>
+        <w:tblLook w:firstColumn="1" w:firstRow="1" w:lastColumn="0" w:lastRow="0" w:noHBand="0" w:noVBand="1" w:val="04A0"/>
+      </w:tblPr>
+      <w:tblGrid>
+        <w:gridCol w:w="5040"/>
+        <w:gridCol w:w="5040"/>
+      </w:tblGrid>
+      <w:tr>
+        <w:trPr>
+          <w:cantSplit/>
+        </w:trPr>
+        <w:tc>
+          <w:tcPr>
+            <w:tcW w:type="dxa" w:w="5040"/>
+            <w:vAlign w:val="center"/>
+            <w:shd w:fill="E8EEF5"/>
+          </w:tcPr>
+          <w:p>
+            <w:pPr>
+              <w:keepLines/>
+              <w:spacing w:after="0"/>
+            </w:pPr>
+            <w:r/>
+            <w:r>
+              <w:rPr>
+                <w:rFonts w:ascii="Arial" w:hAnsi="Arial" w:eastAsia="Arial" w:cs="Tahoma"/>
+                <w:b/>
+                <w:sz w:val="18"/>
+              </w:rPr>
+              <w:t>ขั้น</w:t>
+            </w:r>
+          </w:p>
+        </w:tc>
+        <w:tc>
+          <w:tcPr>
+            <w:tcW w:type="dxa" w:w="5040"/>
+            <w:vAlign w:val="center"/>
+            <w:shd w:fill="E8EEF5"/>
+          </w:tcPr>
+          <w:p>
+            <w:pPr>
+              <w:keepLines/>
+              <w:spacing w:after="0"/>
+            </w:pPr>
+            <w:r/>
+            <w:r>
+              <w:rPr>
+                <w:rFonts w:ascii="Arial" w:hAnsi="Arial" w:eastAsia="Arial" w:cs="Tahoma"/>
+                <w:b/>
+                <w:sz w:val="18"/>
+              </w:rPr>
+              <w:t>ทำอะไร</w:t>
+            </w:r>
+          </w:p>
+        </w:tc>
+      </w:tr>
+      <w:tr>
+        <w:trPr>
+          <w:cantSplit/>
+        </w:trPr>
+        <w:tc>
+          <w:tcPr>
+            <w:tcW w:type="dxa" w:w="5040"/>
+            <w:vAlign w:val="center"/>
+          </w:tcPr>
+          <w:p>
+            <w:pPr>
+              <w:keepLines/>
+              <w:spacing w:after="0"/>
+            </w:pPr>
+            <w:r>
+              <w:rPr>
+                <w:rFonts w:ascii="Arial" w:hAnsi="Arial" w:eastAsia="Arial" w:cs="Tahoma"/>
+                <w:sz w:val="18"/>
+              </w:rPr>
+            </w:r>
+            <w:r>
+              <w:rPr>
+                <w:rFonts w:ascii="Arial" w:hAnsi="Arial" w:eastAsia="Arial" w:cs="Tahoma"/>
+                <w:sz w:val="18"/>
+              </w:rPr>
+              <w:t>1</w:t>
+            </w:r>
+          </w:p>
+        </w:tc>
+        <w:tc>
+          <w:tcPr>
+            <w:tcW w:type="dxa" w:w="5040"/>
+            <w:vAlign w:val="center"/>
+          </w:tcPr>
+          <w:p>
+            <w:pPr>
+              <w:keepLines/>
+              <w:spacing w:after="0"/>
+            </w:pPr>
+            <w:r>
+              <w:rPr>
+                <w:rFonts w:ascii="Arial" w:hAnsi="Arial" w:eastAsia="Arial" w:cs="Tahoma"/>
+                <w:sz w:val="18"/>
+              </w:rPr>
+            </w:r>
+            <w:r>
+              <w:rPr>
+                <w:rFonts w:ascii="Arial" w:hAnsi="Arial" w:eastAsia="Arial" w:cs="Tahoma"/>
+                <w:sz w:val="18"/>
+              </w:rPr>
+              <w:t xml:space="preserve">สร้างแถวแม่จาก </w:t>
+            </w:r>
+            <w:r>
+              <w:rPr>
+                <w:rFonts w:ascii="Courier New" w:hAnsi="Courier New" w:eastAsia="Courier New" w:cs="Tahoma"/>
+                <w:sz w:val="18"/>
+              </w:rPr>
+              <w:t>SELECT DISTINCT storecode_i, year, month FROM FGI_IMPACT_STORE</w:t>
+            </w:r>
+            <w:r>
+              <w:rPr>
+                <w:rFonts w:ascii="Arial" w:hAnsi="Arial" w:eastAsia="Arial" w:cs="Tahoma"/>
+                <w:sz w:val="18"/>
+              </w:rPr>
+              <w:t xml:space="preserve"> → </w:t>
+            </w:r>
+            <w:r>
+              <w:rPr>
+                <w:rFonts w:ascii="Courier New" w:hAnsi="Courier New" w:eastAsia="Courier New" w:cs="Tahoma"/>
+                <w:sz w:val="18"/>
+              </w:rPr>
+              <w:t>impacted_store_code</w:t>
+            </w:r>
+            <w:r>
+              <w:rPr>
+                <w:rFonts w:ascii="Arial" w:hAnsi="Arial" w:eastAsia="Arial" w:cs="Tahoma"/>
+                <w:sz w:val="18"/>
+              </w:rPr>
+              <w:t xml:space="preserve"> · </w:t>
+            </w:r>
+            <w:r>
+              <w:rPr>
+                <w:rFonts w:ascii="Courier New" w:hAnsi="Courier New" w:eastAsia="Courier New" w:cs="Tahoma"/>
+                <w:sz w:val="18"/>
+              </w:rPr>
+              <w:t>impact_month = to_char(year)||'-'||lpad(month,2,'0')</w:t>
+            </w:r>
+            <w:r>
+              <w:rPr>
+                <w:rFonts w:ascii="Arial" w:hAnsi="Arial" w:eastAsia="Arial" w:cs="Tahoma"/>
+                <w:sz w:val="18"/>
+              </w:rPr>
+              <w:t xml:space="preserve"> · </w:t>
+            </w:r>
+            <w:r>
+              <w:rPr>
+                <w:rFonts w:ascii="Courier New" w:hAnsi="Courier New" w:eastAsia="Courier New" w:cs="Tahoma"/>
+                <w:sz w:val="18"/>
+              </w:rPr>
+              <w:t>impact_year = year</w:t>
+            </w:r>
+          </w:p>
+        </w:tc>
+      </w:tr>
+      <w:tr>
+        <w:trPr>
+          <w:cantSplit/>
+        </w:trPr>
+        <w:tc>
+          <w:tcPr>
+            <w:tcW w:type="dxa" w:w="5040"/>
+            <w:vAlign w:val="center"/>
+          </w:tcPr>
+          <w:p>
+            <w:pPr>
+              <w:keepLines/>
+              <w:spacing w:after="0"/>
+            </w:pPr>
+            <w:r>
+              <w:rPr>
+                <w:rFonts w:ascii="Arial" w:hAnsi="Arial" w:eastAsia="Arial" w:cs="Tahoma"/>
+                <w:sz w:val="18"/>
+              </w:rPr>
+            </w:r>
+            <w:r>
+              <w:rPr>
+                <w:rFonts w:ascii="Arial" w:hAnsi="Arial" w:eastAsia="Arial" w:cs="Tahoma"/>
+                <w:sz w:val="18"/>
+              </w:rPr>
+              <w:t>2</w:t>
+            </w:r>
+          </w:p>
+        </w:tc>
+        <w:tc>
+          <w:tcPr>
+            <w:tcW w:type="dxa" w:w="5040"/>
+            <w:vAlign w:val="center"/>
+          </w:tcPr>
+          <w:p>
+            <w:pPr>
+              <w:keepLines/>
+              <w:spacing w:after="0"/>
+            </w:pPr>
+            <w:r>
+              <w:rPr>
+                <w:rFonts w:ascii="Arial" w:hAnsi="Arial" w:eastAsia="Arial" w:cs="Tahoma"/>
+                <w:sz w:val="18"/>
+              </w:rPr>
+            </w:r>
+            <w:r>
+              <w:rPr>
+                <w:rFonts w:ascii="Courier New" w:hAnsi="Courier New" w:eastAsia="Courier New" w:cs="Tahoma"/>
+                <w:sz w:val="18"/>
+              </w:rPr>
+              <w:t>LEFT JOIN FGI_IMPACT_STORE_ON_PROCESS</w:t>
+            </w:r>
+            <w:r>
+              <w:rPr>
+                <w:rFonts w:ascii="Arial" w:hAnsi="Arial" w:eastAsia="Arial" w:cs="Tahoma"/>
+                <w:sz w:val="18"/>
+              </w:rPr>
+              <w:t xml:space="preserve"> ด้วย </w:t>
+            </w:r>
+            <w:r>
+              <w:rPr>
+                <w:rFonts w:ascii="Courier New" w:hAnsi="Courier New" w:eastAsia="Courier New" w:cs="Tahoma"/>
+                <w:sz w:val="18"/>
+              </w:rPr>
+              <w:t>(storecode_i, start_compensate_year, start_compensate_month)</w:t>
+            </w:r>
+            <w:r>
+              <w:rPr>
+                <w:rFonts w:ascii="Arial" w:hAnsi="Arial" w:eastAsia="Arial" w:cs="Tahoma"/>
+                <w:sz w:val="18"/>
+              </w:rPr>
+              <w:t xml:space="preserve"> แล้วขนคุณสมบัติของรอบมา: </w:t>
+            </w:r>
+            <w:r>
+              <w:rPr>
+                <w:rFonts w:ascii="Courier New" w:hAnsi="Courier New" w:eastAsia="Courier New" w:cs="Tahoma"/>
+                <w:sz w:val="18"/>
+              </w:rPr>
+              <w:t>flag_action</w:t>
+            </w:r>
+            <w:r>
+              <w:rPr>
+                <w:rFonts w:ascii="Arial" w:hAnsi="Arial" w:eastAsia="Arial" w:cs="Tahoma"/>
+                <w:sz w:val="18"/>
+              </w:rPr>
+              <w:t xml:space="preserve"> · </w:t>
+            </w:r>
+            <w:r>
+              <w:rPr>
+                <w:rFonts w:ascii="Courier New" w:hAnsi="Courier New" w:eastAsia="Courier New" w:cs="Tahoma"/>
+                <w:sz w:val="18"/>
+              </w:rPr>
+              <w:t>datasource</w:t>
+            </w:r>
+            <w:r>
+              <w:rPr>
+                <w:rFonts w:ascii="Arial" w:hAnsi="Arial" w:eastAsia="Arial" w:cs="Tahoma"/>
+                <w:sz w:val="18"/>
+              </w:rPr>
+              <w:t xml:space="preserve"> · </w:t>
+            </w:r>
+            <w:r>
+              <w:rPr>
+                <w:rFonts w:ascii="Courier New" w:hAnsi="Courier New" w:eastAsia="Courier New" w:cs="Tahoma"/>
+                <w:sz w:val="18"/>
+              </w:rPr>
+              <w:t>last_compensate_seq</w:t>
+            </w:r>
+            <w:r>
+              <w:rPr>
+                <w:rFonts w:ascii="Arial" w:hAnsi="Arial" w:eastAsia="Arial" w:cs="Tahoma"/>
+                <w:sz w:val="18"/>
+              </w:rPr>
+              <w:t xml:space="preserve"> · </w:t>
+            </w:r>
+            <w:r>
+              <w:rPr>
+                <w:rFonts w:ascii="Courier New" w:hAnsi="Courier New" w:eastAsia="Courier New" w:cs="Tahoma"/>
+                <w:sz w:val="18"/>
+              </w:rPr>
+              <w:t>last_compensate_seq_no</w:t>
+            </w:r>
+            <w:r>
+              <w:rPr>
+                <w:rFonts w:ascii="Arial" w:hAnsi="Arial" w:eastAsia="Arial" w:cs="Tahoma"/>
+                <w:sz w:val="18"/>
+              </w:rPr>
+              <w:t xml:space="preserve"> · </w:t>
+            </w:r>
+            <w:r>
+              <w:rPr>
+                <w:rFonts w:ascii="Courier New" w:hAnsi="Courier New" w:eastAsia="Courier New" w:cs="Tahoma"/>
+                <w:sz w:val="18"/>
+              </w:rPr>
+              <w:t>start/end_compensate_month|year</w:t>
+            </w:r>
+          </w:p>
+        </w:tc>
+      </w:tr>
+    </w:tbl>
+    <w:p/>
+    <w:p>
+      <w:r>
+        <w:t xml:space="preserve">🔴 </w:t>
+      </w:r>
+      <w:r>
+        <w:rPr>
+          <w:b/>
+        </w:rPr>
+        <w:t>สองข้อที่ยังต้องเคาะและผูกกับข้อนี้โดยตรง</w:t>
+      </w:r>
+      <w:r>
+        <w:t xml:space="preserve"> — 17,247 แถวที่สร้างใหม่จะได้ค่าอะไร:</w:t>
+      </w:r>
+    </w:p>
+    <w:tbl>
+      <w:tblPr>
+        <w:tblStyle w:val="TableGrid"/>
+        <w:tblW w:type="auto" w:w="0"/>
+        <w:jc w:val="center"/>
+        <w:tblLook w:firstColumn="1" w:firstRow="1" w:lastColumn="0" w:lastRow="0" w:noHBand="0" w:noVBand="1" w:val="04A0"/>
+      </w:tblPr>
+      <w:tblGrid>
+        <w:gridCol w:w="3360"/>
+        <w:gridCol w:w="3360"/>
+        <w:gridCol w:w="3360"/>
+      </w:tblGrid>
+      <w:tr>
+        <w:trPr>
+          <w:cantSplit/>
+        </w:trPr>
+        <w:tc>
+          <w:tcPr>
+            <w:tcW w:type="dxa" w:w="3360"/>
+            <w:vAlign w:val="center"/>
+            <w:shd w:fill="E8EEF5"/>
+          </w:tcPr>
+          <w:p>
+            <w:pPr>
+              <w:keepLines/>
+              <w:spacing w:after="0"/>
+            </w:pPr>
+            <w:r/>
+            <w:r>
+              <w:rPr>
+                <w:rFonts w:ascii="Arial" w:hAnsi="Arial" w:eastAsia="Arial" w:cs="Tahoma"/>
+                <w:b/>
+                <w:sz w:val="18"/>
+              </w:rPr>
+              <w:t>คอลัมน์</w:t>
+            </w:r>
+          </w:p>
+        </w:tc>
+        <w:tc>
+          <w:tcPr>
+            <w:tcW w:type="dxa" w:w="3360"/>
+            <w:vAlign w:val="center"/>
+            <w:shd w:fill="E8EEF5"/>
+          </w:tcPr>
+          <w:p>
+            <w:pPr>
+              <w:keepLines/>
+              <w:spacing w:after="0"/>
+            </w:pPr>
+            <w:r/>
+            <w:r>
+              <w:rPr>
+                <w:rFonts w:ascii="Arial" w:hAnsi="Arial" w:eastAsia="Arial" w:cs="Tahoma"/>
+                <w:b/>
+                <w:sz w:val="18"/>
+              </w:rPr>
+              <w:t>ปัญหา</w:t>
+            </w:r>
+          </w:p>
+        </w:tc>
+        <w:tc>
+          <w:tcPr>
+            <w:tcW w:type="dxa" w:w="3360"/>
+            <w:vAlign w:val="center"/>
+            <w:shd w:fill="E8EEF5"/>
+          </w:tcPr>
+          <w:p>
+            <w:pPr>
+              <w:keepLines/>
+              <w:spacing w:after="0"/>
+            </w:pPr>
+            <w:r/>
+            <w:r>
+              <w:rPr>
+                <w:rFonts w:ascii="Arial" w:hAnsi="Arial" w:eastAsia="Arial" w:cs="Tahoma"/>
+                <w:b/>
+                <w:sz w:val="18"/>
+              </w:rPr>
+              <w:t>ผลถ้าตั้งผิด</w:t>
+            </w:r>
+          </w:p>
+        </w:tc>
+      </w:tr>
+      <w:tr>
+        <w:trPr>
+          <w:cantSplit/>
+        </w:trPr>
+        <w:tc>
+          <w:tcPr>
+            <w:tcW w:type="dxa" w:w="3360"/>
+            <w:vAlign w:val="center"/>
+          </w:tcPr>
+          <w:p>
+            <w:pPr>
+              <w:keepLines/>
+              <w:spacing w:after="0"/>
+            </w:pPr>
+            <w:r>
+              <w:rPr>
+                <w:rFonts w:ascii="Arial" w:hAnsi="Arial" w:eastAsia="Arial" w:cs="Tahoma"/>
+                <w:sz w:val="18"/>
+              </w:rPr>
+            </w:r>
+            <w:r>
+              <w:rPr>
+                <w:rFonts w:ascii="Courier New" w:hAnsi="Courier New" w:eastAsia="Courier New" w:cs="Tahoma"/>
+                <w:sz w:val="18"/>
+              </w:rPr>
+              <w:t>flag_action</w:t>
+            </w:r>
+          </w:p>
+        </w:tc>
+        <w:tc>
+          <w:tcPr>
+            <w:tcW w:type="dxa" w:w="3360"/>
+            <w:vAlign w:val="center"/>
+          </w:tcPr>
+          <w:p>
+            <w:pPr>
+              <w:keepLines/>
+              <w:spacing w:after="0"/>
+            </w:pPr>
+            <w:r>
+              <w:rPr>
+                <w:rFonts w:ascii="Arial" w:hAnsi="Arial" w:eastAsia="Arial" w:cs="Tahoma"/>
+                <w:sz w:val="18"/>
+              </w:rPr>
+            </w:r>
+            <w:r>
+              <w:rPr>
+                <w:rFonts w:ascii="Arial" w:hAnsi="Arial" w:eastAsia="Arial" w:cs="Tahoma"/>
+                <w:sz w:val="18"/>
+              </w:rPr>
+              <w:t xml:space="preserve">✅ เคาะแล้ว 2026-09-13 (ข้อ 2.38) — </w:t>
+            </w:r>
+            <w:r>
+              <w:rPr>
+                <w:rFonts w:ascii="Arial" w:hAnsi="Arial" w:eastAsia="Arial" w:cs="Tahoma"/>
+                <w:b/>
+                <w:sz w:val="18"/>
+              </w:rPr>
+              <w:t>17,247 แถวที่สร้างใหม่ใส่ `'N'`</w:t>
+            </w:r>
+            <w:r>
+              <w:rPr>
+                <w:rFonts w:ascii="Arial" w:hAnsi="Arial" w:eastAsia="Arial" w:cs="Tahoma"/>
+                <w:sz w:val="18"/>
+              </w:rPr>
+              <w:t xml:space="preserve"> (ยังไม่มีรอบชดเชย) · แถวที่มีต้นทางให้ขน </w:t>
+            </w:r>
+            <w:r>
+              <w:rPr>
+                <w:rFonts w:ascii="Courier New" w:hAnsi="Courier New" w:eastAsia="Courier New" w:cs="Tahoma"/>
+                <w:sz w:val="18"/>
+              </w:rPr>
+              <w:t>flag_action</w:t>
+            </w:r>
+            <w:r>
+              <w:rPr>
+                <w:rFonts w:ascii="Arial" w:hAnsi="Arial" w:eastAsia="Arial" w:cs="Tahoma"/>
+                <w:sz w:val="18"/>
+              </w:rPr>
+              <w:t xml:space="preserve"> เดิมมาตรง ๆ</w:t>
+            </w:r>
+          </w:p>
+        </w:tc>
+        <w:tc>
+          <w:tcPr>
+            <w:tcW w:type="dxa" w:w="3360"/>
+            <w:vAlign w:val="center"/>
+          </w:tcPr>
+          <w:p>
+            <w:pPr>
+              <w:keepLines/>
+              <w:spacing w:after="0"/>
+            </w:pPr>
+            <w:r>
+              <w:rPr>
+                <w:rFonts w:ascii="Arial" w:hAnsi="Arial" w:eastAsia="Arial" w:cs="Tahoma"/>
+                <w:sz w:val="18"/>
+              </w:rPr>
+            </w:r>
+            <w:r>
+              <w:rPr>
+                <w:rFonts w:ascii="Arial" w:hAnsi="Arial" w:eastAsia="Arial" w:cs="Tahoma"/>
+                <w:sz w:val="18"/>
+              </w:rPr>
+              <w:t xml:space="preserve">ใช้กติกาเดียวกับ Job 2 ที่รันจริง (ใส่ </w:t>
+            </w:r>
+            <w:r>
+              <w:rPr>
+                <w:rFonts w:ascii="Courier New" w:hAnsi="Courier New" w:eastAsia="Courier New" w:cs="Tahoma"/>
+                <w:sz w:val="18"/>
+              </w:rPr>
+              <w:t>'N'</w:t>
+            </w:r>
+            <w:r>
+              <w:rPr>
+                <w:rFonts w:ascii="Arial" w:hAnsi="Arial" w:eastAsia="Arial" w:cs="Tahoma"/>
+                <w:sz w:val="18"/>
+              </w:rPr>
+              <w:t xml:space="preserve"> ชัดเจน ไม่พึ่ง </w:t>
+            </w:r>
+            <w:r>
+              <w:rPr>
+                <w:rFonts w:ascii="Courier New" w:hAnsi="Courier New" w:eastAsia="Courier New" w:cs="Tahoma"/>
+                <w:sz w:val="18"/>
+              </w:rPr>
+              <w:t>DEFAULT 'Y'</w:t>
+            </w:r>
+            <w:r>
+              <w:rPr>
+                <w:rFonts w:ascii="Arial" w:hAnsi="Arial" w:eastAsia="Arial" w:cs="Tahoma"/>
+                <w:sz w:val="18"/>
+              </w:rPr>
+              <w:t xml:space="preserve">) — ตั้ง </w:t>
+            </w:r>
+            <w:r>
+              <w:rPr>
+                <w:rFonts w:ascii="Courier New" w:hAnsi="Courier New" w:eastAsia="Courier New" w:cs="Tahoma"/>
+                <w:sz w:val="18"/>
+              </w:rPr>
+              <w:t>Y</w:t>
+            </w:r>
+            <w:r>
+              <w:rPr>
+                <w:rFonts w:ascii="Arial" w:hAnsi="Arial" w:eastAsia="Arial" w:cs="Tahoma"/>
+                <w:sz w:val="18"/>
+              </w:rPr>
+              <w:t xml:space="preserve"> ผิด ๆ จะทำให้คิวรี "คู่ที่มีอยู่แล้ว" กันคู่ร้านใหม่ออกเงียบ ๆ</w:t>
+            </w:r>
+          </w:p>
+        </w:tc>
+      </w:tr>
+      <w:tr>
+        <w:trPr>
+          <w:cantSplit/>
+        </w:trPr>
+        <w:tc>
+          <w:tcPr>
+            <w:tcW w:type="dxa" w:w="3360"/>
+            <w:vAlign w:val="center"/>
+          </w:tcPr>
+          <w:p>
+            <w:pPr>
+              <w:keepLines/>
+              <w:spacing w:after="0"/>
+            </w:pPr>
+            <w:r>
+              <w:rPr>
+                <w:rFonts w:ascii="Arial" w:hAnsi="Arial" w:eastAsia="Arial" w:cs="Tahoma"/>
+                <w:sz w:val="18"/>
+              </w:rPr>
+            </w:r>
+            <w:r>
+              <w:rPr>
+                <w:rFonts w:ascii="Courier New" w:hAnsi="Courier New" w:eastAsia="Courier New" w:cs="Tahoma"/>
+                <w:sz w:val="18"/>
+              </w:rPr>
+              <w:t>process_status</w:t>
+            </w:r>
+          </w:p>
+        </w:tc>
+        <w:tc>
+          <w:tcPr>
+            <w:tcW w:type="dxa" w:w="3360"/>
+            <w:vAlign w:val="center"/>
+          </w:tcPr>
+          <w:p>
+            <w:pPr>
+              <w:keepLines/>
+              <w:spacing w:after="0"/>
+            </w:pPr>
+            <w:r>
+              <w:rPr>
+                <w:rFonts w:ascii="Arial" w:hAnsi="Arial" w:eastAsia="Arial" w:cs="Tahoma"/>
+                <w:sz w:val="18"/>
+              </w:rPr>
+            </w:r>
+            <w:r>
+              <w:rPr>
+                <w:rFonts w:ascii="Arial" w:hAnsi="Arial" w:eastAsia="Arial" w:cs="Tahoma"/>
+                <w:sz w:val="18"/>
+              </w:rPr>
+              <w:t xml:space="preserve">✅ เคาะแล้ว (ข้อ 2.17) — </w:t>
+            </w:r>
+            <w:r>
+              <w:rPr>
+                <w:rFonts w:ascii="Courier New" w:hAnsi="Courier New" w:eastAsia="Courier New" w:cs="Tahoma"/>
+                <w:sz w:val="18"/>
+              </w:rPr>
+              <w:t>IMPORTED</w:t>
+            </w:r>
+            <w:r>
+              <w:rPr>
+                <w:rFonts w:ascii="Arial" w:hAnsi="Arial" w:eastAsia="Arial" w:cs="Tahoma"/>
+                <w:sz w:val="18"/>
+              </w:rPr>
+              <w:t xml:space="preserve"> / </w:t>
+            </w:r>
+            <w:r>
+              <w:rPr>
+                <w:rFonts w:ascii="Courier New" w:hAnsi="Courier New" w:eastAsia="Courier New" w:cs="Tahoma"/>
+                <w:sz w:val="18"/>
+              </w:rPr>
+              <w:t>SALES_READY</w:t>
+            </w:r>
+            <w:r>
+              <w:rPr>
+                <w:rFonts w:ascii="Arial" w:hAnsi="Arial" w:eastAsia="Arial" w:cs="Tahoma"/>
+                <w:sz w:val="18"/>
+              </w:rPr>
+              <w:t xml:space="preserve"> / </w:t>
+            </w:r>
+            <w:r>
+              <w:rPr>
+                <w:rFonts w:ascii="Courier New" w:hAnsi="Courier New" w:eastAsia="Courier New" w:cs="Tahoma"/>
+                <w:sz w:val="18"/>
+              </w:rPr>
+              <w:t>READY_DOCUMENT</w:t>
+            </w:r>
+            <w:r>
+              <w:rPr>
+                <w:rFonts w:ascii="Arial" w:hAnsi="Arial" w:eastAsia="Arial" w:cs="Tahoma"/>
+                <w:sz w:val="18"/>
+              </w:rPr>
+              <w:t xml:space="preserve"> / </w:t>
+            </w:r>
+            <w:r>
+              <w:rPr>
+                <w:rFonts w:ascii="Courier New" w:hAnsi="Courier New" w:eastAsia="Courier New" w:cs="Tahoma"/>
+                <w:sz w:val="18"/>
+              </w:rPr>
+              <w:t>DOCUMENT_CREATED</w:t>
+            </w:r>
+            <w:r>
+              <w:rPr>
+                <w:rFonts w:ascii="Arial" w:hAnsi="Arial" w:eastAsia="Arial" w:cs="Tahoma"/>
+                <w:sz w:val="18"/>
+              </w:rPr>
+              <w:t xml:space="preserve"> / </w:t>
+            </w:r>
+            <w:r>
+              <w:rPr>
+                <w:rFonts w:ascii="Courier New" w:hAnsi="Courier New" w:eastAsia="Courier New" w:cs="Tahoma"/>
+                <w:sz w:val="18"/>
+              </w:rPr>
+              <w:t>CLOSED</w:t>
+            </w:r>
+            <w:r>
+              <w:rPr>
+                <w:rFonts w:ascii="Arial" w:hAnsi="Arial" w:eastAsia="Arial" w:cs="Tahoma"/>
+                <w:sz w:val="18"/>
+              </w:rPr>
+              <w:t xml:space="preserve"> · DDL มี </w:t>
+            </w:r>
+            <w:r>
+              <w:rPr>
+                <w:rFonts w:ascii="Courier New" w:hAnsi="Courier New" w:eastAsia="Courier New" w:cs="Tahoma"/>
+                <w:sz w:val="18"/>
+              </w:rPr>
+              <w:t>DEFAULT 'IMPORTED'</w:t>
+            </w:r>
+            <w:r>
+              <w:rPr>
+                <w:rFonts w:ascii="Arial" w:hAnsi="Arial" w:eastAsia="Arial" w:cs="Tahoma"/>
+                <w:sz w:val="18"/>
+              </w:rPr>
+              <w:t xml:space="preserve"> แล้ว</w:t>
+            </w:r>
+          </w:p>
+        </w:tc>
+        <w:tc>
+          <w:tcPr>
+            <w:tcW w:type="dxa" w:w="3360"/>
+            <w:vAlign w:val="center"/>
+          </w:tcPr>
+          <w:p>
+            <w:pPr>
+              <w:keepLines/>
+              <w:spacing w:after="0"/>
+            </w:pPr>
+            <w:r>
+              <w:rPr>
+                <w:rFonts w:ascii="Arial" w:hAnsi="Arial" w:eastAsia="Arial" w:cs="Tahoma"/>
+                <w:sz w:val="18"/>
+              </w:rPr>
+            </w:r>
+            <w:r>
+              <w:rPr>
+                <w:rFonts w:ascii="Arial" w:hAnsi="Arial" w:eastAsia="Arial" w:cs="Tahoma"/>
+                <w:sz w:val="18"/>
+              </w:rPr>
+              <w:t xml:space="preserve">ใช้กติกาอนุมานในตารางถัดไป — ห้ามใส่ </w:t>
+            </w:r>
+            <w:r>
+              <w:rPr>
+                <w:rFonts w:ascii="Courier New" w:hAnsi="Courier New" w:eastAsia="Courier New" w:cs="Tahoma"/>
+                <w:sz w:val="18"/>
+              </w:rPr>
+              <w:t>IMPORTED</w:t>
+            </w:r>
+            <w:r>
+              <w:rPr>
+                <w:rFonts w:ascii="Arial" w:hAnsi="Arial" w:eastAsia="Arial" w:cs="Tahoma"/>
+                <w:sz w:val="18"/>
+              </w:rPr>
+              <w:t xml:space="preserve"> ให้ทุกแถว เพราะ 8,114 แถวมีความคืบหน้าไปแล้วจริง</w:t>
+            </w:r>
+          </w:p>
+        </w:tc>
+      </w:tr>
+    </w:tbl>
+    <w:p/>
+    <w:p>
+      <w:r>
+        <w:rPr>
+          <w:b/>
+        </w:rPr>
+        <w:t>กติกาอนุมาน `process_status` ตอน migrate</w:t>
+      </w:r>
+      <w:r>
+        <w:t xml:space="preserve"> — ไล่จากบนลงล่าง เจอข้อแรกที่จริงแล้วหยุด (ตัวเลขจากข้อมูลจริง 2026-09-12)</w:t>
+      </w:r>
+    </w:p>
+    <w:tbl>
+      <w:tblPr>
+        <w:tblStyle w:val="TableGrid"/>
+        <w:tblW w:type="auto" w:w="0"/>
+        <w:jc w:val="center"/>
+        <w:tblLook w:firstColumn="1" w:firstRow="1" w:lastColumn="0" w:lastRow="0" w:noHBand="0" w:noVBand="1" w:val="04A0"/>
+      </w:tblPr>
+      <w:tblGrid>
+        <w:gridCol w:w="2520"/>
+        <w:gridCol w:w="2520"/>
+        <w:gridCol w:w="2520"/>
+        <w:gridCol w:w="2520"/>
+      </w:tblGrid>
+      <w:tr>
+        <w:trPr>
+          <w:cantSplit/>
+        </w:trPr>
+        <w:tc>
+          <w:tcPr>
+            <w:tcW w:type="dxa" w:w="2520"/>
+            <w:vAlign w:val="center"/>
+            <w:shd w:fill="E8EEF5"/>
+          </w:tcPr>
+          <w:p>
+            <w:pPr>
+              <w:keepLines/>
+              <w:spacing w:after="0"/>
+            </w:pPr>
+            <w:r/>
+            <w:r>
+              <w:rPr>
+                <w:rFonts w:ascii="Arial" w:hAnsi="Arial" w:eastAsia="Arial" w:cs="Tahoma"/>
+                <w:b/>
+                <w:sz w:val="18"/>
+              </w:rPr>
+              <w:t>ลำดับ</w:t>
+            </w:r>
+          </w:p>
+        </w:tc>
+        <w:tc>
+          <w:tcPr>
+            <w:tcW w:type="dxa" w:w="2520"/>
+            <w:vAlign w:val="center"/>
+            <w:shd w:fill="E8EEF5"/>
+          </w:tcPr>
+          <w:p>
+            <w:pPr>
+              <w:keepLines/>
+              <w:spacing w:after="0"/>
+            </w:pPr>
+            <w:r/>
+            <w:r>
+              <w:rPr>
+                <w:rFonts w:ascii="Arial" w:hAnsi="Arial" w:eastAsia="Arial" w:cs="Tahoma"/>
+                <w:b/>
+                <w:sz w:val="18"/>
+              </w:rPr>
+              <w:t>เงื่อนไข</w:t>
+            </w:r>
+          </w:p>
+        </w:tc>
+        <w:tc>
+          <w:tcPr>
+            <w:tcW w:type="dxa" w:w="2520"/>
+            <w:vAlign w:val="center"/>
+            <w:shd w:fill="E8EEF5"/>
+          </w:tcPr>
+          <w:p>
+            <w:pPr>
+              <w:keepLines/>
+              <w:spacing w:after="0"/>
+            </w:pPr>
+            <w:r/>
+            <w:r>
+              <w:rPr>
+                <w:rFonts w:ascii="Arial" w:hAnsi="Arial" w:eastAsia="Arial" w:cs="Tahoma"/>
+                <w:b/>
+                <w:sz w:val="18"/>
+              </w:rPr>
+              <w:t>process_status</w:t>
+            </w:r>
+          </w:p>
+        </w:tc>
+        <w:tc>
+          <w:tcPr>
+            <w:tcW w:type="dxa" w:w="2520"/>
+            <w:vAlign w:val="center"/>
+            <w:shd w:fill="E8EEF5"/>
+          </w:tcPr>
+          <w:p>
+            <w:pPr>
+              <w:keepLines/>
+              <w:spacing w:after="0"/>
+            </w:pPr>
+            <w:r/>
+            <w:r>
+              <w:rPr>
+                <w:rFonts w:ascii="Arial" w:hAnsi="Arial" w:eastAsia="Arial" w:cs="Tahoma"/>
+                <w:b/>
+                <w:sz w:val="18"/>
+              </w:rPr>
+              <w:t>แถว</w:t>
+            </w:r>
+          </w:p>
+        </w:tc>
+      </w:tr>
+      <w:tr>
+        <w:trPr>
+          <w:cantSplit/>
+        </w:trPr>
+        <w:tc>
+          <w:tcPr>
+            <w:tcW w:type="dxa" w:w="2520"/>
+            <w:vAlign w:val="center"/>
+          </w:tcPr>
+          <w:p>
+            <w:pPr>
+              <w:keepLines/>
+              <w:spacing w:after="0"/>
+            </w:pPr>
+            <w:r>
+              <w:rPr>
+                <w:rFonts w:ascii="Arial" w:hAnsi="Arial" w:eastAsia="Arial" w:cs="Tahoma"/>
+                <w:sz w:val="18"/>
+              </w:rPr>
+            </w:r>
+            <w:r>
+              <w:rPr>
+                <w:rFonts w:ascii="Arial" w:hAnsi="Arial" w:eastAsia="Arial" w:cs="Tahoma"/>
+                <w:sz w:val="18"/>
+              </w:rPr>
+              <w:t>1</w:t>
+            </w:r>
+          </w:p>
+        </w:tc>
+        <w:tc>
+          <w:tcPr>
+            <w:tcW w:type="dxa" w:w="2520"/>
+            <w:vAlign w:val="center"/>
+          </w:tcPr>
+          <w:p>
+            <w:pPr>
+              <w:keepLines/>
+              <w:spacing w:after="0"/>
+            </w:pPr>
+            <w:r>
+              <w:rPr>
+                <w:rFonts w:ascii="Arial" w:hAnsi="Arial" w:eastAsia="Arial" w:cs="Tahoma"/>
+                <w:sz w:val="18"/>
+              </w:rPr>
+            </w:r>
+            <w:r>
+              <w:rPr>
+                <w:rFonts w:ascii="Arial" w:hAnsi="Arial" w:eastAsia="Arial" w:cs="Tahoma"/>
+                <w:sz w:val="18"/>
+              </w:rPr>
+              <w:t xml:space="preserve">แถวแม่เดิมมี </w:t>
+            </w:r>
+            <w:r>
+              <w:rPr>
+                <w:rFonts w:ascii="Courier New" w:hAnsi="Courier New" w:eastAsia="Courier New" w:cs="Tahoma"/>
+                <w:sz w:val="18"/>
+              </w:rPr>
+              <w:t>FLAG_ACTION = 'N'</w:t>
+            </w:r>
+            <w:r>
+              <w:rPr>
+                <w:rFonts w:ascii="Arial" w:hAnsi="Arial" w:eastAsia="Arial" w:cs="Tahoma"/>
+                <w:sz w:val="18"/>
+              </w:rPr>
+              <w:t xml:space="preserve"> (รอบปิดแล้ว)</w:t>
+            </w:r>
+          </w:p>
+        </w:tc>
+        <w:tc>
+          <w:tcPr>
+            <w:tcW w:type="dxa" w:w="2520"/>
+            <w:vAlign w:val="center"/>
+          </w:tcPr>
+          <w:p>
+            <w:pPr>
+              <w:keepLines/>
+              <w:spacing w:after="0"/>
+            </w:pPr>
+            <w:r>
+              <w:rPr>
+                <w:rFonts w:ascii="Arial" w:hAnsi="Arial" w:eastAsia="Arial" w:cs="Tahoma"/>
+                <w:sz w:val="18"/>
+              </w:rPr>
+            </w:r>
+            <w:r>
+              <w:rPr>
+                <w:rFonts w:ascii="Courier New" w:hAnsi="Courier New" w:eastAsia="Courier New" w:cs="Tahoma"/>
+                <w:sz w:val="18"/>
+              </w:rPr>
+              <w:t>CLOSED</w:t>
+            </w:r>
+          </w:p>
+        </w:tc>
+        <w:tc>
+          <w:tcPr>
+            <w:tcW w:type="dxa" w:w="2520"/>
+            <w:vAlign w:val="center"/>
+          </w:tcPr>
+          <w:p>
+            <w:pPr>
+              <w:keepLines/>
+              <w:spacing w:after="0"/>
+            </w:pPr>
+            <w:r>
+              <w:rPr>
+                <w:rFonts w:ascii="Arial" w:hAnsi="Arial" w:eastAsia="Arial" w:cs="Tahoma"/>
+                <w:sz w:val="18"/>
+              </w:rPr>
+            </w:r>
+            <w:r>
+              <w:rPr>
+                <w:rFonts w:ascii="Arial" w:hAnsi="Arial" w:eastAsia="Arial" w:cs="Tahoma"/>
+                <w:b/>
+                <w:sz w:val="18"/>
+              </w:rPr>
+              <w:t>7,542</w:t>
+            </w:r>
+          </w:p>
+        </w:tc>
+      </w:tr>
+      <w:tr>
+        <w:trPr>
+          <w:cantSplit/>
+        </w:trPr>
+        <w:tc>
+          <w:tcPr>
+            <w:tcW w:type="dxa" w:w="2520"/>
+            <w:vAlign w:val="center"/>
+          </w:tcPr>
+          <w:p>
+            <w:pPr>
+              <w:keepLines/>
+              <w:spacing w:after="0"/>
+            </w:pPr>
+            <w:r>
+              <w:rPr>
+                <w:rFonts w:ascii="Arial" w:hAnsi="Arial" w:eastAsia="Arial" w:cs="Tahoma"/>
+                <w:sz w:val="18"/>
+              </w:rPr>
+            </w:r>
+            <w:r>
+              <w:rPr>
+                <w:rFonts w:ascii="Arial" w:hAnsi="Arial" w:eastAsia="Arial" w:cs="Tahoma"/>
+                <w:sz w:val="18"/>
+              </w:rPr>
+              <w:t>2</w:t>
+            </w:r>
+          </w:p>
+        </w:tc>
+        <w:tc>
+          <w:tcPr>
+            <w:tcW w:type="dxa" w:w="2520"/>
+            <w:vAlign w:val="center"/>
+          </w:tcPr>
+          <w:p>
+            <w:pPr>
+              <w:keepLines/>
+              <w:spacing w:after="0"/>
+            </w:pPr>
+            <w:r>
+              <w:rPr>
+                <w:rFonts w:ascii="Arial" w:hAnsi="Arial" w:eastAsia="Arial" w:cs="Tahoma"/>
+                <w:sz w:val="18"/>
+              </w:rPr>
+            </w:r>
+            <w:r>
+              <w:rPr>
+                <w:rFonts w:ascii="Arial" w:hAnsi="Arial" w:eastAsia="Arial" w:cs="Tahoma"/>
+                <w:sz w:val="18"/>
+              </w:rPr>
+              <w:t xml:space="preserve">มีแถวใน </w:t>
+            </w:r>
+            <w:r>
+              <w:rPr>
+                <w:rFonts w:ascii="Courier New" w:hAnsi="Courier New" w:eastAsia="Courier New" w:cs="Tahoma"/>
+                <w:sz w:val="18"/>
+              </w:rPr>
+              <w:t>FGI_IMPACT_STORE_COMPENSATE</w:t>
+            </w:r>
+            <w:r>
+              <w:rPr>
+                <w:rFonts w:ascii="Arial" w:hAnsi="Arial" w:eastAsia="Arial" w:cs="Tahoma"/>
+                <w:sz w:val="18"/>
+              </w:rPr>
+              <w:t xml:space="preserve"> ของงวดนั้น (เคยสร้างเอกสารแล้ว)</w:t>
+            </w:r>
+          </w:p>
+        </w:tc>
+        <w:tc>
+          <w:tcPr>
+            <w:tcW w:type="dxa" w:w="2520"/>
+            <w:vAlign w:val="center"/>
+          </w:tcPr>
+          <w:p>
+            <w:pPr>
+              <w:keepLines/>
+              <w:spacing w:after="0"/>
+            </w:pPr>
+            <w:r>
+              <w:rPr>
+                <w:rFonts w:ascii="Arial" w:hAnsi="Arial" w:eastAsia="Arial" w:cs="Tahoma"/>
+                <w:sz w:val="18"/>
+              </w:rPr>
+            </w:r>
+            <w:r>
+              <w:rPr>
+                <w:rFonts w:ascii="Courier New" w:hAnsi="Courier New" w:eastAsia="Courier New" w:cs="Tahoma"/>
+                <w:sz w:val="18"/>
+              </w:rPr>
+              <w:t>DOCUMENT_CREATED</w:t>
+            </w:r>
+          </w:p>
+        </w:tc>
+        <w:tc>
+          <w:tcPr>
+            <w:tcW w:type="dxa" w:w="2520"/>
+            <w:vAlign w:val="center"/>
+          </w:tcPr>
+          <w:p>
+            <w:pPr>
+              <w:keepLines/>
+              <w:spacing w:after="0"/>
+            </w:pPr>
+            <w:r>
+              <w:rPr>
+                <w:rFonts w:ascii="Arial" w:hAnsi="Arial" w:eastAsia="Arial" w:cs="Tahoma"/>
+                <w:sz w:val="18"/>
+              </w:rPr>
+            </w:r>
+            <w:r>
+              <w:rPr>
+                <w:rFonts w:ascii="Arial" w:hAnsi="Arial" w:eastAsia="Arial" w:cs="Tahoma"/>
+                <w:b/>
+                <w:sz w:val="18"/>
+              </w:rPr>
+              <w:t>572</w:t>
+            </w:r>
+          </w:p>
+        </w:tc>
+      </w:tr>
+      <w:tr>
+        <w:trPr>
+          <w:cantSplit/>
+        </w:trPr>
+        <w:tc>
+          <w:tcPr>
+            <w:tcW w:type="dxa" w:w="2520"/>
+            <w:vAlign w:val="center"/>
+          </w:tcPr>
+          <w:p>
+            <w:pPr>
+              <w:keepLines/>
+              <w:spacing w:after="0"/>
+            </w:pPr>
+            <w:r>
+              <w:rPr>
+                <w:rFonts w:ascii="Arial" w:hAnsi="Arial" w:eastAsia="Arial" w:cs="Tahoma"/>
+                <w:sz w:val="18"/>
+              </w:rPr>
+            </w:r>
+            <w:r>
+              <w:rPr>
+                <w:rFonts w:ascii="Arial" w:hAnsi="Arial" w:eastAsia="Arial" w:cs="Tahoma"/>
+                <w:sz w:val="18"/>
+              </w:rPr>
+              <w:t>3</w:t>
+            </w:r>
+          </w:p>
+        </w:tc>
+        <w:tc>
+          <w:tcPr>
+            <w:tcW w:type="dxa" w:w="2520"/>
+            <w:vAlign w:val="center"/>
+          </w:tcPr>
+          <w:p>
+            <w:pPr>
+              <w:keepLines/>
+              <w:spacing w:after="0"/>
+            </w:pPr>
+            <w:r>
+              <w:rPr>
+                <w:rFonts w:ascii="Arial" w:hAnsi="Arial" w:eastAsia="Arial" w:cs="Tahoma"/>
+                <w:sz w:val="18"/>
+              </w:rPr>
+            </w:r>
+            <w:r>
+              <w:rPr>
+                <w:rFonts w:ascii="Arial" w:hAnsi="Arial" w:eastAsia="Arial" w:cs="Tahoma"/>
+                <w:sz w:val="18"/>
+              </w:rPr>
+              <w:t>มีแถวแม่เดิมอยู่ แต่ยังไม่เข้าข้อ 1-2</w:t>
+            </w:r>
+          </w:p>
+        </w:tc>
+        <w:tc>
+          <w:tcPr>
+            <w:tcW w:type="dxa" w:w="2520"/>
+            <w:vAlign w:val="center"/>
+          </w:tcPr>
+          <w:p>
+            <w:pPr>
+              <w:keepLines/>
+              <w:spacing w:after="0"/>
+            </w:pPr>
+            <w:r>
+              <w:rPr>
+                <w:rFonts w:ascii="Arial" w:hAnsi="Arial" w:eastAsia="Arial" w:cs="Tahoma"/>
+                <w:sz w:val="18"/>
+              </w:rPr>
+            </w:r>
+            <w:r>
+              <w:rPr>
+                <w:rFonts w:ascii="Courier New" w:hAnsi="Courier New" w:eastAsia="Courier New" w:cs="Tahoma"/>
+                <w:sz w:val="18"/>
+              </w:rPr>
+              <w:t>READY_DOCUMENT</w:t>
+            </w:r>
+          </w:p>
+        </w:tc>
+        <w:tc>
+          <w:tcPr>
+            <w:tcW w:type="dxa" w:w="2520"/>
+            <w:vAlign w:val="center"/>
+          </w:tcPr>
+          <w:p>
+            <w:pPr>
+              <w:keepLines/>
+              <w:spacing w:after="0"/>
+            </w:pPr>
+            <w:r>
+              <w:rPr>
+                <w:rFonts w:ascii="Arial" w:hAnsi="Arial" w:eastAsia="Arial" w:cs="Tahoma"/>
+                <w:sz w:val="18"/>
+              </w:rPr>
+            </w:r>
+            <w:r>
+              <w:rPr>
+                <w:rFonts w:ascii="Arial" w:hAnsi="Arial" w:eastAsia="Arial" w:cs="Tahoma"/>
+                <w:sz w:val="18"/>
+              </w:rPr>
+              <w:t>0</w:t>
+            </w:r>
+          </w:p>
+        </w:tc>
+      </w:tr>
+      <w:tr>
+        <w:trPr>
+          <w:cantSplit/>
+        </w:trPr>
+        <w:tc>
+          <w:tcPr>
+            <w:tcW w:type="dxa" w:w="2520"/>
+            <w:vAlign w:val="center"/>
+          </w:tcPr>
+          <w:p>
+            <w:pPr>
+              <w:keepLines/>
+              <w:spacing w:after="0"/>
+            </w:pPr>
+            <w:r>
+              <w:rPr>
+                <w:rFonts w:ascii="Arial" w:hAnsi="Arial" w:eastAsia="Arial" w:cs="Tahoma"/>
+                <w:sz w:val="18"/>
+              </w:rPr>
+            </w:r>
+            <w:r>
+              <w:rPr>
+                <w:rFonts w:ascii="Arial" w:hAnsi="Arial" w:eastAsia="Arial" w:cs="Tahoma"/>
+                <w:sz w:val="18"/>
+              </w:rPr>
+              <w:t>4</w:t>
+            </w:r>
+          </w:p>
+        </w:tc>
+        <w:tc>
+          <w:tcPr>
+            <w:tcW w:type="dxa" w:w="2520"/>
+            <w:vAlign w:val="center"/>
+          </w:tcPr>
+          <w:p>
+            <w:pPr>
+              <w:keepLines/>
+              <w:spacing w:after="0"/>
+            </w:pPr>
+            <w:r>
+              <w:rPr>
+                <w:rFonts w:ascii="Arial" w:hAnsi="Arial" w:eastAsia="Arial" w:cs="Tahoma"/>
+                <w:sz w:val="18"/>
+              </w:rPr>
+            </w:r>
+            <w:r>
+              <w:rPr>
+                <w:rFonts w:ascii="Arial" w:hAnsi="Arial" w:eastAsia="Arial" w:cs="Tahoma"/>
+                <w:sz w:val="18"/>
+              </w:rPr>
+              <w:t xml:space="preserve">มี </w:t>
+            </w:r>
+            <w:r>
+              <w:rPr>
+                <w:rFonts w:ascii="Courier New" w:hAnsi="Courier New" w:eastAsia="Courier New" w:cs="Tahoma"/>
+                <w:sz w:val="18"/>
+              </w:rPr>
+              <w:t>FGI_IMPACT_STORE_SALES</w:t>
+            </w:r>
+            <w:r>
+              <w:rPr>
+                <w:rFonts w:ascii="Arial" w:hAnsi="Arial" w:eastAsia="Arial" w:cs="Tahoma"/>
+                <w:sz w:val="18"/>
+              </w:rPr>
+              <w:t xml:space="preserve"> ของงวดนั้นที่ </w:t>
+            </w:r>
+            <w:r>
+              <w:rPr>
+                <w:rFonts w:ascii="Courier New" w:hAnsi="Courier New" w:eastAsia="Courier New" w:cs="Tahoma"/>
+                <w:sz w:val="18"/>
+              </w:rPr>
+              <w:t>FLAG_VERIFY IN ('Y','N')</w:t>
+            </w:r>
+          </w:p>
+        </w:tc>
+        <w:tc>
+          <w:tcPr>
+            <w:tcW w:type="dxa" w:w="2520"/>
+            <w:vAlign w:val="center"/>
+          </w:tcPr>
+          <w:p>
+            <w:pPr>
+              <w:keepLines/>
+              <w:spacing w:after="0"/>
+            </w:pPr>
+            <w:r>
+              <w:rPr>
+                <w:rFonts w:ascii="Arial" w:hAnsi="Arial" w:eastAsia="Arial" w:cs="Tahoma"/>
+                <w:sz w:val="18"/>
+              </w:rPr>
+            </w:r>
+            <w:r>
+              <w:rPr>
+                <w:rFonts w:ascii="Courier New" w:hAnsi="Courier New" w:eastAsia="Courier New" w:cs="Tahoma"/>
+                <w:sz w:val="18"/>
+              </w:rPr>
+              <w:t>SALES_READY</w:t>
+            </w:r>
+          </w:p>
+        </w:tc>
+        <w:tc>
+          <w:tcPr>
+            <w:tcW w:type="dxa" w:w="2520"/>
+            <w:vAlign w:val="center"/>
+          </w:tcPr>
+          <w:p>
+            <w:pPr>
+              <w:keepLines/>
+              <w:spacing w:after="0"/>
+            </w:pPr>
+            <w:r>
+              <w:rPr>
+                <w:rFonts w:ascii="Arial" w:hAnsi="Arial" w:eastAsia="Arial" w:cs="Tahoma"/>
+                <w:sz w:val="18"/>
+              </w:rPr>
+            </w:r>
+            <w:r>
+              <w:rPr>
+                <w:rFonts w:ascii="Arial" w:hAnsi="Arial" w:eastAsia="Arial" w:cs="Tahoma"/>
+                <w:b/>
+                <w:sz w:val="18"/>
+              </w:rPr>
+              <w:t>2,498</w:t>
+            </w:r>
+          </w:p>
+        </w:tc>
+      </w:tr>
+      <w:tr>
+        <w:trPr>
+          <w:cantSplit/>
+        </w:trPr>
+        <w:tc>
+          <w:tcPr>
+            <w:tcW w:type="dxa" w:w="2520"/>
+            <w:vAlign w:val="center"/>
+          </w:tcPr>
+          <w:p>
+            <w:pPr>
+              <w:keepLines/>
+              <w:spacing w:after="0"/>
+            </w:pPr>
+            <w:r>
+              <w:rPr>
+                <w:rFonts w:ascii="Arial" w:hAnsi="Arial" w:eastAsia="Arial" w:cs="Tahoma"/>
+                <w:sz w:val="18"/>
+              </w:rPr>
+            </w:r>
+            <w:r>
+              <w:rPr>
+                <w:rFonts w:ascii="Arial" w:hAnsi="Arial" w:eastAsia="Arial" w:cs="Tahoma"/>
+                <w:sz w:val="18"/>
+              </w:rPr>
+              <w:t>5</w:t>
+            </w:r>
+          </w:p>
+        </w:tc>
+        <w:tc>
+          <w:tcPr>
+            <w:tcW w:type="dxa" w:w="2520"/>
+            <w:vAlign w:val="center"/>
+          </w:tcPr>
+          <w:p>
+            <w:pPr>
+              <w:keepLines/>
+              <w:spacing w:after="0"/>
+            </w:pPr>
+            <w:r>
+              <w:rPr>
+                <w:rFonts w:ascii="Arial" w:hAnsi="Arial" w:eastAsia="Arial" w:cs="Tahoma"/>
+                <w:sz w:val="18"/>
+              </w:rPr>
+            </w:r>
+            <w:r>
+              <w:rPr>
+                <w:rFonts w:ascii="Arial" w:hAnsi="Arial" w:eastAsia="Arial" w:cs="Tahoma"/>
+                <w:sz w:val="18"/>
+              </w:rPr>
+              <w:t xml:space="preserve">นอกนั้นทั้งหมด (ส่วนใหญ่คือคู่ร้านที่ถูกตัดทิ้งหรือค้าง </w:t>
+            </w:r>
+            <w:r>
+              <w:rPr>
+                <w:rFonts w:ascii="Courier New" w:hAnsi="Courier New" w:eastAsia="Courier New" w:cs="Tahoma"/>
+                <w:sz w:val="18"/>
+              </w:rPr>
+              <w:t>W</w:t>
+            </w:r>
+            <w:r>
+              <w:rPr>
+                <w:rFonts w:ascii="Arial" w:hAnsi="Arial" w:eastAsia="Arial" w:cs="Tahoma"/>
+                <w:sz w:val="18"/>
+              </w:rPr>
+              <w:t>)</w:t>
+            </w:r>
+          </w:p>
+        </w:tc>
+        <w:tc>
+          <w:tcPr>
+            <w:tcW w:type="dxa" w:w="2520"/>
+            <w:vAlign w:val="center"/>
+          </w:tcPr>
+          <w:p>
+            <w:pPr>
+              <w:keepLines/>
+              <w:spacing w:after="0"/>
+            </w:pPr>
+            <w:r>
+              <w:rPr>
+                <w:rFonts w:ascii="Arial" w:hAnsi="Arial" w:eastAsia="Arial" w:cs="Tahoma"/>
+                <w:sz w:val="18"/>
+              </w:rPr>
+            </w:r>
+            <w:r>
+              <w:rPr>
+                <w:rFonts w:ascii="Courier New" w:hAnsi="Courier New" w:eastAsia="Courier New" w:cs="Tahoma"/>
+                <w:sz w:val="18"/>
+              </w:rPr>
+              <w:t>IMPORTED</w:t>
+            </w:r>
+          </w:p>
+        </w:tc>
+        <w:tc>
+          <w:tcPr>
+            <w:tcW w:type="dxa" w:w="2520"/>
+            <w:vAlign w:val="center"/>
+          </w:tcPr>
+          <w:p>
+            <w:pPr>
+              <w:keepLines/>
+              <w:spacing w:after="0"/>
+            </w:pPr>
+            <w:r>
+              <w:rPr>
+                <w:rFonts w:ascii="Arial" w:hAnsi="Arial" w:eastAsia="Arial" w:cs="Tahoma"/>
+                <w:sz w:val="18"/>
+              </w:rPr>
+            </w:r>
+            <w:r>
+              <w:rPr>
+                <w:rFonts w:ascii="Arial" w:hAnsi="Arial" w:eastAsia="Arial" w:cs="Tahoma"/>
+                <w:b/>
+                <w:sz w:val="18"/>
+              </w:rPr>
+              <w:t>14,180</w:t>
+            </w:r>
+          </w:p>
+        </w:tc>
+      </w:tr>
+    </w:tbl>
+    <w:p/>
+    <w:p>
+      <w:r>
+        <w:t xml:space="preserve">⚠️ ผลรวมของตารางนี้คือ </w:t>
+      </w:r>
+      <w:r>
+        <w:rPr>
+          <w:b/>
+        </w:rPr>
+        <w:t>24,792</w:t>
+      </w:r>
+      <w:r>
+        <w:t xml:space="preserve"> แต่แถวแม่ที่ต้องมีคือ </w:t>
+      </w:r>
+      <w:r>
+        <w:rPr>
+          <w:b/>
+        </w:rPr>
+        <w:t>24,783</w:t>
+      </w:r>
+      <w:r>
+        <w:t xml:space="preserve"> — ต่างกัน </w:t>
+      </w:r>
+      <w:r>
+        <w:rPr>
+          <w:b/>
+        </w:rPr>
+        <w:t>9 แถว</w:t>
+      </w:r>
+      <w:r>
+        <w:t xml:space="preserve"> พอดีกับ จำนวนกลุ่มแถวแม่ที่ซ้ำ การ </w:t>
+      </w:r>
+      <w:r>
+        <w:rPr>
+          <w:rFonts w:ascii="Courier New" w:hAnsi="Courier New" w:eastAsia="Courier New" w:cs="Tahoma"/>
+        </w:rPr>
+        <w:t>LEFT JOIN</w:t>
+      </w:r>
+      <w:r>
+        <w:t xml:space="preserve"> จึงคืนแถวเกิน · ✅ </w:t>
+      </w:r>
+      <w:r>
+        <w:rPr>
+          <w:b/>
+        </w:rPr>
+        <w:t>แก้ด้วยการตัดแถวซ้ำตามกติกาในข้อ 5.2.4 ก่อน แล้วจึงอนุมาน `process_status`</w:t>
+      </w:r>
+      <w:r>
+        <w:t xml:space="preserve"> (ตัดแล้วได้ 24,783 พอดี)</w:t>
+      </w:r>
+    </w:p>
+    <w:p>
+      <w:pPr>
+        <w:pStyle w:val="Heading2"/>
+        <w:keepNext/>
+        <w:keepLines/>
+        <w:pageBreakBefore w:val="0"/>
+      </w:pPr>
+      <w:r>
+        <w:t>5.2.4 กติกาตัดแถวแม่ที่ซ้ำ (`uq_impact_process`)</w:t>
+      </w:r>
+    </w:p>
+    <w:p>
+      <w:pPr>
+        <w:keepNext w:val="0"/>
+      </w:pPr>
+      <w:r>
+        <w:rPr>
+          <w:b/>
+        </w:rPr>
+        <w:t>มติ 2026-09-13 (DECISIONS ข้อ 2.38-2): เก็บแถวที่ `LAST_COMPENSATE` ใหม่สุด</w:t>
+      </w:r>
+      <w:r>
+        <w:t xml:space="preserve"> แต่ข้อมูลจริงบอกว่าเกณฑ์เดียวไม่พอ — </w:t>
+      </w:r>
+      <w:r>
+        <w:rPr>
+          <w:b/>
+        </w:rPr>
+        <w:t>ตัดสินได้แค่ 2 จาก 9 กลุ่ม</w:t>
+      </w:r>
+      <w:r>
+        <w:t xml:space="preserve"> เพราะอีก 7 กลุ่ม เหมือนกันทุกคอลัมน์ จึงต้องมี tie-breaker ต่ออีก 2 ชั้น</w:t>
+      </w:r>
+    </w:p>
+    <w:tbl>
+      <w:tblPr>
+        <w:tblStyle w:val="TableGrid"/>
+        <w:tblW w:type="auto" w:w="0"/>
+        <w:jc w:val="center"/>
+        <w:tblLook w:firstColumn="1" w:firstRow="1" w:lastColumn="0" w:lastRow="0" w:noHBand="0" w:noVBand="1" w:val="04A0"/>
+      </w:tblPr>
+      <w:tblGrid>
+        <w:gridCol w:w="3360"/>
+        <w:gridCol w:w="3360"/>
+        <w:gridCol w:w="3360"/>
+      </w:tblGrid>
+      <w:tr>
+        <w:trPr>
+          <w:cantSplit/>
+        </w:trPr>
+        <w:tc>
+          <w:tcPr>
+            <w:tcW w:type="dxa" w:w="3360"/>
+            <w:vAlign w:val="center"/>
+            <w:shd w:fill="E8EEF5"/>
+          </w:tcPr>
+          <w:p>
+            <w:pPr>
+              <w:keepLines/>
+              <w:spacing w:after="0"/>
+            </w:pPr>
+            <w:r/>
+            <w:r>
+              <w:rPr>
+                <w:rFonts w:ascii="Arial" w:hAnsi="Arial" w:eastAsia="Arial" w:cs="Tahoma"/>
+                <w:b/>
+                <w:sz w:val="18"/>
+              </w:rPr>
+              <w:t>ชั้น</w:t>
+            </w:r>
+          </w:p>
+        </w:tc>
+        <w:tc>
+          <w:tcPr>
+            <w:tcW w:type="dxa" w:w="3360"/>
+            <w:vAlign w:val="center"/>
+            <w:shd w:fill="E8EEF5"/>
+          </w:tcPr>
+          <w:p>
+            <w:pPr>
+              <w:keepLines/>
+              <w:spacing w:after="0"/>
+            </w:pPr>
+            <w:r/>
+            <w:r>
+              <w:rPr>
+                <w:rFonts w:ascii="Arial" w:hAnsi="Arial" w:eastAsia="Arial" w:cs="Tahoma"/>
+                <w:b/>
+                <w:sz w:val="18"/>
+              </w:rPr>
+              <w:t>เกณฑ์</w:t>
+            </w:r>
+          </w:p>
+        </w:tc>
+        <w:tc>
+          <w:tcPr>
+            <w:tcW w:type="dxa" w:w="3360"/>
+            <w:vAlign w:val="center"/>
+            <w:shd w:fill="E8EEF5"/>
+          </w:tcPr>
+          <w:p>
+            <w:pPr>
+              <w:keepLines/>
+              <w:spacing w:after="0"/>
+            </w:pPr>
+            <w:r/>
+            <w:r>
+              <w:rPr>
+                <w:rFonts w:ascii="Arial" w:hAnsi="Arial" w:eastAsia="Arial" w:cs="Tahoma"/>
+                <w:b/>
+                <w:sz w:val="18"/>
+              </w:rPr>
+              <w:t>เหตุผล</w:t>
+            </w:r>
+          </w:p>
+        </w:tc>
+      </w:tr>
+      <w:tr>
+        <w:trPr>
+          <w:cantSplit/>
+        </w:trPr>
+        <w:tc>
+          <w:tcPr>
+            <w:tcW w:type="dxa" w:w="3360"/>
+            <w:vAlign w:val="center"/>
+          </w:tcPr>
+          <w:p>
+            <w:pPr>
+              <w:keepLines/>
+              <w:spacing w:after="0"/>
+            </w:pPr>
+            <w:r>
+              <w:rPr>
+                <w:rFonts w:ascii="Arial" w:hAnsi="Arial" w:eastAsia="Arial" w:cs="Tahoma"/>
+                <w:sz w:val="18"/>
+              </w:rPr>
+            </w:r>
+            <w:r>
+              <w:rPr>
+                <w:rFonts w:ascii="Arial" w:hAnsi="Arial" w:eastAsia="Arial" w:cs="Tahoma"/>
+                <w:sz w:val="18"/>
+              </w:rPr>
+              <w:t>1</w:t>
+            </w:r>
+          </w:p>
+        </w:tc>
+        <w:tc>
+          <w:tcPr>
+            <w:tcW w:type="dxa" w:w="3360"/>
+            <w:vAlign w:val="center"/>
+          </w:tcPr>
+          <w:p>
+            <w:pPr>
+              <w:keepLines/>
+              <w:spacing w:after="0"/>
+            </w:pPr>
+            <w:r>
+              <w:rPr>
+                <w:rFonts w:ascii="Arial" w:hAnsi="Arial" w:eastAsia="Arial" w:cs="Tahoma"/>
+                <w:sz w:val="18"/>
+              </w:rPr>
+            </w:r>
+            <w:r>
+              <w:rPr>
+                <w:rFonts w:ascii="Courier New" w:hAnsi="Courier New" w:eastAsia="Courier New" w:cs="Tahoma"/>
+                <w:sz w:val="18"/>
+              </w:rPr>
+              <w:t>last_compensate_year DESC, last_compensate_month DESC</w:t>
+            </w:r>
+          </w:p>
+        </w:tc>
+        <w:tc>
+          <w:tcPr>
+            <w:tcW w:type="dxa" w:w="3360"/>
+            <w:vAlign w:val="center"/>
+          </w:tcPr>
+          <w:p>
+            <w:pPr>
+              <w:keepLines/>
+              <w:spacing w:after="0"/>
+            </w:pPr>
+            <w:r>
+              <w:rPr>
+                <w:rFonts w:ascii="Arial" w:hAnsi="Arial" w:eastAsia="Arial" w:cs="Tahoma"/>
+                <w:sz w:val="18"/>
+              </w:rPr>
+            </w:r>
+            <w:r>
+              <w:rPr>
+                <w:rFonts w:ascii="Arial" w:hAnsi="Arial" w:eastAsia="Arial" w:cs="Tahoma"/>
+                <w:b/>
+                <w:sz w:val="18"/>
+              </w:rPr>
+              <w:t>มติหลัก</w:t>
+            </w:r>
+            <w:r>
+              <w:rPr>
+                <w:rFonts w:ascii="Arial" w:hAnsi="Arial" w:eastAsia="Arial" w:cs="Tahoma"/>
+                <w:sz w:val="18"/>
+              </w:rPr>
+              <w:t xml:space="preserve"> — แถวที่ก้าวหน้ากว่าสะท้อนสถานะล่าสุดจริง · ตัดสินได้ 2 กลุ่ม</w:t>
+            </w:r>
+          </w:p>
+        </w:tc>
+      </w:tr>
+      <w:tr>
+        <w:trPr>
+          <w:cantSplit/>
+        </w:trPr>
+        <w:tc>
+          <w:tcPr>
+            <w:tcW w:type="dxa" w:w="3360"/>
+            <w:vAlign w:val="center"/>
+          </w:tcPr>
+          <w:p>
+            <w:pPr>
+              <w:keepLines/>
+              <w:spacing w:after="0"/>
+            </w:pPr>
+            <w:r>
+              <w:rPr>
+                <w:rFonts w:ascii="Arial" w:hAnsi="Arial" w:eastAsia="Arial" w:cs="Tahoma"/>
+                <w:sz w:val="18"/>
+              </w:rPr>
+            </w:r>
+            <w:r>
+              <w:rPr>
+                <w:rFonts w:ascii="Arial" w:hAnsi="Arial" w:eastAsia="Arial" w:cs="Tahoma"/>
+                <w:sz w:val="18"/>
+              </w:rPr>
+              <w:t>2</w:t>
+            </w:r>
+          </w:p>
+        </w:tc>
+        <w:tc>
+          <w:tcPr>
+            <w:tcW w:type="dxa" w:w="3360"/>
+            <w:vAlign w:val="center"/>
+          </w:tcPr>
+          <w:p>
+            <w:pPr>
+              <w:keepLines/>
+              <w:spacing w:after="0"/>
+            </w:pPr>
+            <w:r>
+              <w:rPr>
+                <w:rFonts w:ascii="Arial" w:hAnsi="Arial" w:eastAsia="Arial" w:cs="Tahoma"/>
+                <w:sz w:val="18"/>
+              </w:rPr>
+            </w:r>
+            <w:r>
+              <w:rPr>
+                <w:rFonts w:ascii="Courier New" w:hAnsi="Courier New" w:eastAsia="Courier New" w:cs="Tahoma"/>
+                <w:sz w:val="18"/>
+              </w:rPr>
+              <w:t>create_date ASC</w:t>
+            </w:r>
+          </w:p>
+        </w:tc>
+        <w:tc>
+          <w:tcPr>
+            <w:tcW w:type="dxa" w:w="3360"/>
+            <w:vAlign w:val="center"/>
+          </w:tcPr>
+          <w:p>
+            <w:pPr>
+              <w:keepLines/>
+              <w:spacing w:after="0"/>
+            </w:pPr>
+            <w:r>
+              <w:rPr>
+                <w:rFonts w:ascii="Arial" w:hAnsi="Arial" w:eastAsia="Arial" w:cs="Tahoma"/>
+                <w:sz w:val="18"/>
+              </w:rPr>
+            </w:r>
+            <w:r>
+              <w:rPr>
+                <w:rFonts w:ascii="Arial" w:hAnsi="Arial" w:eastAsia="Arial" w:cs="Tahoma"/>
+                <w:sz w:val="18"/>
+              </w:rPr>
+              <w:t xml:space="preserve">ข้อมูลจริงจับคู่กันเป็น </w:t>
+            </w:r>
+            <w:r>
+              <w:rPr>
+                <w:rFonts w:ascii="Courier New" w:hAnsi="Courier New" w:eastAsia="Courier New" w:cs="Tahoma"/>
+                <w:sz w:val="18"/>
+              </w:rPr>
+              <w:t>00:00:00</w:t>
+            </w:r>
+            <w:r>
+              <w:rPr>
+                <w:rFonts w:ascii="Arial" w:hAnsi="Arial" w:eastAsia="Arial" w:cs="Tahoma"/>
+                <w:sz w:val="18"/>
+              </w:rPr>
+              <w:t xml:space="preserve"> (แถว backfill ที่ใส่ด้วยมือ/สคริปต์) กับ </w:t>
+            </w:r>
+            <w:r>
+              <w:rPr>
+                <w:rFonts w:ascii="Courier New" w:hAnsi="Courier New" w:eastAsia="Courier New" w:cs="Tahoma"/>
+                <w:sz w:val="18"/>
+              </w:rPr>
+              <w:t>17:00:xx</w:t>
+            </w:r>
+            <w:r>
+              <w:rPr>
+                <w:rFonts w:ascii="Arial" w:hAnsi="Arial" w:eastAsia="Arial" w:cs="Tahoma"/>
+                <w:sz w:val="18"/>
+              </w:rPr>
+              <w:t xml:space="preserve"> (แถวที่ job สร้างตามตาราง) · ทั้ง 2 กลุ่มที่ชั้น 1 ตัดสินได้ </w:t>
+            </w:r>
+            <w:r>
+              <w:rPr>
+                <w:rFonts w:ascii="Arial" w:hAnsi="Arial" w:eastAsia="Arial" w:cs="Tahoma"/>
+                <w:b/>
+                <w:sz w:val="18"/>
+              </w:rPr>
+              <w:t>แถว backfill เป็นผู้ชนะ</w:t>
+            </w:r>
+            <w:r>
+              <w:rPr>
+                <w:rFonts w:ascii="Arial" w:hAnsi="Arial" w:eastAsia="Arial" w:cs="Tahoma"/>
+                <w:sz w:val="18"/>
+              </w:rPr>
+              <w:t xml:space="preserve"> การเรียง </w:t>
+            </w:r>
+            <w:r>
+              <w:rPr>
+                <w:rFonts w:ascii="Courier New" w:hAnsi="Courier New" w:eastAsia="Courier New" w:cs="Tahoma"/>
+                <w:sz w:val="18"/>
+              </w:rPr>
+              <w:t>ASC</w:t>
+            </w:r>
+            <w:r>
+              <w:rPr>
+                <w:rFonts w:ascii="Arial" w:hAnsi="Arial" w:eastAsia="Arial" w:cs="Tahoma"/>
+                <w:sz w:val="18"/>
+              </w:rPr>
+              <w:t xml:space="preserve"> จึงสอดคล้องกัน · ตัดสินอีก 7 กลุ่ม</w:t>
+            </w:r>
+          </w:p>
+        </w:tc>
+      </w:tr>
+      <w:tr>
+        <w:trPr>
+          <w:cantSplit/>
+        </w:trPr>
+        <w:tc>
+          <w:tcPr>
+            <w:tcW w:type="dxa" w:w="3360"/>
+            <w:vAlign w:val="center"/>
+          </w:tcPr>
+          <w:p>
+            <w:pPr>
+              <w:keepLines/>
+              <w:spacing w:after="0"/>
+            </w:pPr>
+            <w:r>
+              <w:rPr>
+                <w:rFonts w:ascii="Arial" w:hAnsi="Arial" w:eastAsia="Arial" w:cs="Tahoma"/>
+                <w:sz w:val="18"/>
+              </w:rPr>
+            </w:r>
+            <w:r>
+              <w:rPr>
+                <w:rFonts w:ascii="Arial" w:hAnsi="Arial" w:eastAsia="Arial" w:cs="Tahoma"/>
+                <w:sz w:val="18"/>
+              </w:rPr>
+              <w:t>3</w:t>
+            </w:r>
+          </w:p>
+        </w:tc>
+        <w:tc>
+          <w:tcPr>
+            <w:tcW w:type="dxa" w:w="3360"/>
+            <w:vAlign w:val="center"/>
+          </w:tcPr>
+          <w:p>
+            <w:pPr>
+              <w:keepLines/>
+              <w:spacing w:after="0"/>
+            </w:pPr>
+            <w:r>
+              <w:rPr>
+                <w:rFonts w:ascii="Arial" w:hAnsi="Arial" w:eastAsia="Arial" w:cs="Tahoma"/>
+                <w:sz w:val="18"/>
+              </w:rPr>
+            </w:r>
+            <w:r>
+              <w:rPr>
+                <w:rFonts w:ascii="Courier New" w:hAnsi="Courier New" w:eastAsia="Courier New" w:cs="Tahoma"/>
+                <w:sz w:val="18"/>
+              </w:rPr>
+              <w:t>impact_process_id ASC</w:t>
+            </w:r>
+          </w:p>
+        </w:tc>
+        <w:tc>
+          <w:tcPr>
+            <w:tcW w:type="dxa" w:w="3360"/>
+            <w:vAlign w:val="center"/>
+          </w:tcPr>
+          <w:p>
+            <w:pPr>
+              <w:keepLines/>
+              <w:spacing w:after="0"/>
+            </w:pPr>
+            <w:r>
+              <w:rPr>
+                <w:rFonts w:ascii="Arial" w:hAnsi="Arial" w:eastAsia="Arial" w:cs="Tahoma"/>
+                <w:sz w:val="18"/>
+              </w:rPr>
+            </w:r>
+            <w:r>
+              <w:rPr>
+                <w:rFonts w:ascii="Arial" w:hAnsi="Arial" w:eastAsia="Arial" w:cs="Tahoma"/>
+                <w:sz w:val="18"/>
+              </w:rPr>
+              <w:t>กันเสมอเด็ดขาด — ผลต้อง deterministic รันกี่ครั้งก็ได้แถวเดิม</w:t>
+            </w:r>
+          </w:p>
+        </w:tc>
+      </w:tr>
+    </w:tbl>
+    <w:p/>
+    <w:p>
+      <w:r>
+        <w:t xml:space="preserve">ยืนยันกับข้อมูลจริง: กติกา 3 ชั้นนี้ </w:t>
+      </w:r>
+      <w:r>
+        <w:rPr>
+          <w:b/>
+        </w:rPr>
+        <w:t>ตัดสินครบทั้ง 9 กลุ่ม (9/9)</w:t>
+      </w:r>
+      <w:r>
+        <w:t xml:space="preserve"> เหลือผู้ชนะกลุ่มละ 1 แถว และตัดทิ้ง </w:t>
+      </w:r>
+      <w:r>
+        <w:rPr>
+          <w:b/>
+        </w:rPr>
+        <w:t>9 แถว</w:t>
+      </w:r>
+      <w:r>
+        <w:t xml:space="preserve"> — ทำให้จำนวนแถวแม่ลงตัวที่ </w:t>
+      </w:r>
+      <w:r>
+        <w:rPr>
+          <w:b/>
+        </w:rPr>
+        <w:t>24,783</w:t>
+      </w:r>
+      <w:r>
+        <w:t xml:space="preserve"> พอดี (ก่อนหน้านี้ตารางอนุมาน </w:t>
+      </w:r>
+      <w:r>
+        <w:rPr>
+          <w:rFonts w:ascii="Courier New" w:hAnsi="Courier New" w:eastAsia="Courier New" w:cs="Tahoma"/>
+        </w:rPr>
+        <w:t>process_status</w:t>
+      </w:r>
+      <w:r>
+        <w:t xml:space="preserve"> ในข้อ 5.2.3 รวมได้ 24,792 เพราะ </w:t>
+      </w:r>
+      <w:r>
+        <w:rPr>
+          <w:rFonts w:ascii="Courier New" w:hAnsi="Courier New" w:eastAsia="Courier New" w:cs="Tahoma"/>
+        </w:rPr>
+        <w:t>LEFT JOIN</w:t>
+      </w:r>
+      <w:r>
+        <w:t xml:space="preserve"> คืนแถวเกิน 9)</w:t>
+      </w:r>
+    </w:p>
+    <w:p>
+      <w:r>
+        <w:rPr>
+          <w:b/>
+        </w:rPr>
+        <w:t>แถวลูกของแถวที่ถูกตัด — ลบทิ้งได้ ไม่ต้อง repoint</w:t>
+      </w:r>
+    </w:p>
+    <w:tbl>
+      <w:tblPr>
+        <w:tblStyle w:val="TableGrid"/>
+        <w:tblW w:type="auto" w:w="0"/>
+        <w:jc w:val="center"/>
+        <w:tblLook w:firstColumn="1" w:firstRow="1" w:lastColumn="0" w:lastRow="0" w:noHBand="0" w:noVBand="1" w:val="04A0"/>
+      </w:tblPr>
+      <w:tblGrid>
+        <w:gridCol w:w="5040"/>
+        <w:gridCol w:w="5040"/>
+      </w:tblGrid>
+      <w:tr>
+        <w:trPr>
+          <w:cantSplit/>
+        </w:trPr>
+        <w:tc>
+          <w:tcPr>
+            <w:tcW w:type="dxa" w:w="5040"/>
+            <w:vAlign w:val="center"/>
+            <w:shd w:fill="E8EEF5"/>
+          </w:tcPr>
+          <w:p>
+            <w:pPr>
+              <w:keepLines/>
+              <w:spacing w:after="0"/>
+            </w:pPr>
+            <w:r/>
+            <w:r>
+              <w:rPr>
+                <w:rFonts w:ascii="Arial" w:hAnsi="Arial" w:eastAsia="Arial" w:cs="Tahoma"/>
+                <w:b/>
+                <w:sz w:val="18"/>
+              </w:rPr>
+              <w:t>ตรวจ</w:t>
+            </w:r>
+          </w:p>
+        </w:tc>
+        <w:tc>
+          <w:tcPr>
+            <w:tcW w:type="dxa" w:w="5040"/>
+            <w:vAlign w:val="center"/>
+            <w:shd w:fill="E8EEF5"/>
+          </w:tcPr>
+          <w:p>
+            <w:pPr>
+              <w:keepLines/>
+              <w:spacing w:after="0"/>
+            </w:pPr>
+            <w:r/>
+            <w:r>
+              <w:rPr>
+                <w:rFonts w:ascii="Arial" w:hAnsi="Arial" w:eastAsia="Arial" w:cs="Tahoma"/>
+                <w:b/>
+                <w:sz w:val="18"/>
+              </w:rPr>
+              <w:t>ผล</w:t>
+            </w:r>
+          </w:p>
+        </w:tc>
+      </w:tr>
+      <w:tr>
+        <w:trPr>
+          <w:cantSplit/>
+        </w:trPr>
+        <w:tc>
+          <w:tcPr>
+            <w:tcW w:type="dxa" w:w="5040"/>
+            <w:vAlign w:val="center"/>
+          </w:tcPr>
+          <w:p>
+            <w:pPr>
+              <w:keepLines/>
+              <w:spacing w:after="0"/>
+            </w:pPr>
+            <w:r>
+              <w:rPr>
+                <w:rFonts w:ascii="Arial" w:hAnsi="Arial" w:eastAsia="Arial" w:cs="Tahoma"/>
+                <w:sz w:val="18"/>
+              </w:rPr>
+            </w:r>
+            <w:r>
+              <w:rPr>
+                <w:rFonts w:ascii="Arial" w:hAnsi="Arial" w:eastAsia="Arial" w:cs="Tahoma"/>
+                <w:sz w:val="18"/>
+              </w:rPr>
+              <w:t>แถวแม่ที่ถูกตัด</w:t>
+            </w:r>
+          </w:p>
+        </w:tc>
+        <w:tc>
+          <w:tcPr>
+            <w:tcW w:type="dxa" w:w="5040"/>
+            <w:vAlign w:val="center"/>
+          </w:tcPr>
+          <w:p>
+            <w:pPr>
+              <w:keepLines/>
+              <w:spacing w:after="0"/>
+            </w:pPr>
+            <w:r>
+              <w:rPr>
+                <w:rFonts w:ascii="Arial" w:hAnsi="Arial" w:eastAsia="Arial" w:cs="Tahoma"/>
+                <w:sz w:val="18"/>
+              </w:rPr>
+            </w:r>
+            <w:r>
+              <w:rPr>
+                <w:rFonts w:ascii="Arial" w:hAnsi="Arial" w:eastAsia="Arial" w:cs="Tahoma"/>
+                <w:sz w:val="18"/>
+              </w:rPr>
+              <w:t>9 แถว</w:t>
+            </w:r>
+          </w:p>
+        </w:tc>
+      </w:tr>
+      <w:tr>
+        <w:trPr>
+          <w:cantSplit/>
+        </w:trPr>
+        <w:tc>
+          <w:tcPr>
+            <w:tcW w:type="dxa" w:w="5040"/>
+            <w:vAlign w:val="center"/>
+          </w:tcPr>
+          <w:p>
+            <w:pPr>
+              <w:keepLines/>
+              <w:spacing w:after="0"/>
+            </w:pPr>
+            <w:r>
+              <w:rPr>
+                <w:rFonts w:ascii="Arial" w:hAnsi="Arial" w:eastAsia="Arial" w:cs="Tahoma"/>
+                <w:sz w:val="18"/>
+              </w:rPr>
+            </w:r>
+            <w:r>
+              <w:rPr>
+                <w:rFonts w:ascii="Arial" w:hAnsi="Arial" w:eastAsia="Arial" w:cs="Tahoma"/>
+                <w:sz w:val="18"/>
+              </w:rPr>
+              <w:t xml:space="preserve">แถวลูกใน </w:t>
+            </w:r>
+            <w:r>
+              <w:rPr>
+                <w:rFonts w:ascii="Courier New" w:hAnsi="Courier New" w:eastAsia="Courier New" w:cs="Tahoma"/>
+                <w:sz w:val="18"/>
+              </w:rPr>
+              <w:t>FGI_IMPACT_STORE_COMPENSATE</w:t>
+            </w:r>
+            <w:r>
+              <w:rPr>
+                <w:rFonts w:ascii="Arial" w:hAnsi="Arial" w:eastAsia="Arial" w:cs="Tahoma"/>
+                <w:sz w:val="18"/>
+              </w:rPr>
+              <w:t xml:space="preserve"> ของแถวที่ถูกตัด</w:t>
+            </w:r>
+          </w:p>
+        </w:tc>
+        <w:tc>
+          <w:tcPr>
+            <w:tcW w:type="dxa" w:w="5040"/>
+            <w:vAlign w:val="center"/>
+          </w:tcPr>
+          <w:p>
+            <w:pPr>
+              <w:keepLines/>
+              <w:spacing w:after="0"/>
+            </w:pPr>
+            <w:r>
+              <w:rPr>
+                <w:rFonts w:ascii="Arial" w:hAnsi="Arial" w:eastAsia="Arial" w:cs="Tahoma"/>
+                <w:sz w:val="18"/>
+              </w:rPr>
+            </w:r>
+            <w:r>
+              <w:rPr>
+                <w:rFonts w:ascii="Arial" w:hAnsi="Arial" w:eastAsia="Arial" w:cs="Tahoma"/>
+                <w:sz w:val="18"/>
+              </w:rPr>
+              <w:t>20 แถว</w:t>
+            </w:r>
+          </w:p>
+        </w:tc>
+      </w:tr>
+      <w:tr>
+        <w:trPr>
+          <w:cantSplit/>
+        </w:trPr>
+        <w:tc>
+          <w:tcPr>
+            <w:tcW w:type="dxa" w:w="5040"/>
+            <w:vAlign w:val="center"/>
+          </w:tcPr>
+          <w:p>
+            <w:pPr>
+              <w:keepLines/>
+              <w:spacing w:after="0"/>
+            </w:pPr>
+            <w:r>
+              <w:rPr>
+                <w:rFonts w:ascii="Arial" w:hAnsi="Arial" w:eastAsia="Arial" w:cs="Tahoma"/>
+                <w:sz w:val="18"/>
+              </w:rPr>
+            </w:r>
+            <w:r>
+              <w:rPr>
+                <w:rFonts w:ascii="Arial" w:hAnsi="Arial" w:eastAsia="Arial" w:cs="Tahoma"/>
+                <w:sz w:val="18"/>
+              </w:rPr>
+              <w:t>แถวลูกของแถวที่เก็บไว้ (เฉพาะกลุ่มที่ซ้ำ)</w:t>
+            </w:r>
+          </w:p>
+        </w:tc>
+        <w:tc>
+          <w:tcPr>
+            <w:tcW w:type="dxa" w:w="5040"/>
+            <w:vAlign w:val="center"/>
+          </w:tcPr>
+          <w:p>
+            <w:pPr>
+              <w:keepLines/>
+              <w:spacing w:after="0"/>
+            </w:pPr>
+            <w:r>
+              <w:rPr>
+                <w:rFonts w:ascii="Arial" w:hAnsi="Arial" w:eastAsia="Arial" w:cs="Tahoma"/>
+                <w:sz w:val="18"/>
+              </w:rPr>
+            </w:r>
+            <w:r>
+              <w:rPr>
+                <w:rFonts w:ascii="Arial" w:hAnsi="Arial" w:eastAsia="Arial" w:cs="Tahoma"/>
+                <w:sz w:val="18"/>
+              </w:rPr>
+              <w:t>20 แถว</w:t>
+            </w:r>
+          </w:p>
+        </w:tc>
+      </w:tr>
+      <w:tr>
+        <w:trPr>
+          <w:cantSplit/>
+        </w:trPr>
+        <w:tc>
+          <w:tcPr>
+            <w:tcW w:type="dxa" w:w="5040"/>
+            <w:vAlign w:val="center"/>
+          </w:tcPr>
+          <w:p>
+            <w:pPr>
+              <w:keepLines/>
+              <w:spacing w:after="0"/>
+            </w:pPr>
+            <w:r>
+              <w:rPr>
+                <w:rFonts w:ascii="Arial" w:hAnsi="Arial" w:eastAsia="Arial" w:cs="Tahoma"/>
+                <w:sz w:val="18"/>
+              </w:rPr>
+            </w:r>
+            <w:r>
+              <w:rPr>
+                <w:rFonts w:ascii="Arial" w:hAnsi="Arial" w:eastAsia="Arial" w:cs="Tahoma"/>
+                <w:sz w:val="18"/>
+              </w:rPr>
+              <w:t>ลูกของแถวที่ถูกตัด ที่</w:t>
+            </w:r>
+            <w:r>
+              <w:rPr>
+                <w:rFonts w:ascii="Arial" w:hAnsi="Arial" w:eastAsia="Arial" w:cs="Tahoma"/>
+                <w:b/>
+                <w:sz w:val="18"/>
+              </w:rPr>
+              <w:t>ไม่มี</w:t>
+            </w:r>
+            <w:r>
+              <w:rPr>
+                <w:rFonts w:ascii="Arial" w:hAnsi="Arial" w:eastAsia="Arial" w:cs="Tahoma"/>
+                <w:sz w:val="18"/>
+              </w:rPr>
+              <w:t>คู่งวดเดียวกันฝั่งผู้ชนะ</w:t>
+            </w:r>
+          </w:p>
+        </w:tc>
+        <w:tc>
+          <w:tcPr>
+            <w:tcW w:type="dxa" w:w="5040"/>
+            <w:vAlign w:val="center"/>
+          </w:tcPr>
+          <w:p>
+            <w:pPr>
+              <w:keepLines/>
+              <w:spacing w:after="0"/>
+            </w:pPr>
+            <w:r>
+              <w:rPr>
+                <w:rFonts w:ascii="Arial" w:hAnsi="Arial" w:eastAsia="Arial" w:cs="Tahoma"/>
+                <w:sz w:val="18"/>
+              </w:rPr>
+            </w:r>
+            <w:r>
+              <w:rPr>
+                <w:rFonts w:ascii="Arial" w:hAnsi="Arial" w:eastAsia="Arial" w:cs="Tahoma"/>
+                <w:b/>
+                <w:sz w:val="18"/>
+              </w:rPr>
+              <w:t>0 แถว</w:t>
+            </w:r>
+          </w:p>
+        </w:tc>
+      </w:tr>
+      <w:tr>
+        <w:trPr>
+          <w:cantSplit/>
+        </w:trPr>
+        <w:tc>
+          <w:tcPr>
+            <w:tcW w:type="dxa" w:w="5040"/>
+            <w:vAlign w:val="center"/>
+          </w:tcPr>
+          <w:p>
+            <w:pPr>
+              <w:keepLines/>
+              <w:spacing w:after="0"/>
+            </w:pPr>
+            <w:r>
+              <w:rPr>
+                <w:rFonts w:ascii="Arial" w:hAnsi="Arial" w:eastAsia="Arial" w:cs="Tahoma"/>
+                <w:sz w:val="18"/>
+              </w:rPr>
+            </w:r>
+            <w:r>
+              <w:rPr>
+                <w:rFonts w:ascii="Arial" w:hAnsi="Arial" w:eastAsia="Arial" w:cs="Tahoma"/>
+                <w:sz w:val="18"/>
+              </w:rPr>
+              <w:t xml:space="preserve">คู่ที่ชนกัน 20 คู่ · </w:t>
+            </w:r>
+            <w:r>
+              <w:rPr>
+                <w:rFonts w:ascii="Courier New" w:hAnsi="Courier New" w:eastAsia="Courier New" w:cs="Tahoma"/>
+                <w:sz w:val="18"/>
+              </w:rPr>
+              <w:t>compensate_status</w:t>
+            </w:r>
+            <w:r>
+              <w:rPr>
+                <w:rFonts w:ascii="Arial" w:hAnsi="Arial" w:eastAsia="Arial" w:cs="Tahoma"/>
+                <w:sz w:val="18"/>
+              </w:rPr>
+              <w:t xml:space="preserve"> ตรงกัน</w:t>
+            </w:r>
+          </w:p>
+        </w:tc>
+        <w:tc>
+          <w:tcPr>
+            <w:tcW w:type="dxa" w:w="5040"/>
+            <w:vAlign w:val="center"/>
+          </w:tcPr>
+          <w:p>
+            <w:pPr>
+              <w:keepLines/>
+              <w:spacing w:after="0"/>
+            </w:pPr>
+            <w:r>
+              <w:rPr>
+                <w:rFonts w:ascii="Arial" w:hAnsi="Arial" w:eastAsia="Arial" w:cs="Tahoma"/>
+                <w:sz w:val="18"/>
+              </w:rPr>
+            </w:r>
+            <w:r>
+              <w:rPr>
+                <w:rFonts w:ascii="Arial" w:hAnsi="Arial" w:eastAsia="Arial" w:cs="Tahoma"/>
+                <w:b/>
+                <w:sz w:val="18"/>
+              </w:rPr>
+              <w:t>20 จาก 20 คู่</w:t>
+            </w:r>
+          </w:p>
+        </w:tc>
+      </w:tr>
+    </w:tbl>
+    <w:p/>
+    <w:p>
+      <w:r>
+        <w:t xml:space="preserve">→ ลูกของแถวที่ถูกตัดเป็น </w:t>
+      </w:r>
+      <w:r>
+        <w:rPr>
+          <w:b/>
+        </w:rPr>
+        <w:t>สำเนาซ้ำของลูกฝั่งผู้ชนะทั้งหมด</w:t>
+      </w:r>
+      <w:r>
+        <w:t xml:space="preserve"> (งวดตรงกัน สถานะตรงกัน) จึง </w:t>
+      </w:r>
+      <w:r>
+        <w:rPr>
+          <w:b/>
+        </w:rPr>
+        <w:t>ลบทิ้งพร้อมแถวแม่ได้เลย ไม่เสียข้อมูล และไม่ต้องย้าย FK</w:t>
+      </w:r>
+    </w:p>
+    <w:p>
+      <w:r>
+        <w:t xml:space="preserve">⚠️ </w:t>
+      </w:r>
+      <w:r>
+        <w:rPr>
+          <w:b/>
+        </w:rPr>
+        <w:t>ผลข้างเคียงที่ต้องยอมรับ:</w:t>
+      </w:r>
+      <w:r>
+        <w:t xml:space="preserve"> </w:t>
+      </w:r>
+      <w:r>
+        <w:rPr>
+          <w:rFonts w:ascii="Courier New" w:hAnsi="Courier New" w:eastAsia="Courier New" w:cs="Tahoma"/>
+        </w:rPr>
+        <w:t>last_compensate_seq_no</w:t>
+      </w:r>
+      <w:r>
+        <w:t xml:space="preserve"> ของแถวที่เก็บไว้จะกระโดด (เช่น กลุ่ม </w:t>
+      </w:r>
+      <w:r>
+        <w:rPr>
+          <w:rFonts w:ascii="Courier New" w:hAnsi="Courier New" w:eastAsia="Courier New" w:cs="Tahoma"/>
+        </w:rPr>
+        <w:t>02985</w:t>
+      </w:r>
+      <w:r>
+        <w:t xml:space="preserve"> งวด 2024-03 เก็บแถว </w:t>
+      </w:r>
+      <w:r>
+        <w:rPr>
+          <w:rFonts w:ascii="Courier New" w:hAnsi="Courier New" w:eastAsia="Courier New" w:cs="Tahoma"/>
+        </w:rPr>
+        <w:t>seq_no = 13</w:t>
+      </w:r>
+      <w:r>
+        <w:t xml:space="preserve"> แล้วทิ้งแถว </w:t>
+      </w:r>
+      <w:r>
+        <w:rPr>
+          <w:rFonts w:ascii="Courier New" w:hAnsi="Courier New" w:eastAsia="Courier New" w:cs="Tahoma"/>
+        </w:rPr>
+        <w:t>seq_no = 4</w:t>
+      </w:r>
+      <w:r>
+        <w:t xml:space="preserve">) เลขลำดับในระบบใหม่จึงไม่ต่อเนื่อง — </w:t>
+      </w:r>
+      <w:r>
+        <w:rPr>
+          <w:b/>
+        </w:rPr>
+        <w:t>ห้าม renumber</w:t>
+      </w:r>
+      <w:r>
+        <w:t xml:space="preserve"> เพราะจะทำให้อ้างอิงย้อนหลังกับระบบเดิมไม่ตรง</w:t>
+      </w:r>
+    </w:p>
     <w:p>
       <w:pPr>
         <w:pStyle w:val="Heading2"/>

--- a/LLDD/word/BE/LLDD-BE-Data-Migration-Cutover.docx
+++ b/LLDD/word/BE/LLDD-BE-Data-Migration-Cutover.docx
@@ -5412,7 +5412,7 @@
                 <w:rFonts w:ascii="Arial" w:hAnsi="Arial" w:eastAsia="Arial" w:cs="Tahoma"/>
                 <w:sz w:val="18"/>
               </w:rPr>
-              <w:t xml:space="preserve"> 26 จุด ถ้าข้อมูลเดิมมีค่านอกโดเมนแม้แถวเดียว INSERT จะถูกปฏิเสธ</w:t>
+              <w:t xml:space="preserve"> 27 จุด ถ้าข้อมูลเดิมมีค่านอกโดเมนแม้แถวเดียว INSERT จะถูกปฏิเสธ</w:t>
             </w:r>
           </w:p>
         </w:tc>

--- a/LLDD/word/BE/LLDD-BE-Data-Migration-Cutover.docx
+++ b/LLDD/word/BE/LLDD-BE-Data-Migration-Cutover.docx
@@ -15270,7 +15270,7 @@
         <w:t>เอกสารฉบับนี้ไม่มี endpoint ของตัวเอง</w:t>
       </w:r>
       <w:r>
-        <w:t xml:space="preserve"> — เป็นสัญญา/งานภายในที่เอกสารอื่นเรียกใช้ (ดูขอบเขตใน 5.90 Endpoint Implementation Contract) · รายการ endpoint ทั้ง 29 เส้นของ SGI อยู่ที่ </w:t>
+        <w:t xml:space="preserve"> — เป็นสัญญา/งานภายในที่เอกสารอื่นเรียกใช้ (ดูขอบเขตใน 5.90 Endpoint Implementation Contract) · รายการ endpoint ทั้ง 30 เส้นของ SGI อยู่ที่ </w:t>
       </w:r>
       <w:r>
         <w:rPr>
